--- a/docs/week-5/cen429-week-5-ders-notu.tr.docx
+++ b/docs/week-5/cen429-week-5-ders-notu.tr.docx
@@ -1327,6 +1327,301 @@
       </w:r>
       <w:r>
         <w:t xml:space="preserve">ortadan kalkar:</w:t>
+      </w:r>
+    </w:p>
+    <w:p>
+      <w:pPr>
+        <w:pStyle w:val="BlockText"/>
+      </w:pPr>
+      <w:r>
+        <w:rPr>
+          <w:b/>
+          <w:bCs/>
+        </w:rPr>
+        <w:t xml:space="preserve">Kısa tarihçe: yönetilen diller ve kalan açıklar</w:t>
+      </w:r>
+    </w:p>
+    <w:p>
+      <w:pPr>
+        <w:pStyle w:val="Compact"/>
+        <w:numPr>
+          <w:ilvl w:val="0"/>
+          <w:numId w:val="1002"/>
+        </w:numPr>
+      </w:pPr>
+      <w:r>
+        <w:rPr>
+          <w:b/>
+          <w:bCs/>
+        </w:rPr>
+        <w:t xml:space="preserve">1995</w:t>
+      </w:r>
+      <w:r>
+        <w:t xml:space="preserve"> </w:t>
+      </w:r>
+      <w:r>
+        <w:t xml:space="preserve">—</w:t>
+      </w:r>
+      <w:r>
+        <w:t xml:space="preserve"> </w:t>
+      </w:r>
+      <w:r>
+        <w:rPr>
+          <w:b/>
+          <w:bCs/>
+        </w:rPr>
+        <w:t xml:space="preserve">Java</w:t>
+      </w:r>
+      <w:r>
+        <w:t xml:space="preserve"> </w:t>
+      </w:r>
+      <w:r>
+        <w:t xml:space="preserve">ve JVM: çöp toplayıcı ve sınır denetimi</w:t>
+      </w:r>
+      <w:r>
+        <w:t xml:space="preserve"> </w:t>
+      </w:r>
+      <w:r>
+        <w:rPr>
+          <w:b/>
+          <w:bCs/>
+        </w:rPr>
+        <w:t xml:space="preserve">bellek hatalarının</w:t>
+      </w:r>
+      <w:r>
+        <w:t xml:space="preserve"> </w:t>
+      </w:r>
+      <w:r>
+        <w:t xml:space="preserve">çoğunu dil düzeyinde kaldırır.</w:t>
+      </w:r>
+    </w:p>
+    <w:p>
+      <w:pPr>
+        <w:pStyle w:val="Compact"/>
+        <w:numPr>
+          <w:ilvl w:val="0"/>
+          <w:numId w:val="1002"/>
+        </w:numPr>
+      </w:pPr>
+      <w:r>
+        <w:rPr>
+          <w:b/>
+          <w:bCs/>
+        </w:rPr>
+        <w:t xml:space="preserve">1998</w:t>
+      </w:r>
+      <w:r>
+        <w:t xml:space="preserve"> </w:t>
+      </w:r>
+      <w:r>
+        <w:t xml:space="preserve">— SQL enjeksiyonu ilk kez belgelenir (Rain Forest Puppy);</w:t>
+      </w:r>
+      <w:r>
+        <w:t xml:space="preserve"> </w:t>
+      </w:r>
+      <w:r>
+        <w:rPr>
+          <w:b/>
+          <w:bCs/>
+        </w:rPr>
+        <w:t xml:space="preserve">2003</w:t>
+      </w:r>
+      <w:r>
+        <w:t xml:space="preserve"> </w:t>
+      </w:r>
+      <w:r>
+        <w:rPr>
+          <w:b/>
+          <w:bCs/>
+        </w:rPr>
+        <w:t xml:space="preserve">OWASP Top 10</w:t>
+      </w:r>
+      <w:r>
+        <w:t xml:space="preserve"> </w:t>
+      </w:r>
+      <w:r>
+        <w:t xml:space="preserve">yayımlanır — bellek değil</w:t>
+      </w:r>
+      <w:r>
+        <w:t xml:space="preserve"> </w:t>
+      </w:r>
+      <w:r>
+        <w:rPr>
+          <w:b/>
+          <w:bCs/>
+        </w:rPr>
+        <w:t xml:space="preserve">mantık/enjeksiyon</w:t>
+      </w:r>
+      <w:r>
+        <w:t xml:space="preserve"> </w:t>
+      </w:r>
+      <w:r>
+        <w:t xml:space="preserve">hataları öne çıkar.</w:t>
+      </w:r>
+    </w:p>
+    <w:p>
+      <w:pPr>
+        <w:pStyle w:val="Compact"/>
+        <w:numPr>
+          <w:ilvl w:val="0"/>
+          <w:numId w:val="1002"/>
+        </w:numPr>
+      </w:pPr>
+      <w:r>
+        <w:rPr>
+          <w:b/>
+          <w:bCs/>
+        </w:rPr>
+        <w:t xml:space="preserve">2002</w:t>
+      </w:r>
+      <w:r>
+        <w:t xml:space="preserve"> </w:t>
+      </w:r>
+      <w:r>
+        <w:t xml:space="preserve">—</w:t>
+      </w:r>
+      <w:r>
+        <w:t xml:space="preserve"> </w:t>
+      </w:r>
+      <w:r>
+        <w:rPr>
+          <w:b/>
+          <w:bCs/>
+        </w:rPr>
+        <w:t xml:space="preserve">ProGuard</w:t>
+      </w:r>
+      <w:r>
+        <w:t xml:space="preserve"> </w:t>
+      </w:r>
+      <w:r>
+        <w:t xml:space="preserve">(Java küçültme/gizleme), sonra</w:t>
+      </w:r>
+      <w:r>
+        <w:t xml:space="preserve"> </w:t>
+      </w:r>
+      <w:r>
+        <w:rPr>
+          <w:b/>
+          <w:bCs/>
+        </w:rPr>
+        <w:t xml:space="preserve">R8</w:t>
+      </w:r>
+      <w:r>
+        <w:t xml:space="preserve">: bayt kodun kolay geri çevrilmesine yanıt.</w:t>
+      </w:r>
+    </w:p>
+    <w:p>
+      <w:pPr>
+        <w:pStyle w:val="Compact"/>
+        <w:numPr>
+          <w:ilvl w:val="0"/>
+          <w:numId w:val="1002"/>
+        </w:numPr>
+      </w:pPr>
+      <w:r>
+        <w:rPr>
+          <w:b/>
+          <w:bCs/>
+        </w:rPr>
+        <w:t xml:space="preserve">2015</w:t>
+      </w:r>
+      <w:r>
+        <w:t xml:space="preserve"> </w:t>
+      </w:r>
+      <w:r>
+        <w:t xml:space="preserve">— Java</w:t>
+      </w:r>
+      <w:r>
+        <w:t xml:space="preserve"> </w:t>
+      </w:r>
+      <w:r>
+        <w:rPr>
+          <w:b/>
+          <w:bCs/>
+        </w:rPr>
+        <w:t xml:space="preserve">deserialization</w:t>
+      </w:r>
+      <w:r>
+        <w:t xml:space="preserve"> </w:t>
+      </w:r>
+      <w:r>
+        <w:t xml:space="preserve">saldırıları;</w:t>
+      </w:r>
+      <w:r>
+        <w:t xml:space="preserve"> </w:t>
+      </w:r>
+      <w:r>
+        <w:rPr>
+          <w:b/>
+          <w:bCs/>
+        </w:rPr>
+        <w:t xml:space="preserve">2020–21</w:t>
+      </w:r>
+      <w:r>
+        <w:t xml:space="preserve"> </w:t>
+      </w:r>
+      <w:r>
+        <w:rPr>
+          <w:b/>
+          <w:bCs/>
+        </w:rPr>
+        <w:t xml:space="preserve">SolarWinds</w:t>
+      </w:r>
+      <w:r>
+        <w:t xml:space="preserve"> </w:t>
+      </w:r>
+      <w:r>
+        <w:t xml:space="preserve">ve</w:t>
+      </w:r>
+      <w:r>
+        <w:t xml:space="preserve"> </w:t>
+      </w:r>
+      <w:r>
+        <w:rPr>
+          <w:b/>
+          <w:bCs/>
+        </w:rPr>
+        <w:t xml:space="preserve">Log4Shell</w:t>
+      </w:r>
+      <w:r>
+        <w:t xml:space="preserve"> </w:t>
+      </w:r>
+      <w:r>
+        <w:t xml:space="preserve">tedarik zinciri/</w:t>
+      </w:r>
+      <w:r>
+        <w:rPr>
+          <w:b/>
+          <w:bCs/>
+        </w:rPr>
+        <w:t xml:space="preserve">SBOM</w:t>
+      </w:r>
+      <w:r>
+        <w:t xml:space="preserve"> </w:t>
+      </w:r>
+      <w:r>
+        <w:t xml:space="preserve">çağını başlatır.</w:t>
+      </w:r>
+    </w:p>
+    <w:p>
+      <w:pPr>
+        <w:pStyle w:val="BlockText"/>
+      </w:pPr>
+      <w:r>
+        <w:t xml:space="preserve">Ana fikir: dil bellek hatasını çözer,</w:t>
+      </w:r>
+      <w:r>
+        <w:t xml:space="preserve"> </w:t>
+      </w:r>
+      <w:r>
+        <w:rPr>
+          <w:b/>
+          <w:bCs/>
+        </w:rPr>
+        <w:t xml:space="preserve">enjeksiyonu ve bağımlılık riskini çözmez</w:t>
+      </w:r>
+      <w:r>
+        <w:t xml:space="preserve">.</w:t>
       </w:r>
     </w:p>
     <w:tbl>
@@ -4298,7 +4593,7 @@
         <w:pStyle w:val="Compact"/>
         <w:numPr>
           <w:ilvl w:val="0"/>
-          <w:numId w:val="1002"/>
+          <w:numId w:val="1003"/>
         </w:numPr>
       </w:pPr>
       <w:r>
@@ -4341,7 +4636,7 @@
         <w:pStyle w:val="Compact"/>
         <w:numPr>
           <w:ilvl w:val="0"/>
-          <w:numId w:val="1002"/>
+          <w:numId w:val="1003"/>
         </w:numPr>
       </w:pPr>
       <w:r>
@@ -4369,7 +4664,7 @@
         <w:pStyle w:val="Compact"/>
         <w:numPr>
           <w:ilvl w:val="0"/>
-          <w:numId w:val="1002"/>
+          <w:numId w:val="1003"/>
         </w:numPr>
       </w:pPr>
       <w:r>
@@ -5793,7 +6088,7 @@
         <w:pStyle w:val="Compact"/>
         <w:numPr>
           <w:ilvl w:val="0"/>
-          <w:numId w:val="1003"/>
+          <w:numId w:val="1004"/>
         </w:numPr>
       </w:pPr>
       <w:r>
@@ -5854,7 +6149,7 @@
         <w:pStyle w:val="Compact"/>
         <w:numPr>
           <w:ilvl w:val="0"/>
-          <w:numId w:val="1003"/>
+          <w:numId w:val="1004"/>
         </w:numPr>
       </w:pPr>
       <w:r>
@@ -5876,7 +6171,7 @@
         <w:pStyle w:val="Compact"/>
         <w:numPr>
           <w:ilvl w:val="0"/>
-          <w:numId w:val="1003"/>
+          <w:numId w:val="1004"/>
         </w:numPr>
       </w:pPr>
       <w:r>
@@ -5898,7 +6193,7 @@
         <w:pStyle w:val="Compact"/>
         <w:numPr>
           <w:ilvl w:val="0"/>
-          <w:numId w:val="1003"/>
+          <w:numId w:val="1004"/>
         </w:numPr>
       </w:pPr>
       <w:r>
@@ -10793,7 +11088,7 @@
         <w:pStyle w:val="Compact"/>
         <w:numPr>
           <w:ilvl w:val="0"/>
-          <w:numId w:val="1004"/>
+          <w:numId w:val="1005"/>
         </w:numPr>
       </w:pPr>
       <w:r>
@@ -10854,7 +11149,7 @@
         <w:pStyle w:val="Compact"/>
         <w:numPr>
           <w:ilvl w:val="0"/>
-          <w:numId w:val="1004"/>
+          <w:numId w:val="1005"/>
         </w:numPr>
       </w:pPr>
       <w:r>
@@ -10894,7 +11189,7 @@
         <w:pStyle w:val="Compact"/>
         <w:numPr>
           <w:ilvl w:val="0"/>
-          <w:numId w:val="1004"/>
+          <w:numId w:val="1005"/>
         </w:numPr>
       </w:pPr>
       <w:r>
@@ -10906,7 +11201,7 @@
         <w:pStyle w:val="Compact"/>
         <w:numPr>
           <w:ilvl w:val="0"/>
-          <w:numId w:val="1004"/>
+          <w:numId w:val="1005"/>
         </w:numPr>
       </w:pPr>
       <w:r>
@@ -12504,7 +12799,7 @@
         <w:pStyle w:val="Compact"/>
         <w:numPr>
           <w:ilvl w:val="0"/>
-          <w:numId w:val="1005"/>
+          <w:numId w:val="1006"/>
         </w:numPr>
       </w:pPr>
       <w:r>
@@ -12528,7 +12823,7 @@
         <w:pStyle w:val="Compact"/>
         <w:numPr>
           <w:ilvl w:val="0"/>
-          <w:numId w:val="1005"/>
+          <w:numId w:val="1006"/>
         </w:numPr>
       </w:pPr>
       <w:r>
@@ -12540,7 +12835,7 @@
         <w:pStyle w:val="Compact"/>
         <w:numPr>
           <w:ilvl w:val="0"/>
-          <w:numId w:val="1005"/>
+          <w:numId w:val="1006"/>
         </w:numPr>
       </w:pPr>
       <w:r>
@@ -12567,7 +12862,7 @@
         <w:pStyle w:val="Compact"/>
         <w:numPr>
           <w:ilvl w:val="0"/>
-          <w:numId w:val="1005"/>
+          <w:numId w:val="1006"/>
         </w:numPr>
       </w:pPr>
       <w:r>
@@ -12579,7 +12874,7 @@
         <w:pStyle w:val="Compact"/>
         <w:numPr>
           <w:ilvl w:val="0"/>
-          <w:numId w:val="1005"/>
+          <w:numId w:val="1006"/>
         </w:numPr>
       </w:pPr>
       <w:r>
@@ -13576,7 +13871,7 @@
         <w:pStyle w:val="Compact"/>
         <w:numPr>
           <w:ilvl w:val="0"/>
-          <w:numId w:val="1006"/>
+          <w:numId w:val="1007"/>
         </w:numPr>
       </w:pPr>
       <w:r>
@@ -13637,7 +13932,7 @@
         <w:pStyle w:val="Compact"/>
         <w:numPr>
           <w:ilvl w:val="0"/>
-          <w:numId w:val="1006"/>
+          <w:numId w:val="1007"/>
         </w:numPr>
       </w:pPr>
       <w:r>
@@ -13677,7 +13972,7 @@
         <w:pStyle w:val="Compact"/>
         <w:numPr>
           <w:ilvl w:val="0"/>
-          <w:numId w:val="1006"/>
+          <w:numId w:val="1007"/>
         </w:numPr>
       </w:pPr>
       <w:r>
@@ -16867,73 +17162,6 @@
         <w:pStyle w:val="Compact"/>
         <w:numPr>
           <w:ilvl w:val="0"/>
-          <w:numId w:val="1007"/>
-        </w:numPr>
-      </w:pPr>
-      <w:r>
-        <w:rPr>
-          <w:b/>
-          <w:bCs/>
-        </w:rPr>
-        <w:t xml:space="preserve">Sürümleri sabitle:</w:t>
-      </w:r>
-      <w:r>
-        <w:t xml:space="preserve"> </w:t>
-      </w:r>
-      <w:r>
-        <w:t xml:space="preserve">kilit dosyası (</w:t>
-      </w:r>
-      <w:r>
-        <w:rPr>
-          <w:rStyle w:val="VerbatimChar"/>
-        </w:rPr>
-        <w:t xml:space="preserve">package-lock.json</w:t>
-      </w:r>
-      <w:r>
-        <w:t xml:space="preserve">,</w:t>
-      </w:r>
-      <w:r>
-        <w:t xml:space="preserve"> </w:t>
-      </w:r>
-      <w:r>
-        <w:rPr>
-          <w:rStyle w:val="VerbatimChar"/>
-        </w:rPr>
-        <w:t xml:space="preserve">gradle.lockfile</w:t>
-      </w:r>
-      <w:r>
-        <w:t xml:space="preserve">,</w:t>
-      </w:r>
-      <w:r>
-        <w:t xml:space="preserve"> </w:t>
-      </w:r>
-      <w:r>
-        <w:rPr>
-          <w:rStyle w:val="VerbatimChar"/>
-        </w:rPr>
-        <w:t xml:space="preserve">poetry.lock</w:t>
-      </w:r>
-      <w:r>
-        <w:t xml:space="preserve">) depoda olsun;</w:t>
-      </w:r>
-      <w:r>
-        <w:t xml:space="preserve"> </w:t>
-      </w:r>
-      <w:r>
-        <w:t xml:space="preserve">“en son sürüm”</w:t>
-      </w:r>
-      <w:r>
-        <w:t xml:space="preserve"> </w:t>
-      </w:r>
-      <w:r>
-        <w:t xml:space="preserve">gibi kayan sürümler kullanılmasın.</w:t>
-      </w:r>
-    </w:p>
-    <w:p>
-      <w:pPr>
-        <w:pStyle w:val="Compact"/>
-        <w:numPr>
-          <w:ilvl w:val="0"/>
           <w:numId w:val="1008"/>
         </w:numPr>
       </w:pPr>
@@ -16942,31 +17170,58 @@
           <w:b/>
           <w:bCs/>
         </w:rPr>
-        <w:t xml:space="preserve">Özetleri doğrula:</w:t>
-      </w:r>
-      <w:r>
-        <w:t xml:space="preserve"> </w:t>
-      </w:r>
-      <w:r>
-        <w:t xml:space="preserve">Maven/Gradle bağımlılık doğrulama,</w:t>
-      </w:r>
-      <w:r>
-        <w:t xml:space="preserve"> </w:t>
+        <w:t xml:space="preserve">Sürümleri sabitle:</w:t>
+      </w:r>
+      <w:r>
+        <w:t xml:space="preserve"> </w:t>
+      </w:r>
+      <w:r>
+        <w:t xml:space="preserve">kilit dosyası (</w:t>
       </w:r>
       <w:r>
         <w:rPr>
           <w:rStyle w:val="VerbatimChar"/>
         </w:rPr>
-        <w:t xml:space="preserve">pip --require-hashes</w:t>
-      </w:r>
-      <w:r>
-        <w:t xml:space="preserve">; indirilen dosya beklenen dosya</w:t>
-      </w:r>
-      <w:r>
-        <w:t xml:space="preserve"> </w:t>
-      </w:r>
-      <w:r>
-        <w:t xml:space="preserve">mı?</w:t>
+        <w:t xml:space="preserve">package-lock.json</w:t>
+      </w:r>
+      <w:r>
+        <w:t xml:space="preserve">,</w:t>
+      </w:r>
+      <w:r>
+        <w:t xml:space="preserve"> </w:t>
+      </w:r>
+      <w:r>
+        <w:rPr>
+          <w:rStyle w:val="VerbatimChar"/>
+        </w:rPr>
+        <w:t xml:space="preserve">gradle.lockfile</w:t>
+      </w:r>
+      <w:r>
+        <w:t xml:space="preserve">,</w:t>
+      </w:r>
+      <w:r>
+        <w:t xml:space="preserve"> </w:t>
+      </w:r>
+      <w:r>
+        <w:rPr>
+          <w:rStyle w:val="VerbatimChar"/>
+        </w:rPr>
+        <w:t xml:space="preserve">poetry.lock</w:t>
+      </w:r>
+      <w:r>
+        <w:t xml:space="preserve">) depoda olsun;</w:t>
+      </w:r>
+      <w:r>
+        <w:t xml:space="preserve"> </w:t>
+      </w:r>
+      <w:r>
+        <w:t xml:space="preserve">“en son sürüm”</w:t>
+      </w:r>
+      <w:r>
+        <w:t xml:space="preserve"> </w:t>
+      </w:r>
+      <w:r>
+        <w:t xml:space="preserve">gibi kayan sürümler kullanılmasın.</w:t>
       </w:r>
     </w:p>
     <w:p>
@@ -16982,19 +17237,31 @@
           <w:b/>
           <w:bCs/>
         </w:rPr>
-        <w:t xml:space="preserve">Kullanılmayanı kaldır:</w:t>
-      </w:r>
-      <w:r>
-        <w:t xml:space="preserve"> </w:t>
-      </w:r>
-      <w:r>
-        <w:t xml:space="preserve">sınıf yolundaki her kütüphane bir saldırı yüzeyidir (seri durumdan çıkarma</w:t>
-      </w:r>
-      <w:r>
-        <w:t xml:space="preserve"> </w:t>
-      </w:r>
-      <w:r>
-        <w:t xml:space="preserve">zincirleri kullanılmayan kütüphanelerden de kurulabilir).</w:t>
+        <w:t xml:space="preserve">Özetleri doğrula:</w:t>
+      </w:r>
+      <w:r>
+        <w:t xml:space="preserve"> </w:t>
+      </w:r>
+      <w:r>
+        <w:t xml:space="preserve">Maven/Gradle bağımlılık doğrulama,</w:t>
+      </w:r>
+      <w:r>
+        <w:t xml:space="preserve"> </w:t>
+      </w:r>
+      <w:r>
+        <w:rPr>
+          <w:rStyle w:val="VerbatimChar"/>
+        </w:rPr>
+        <w:t xml:space="preserve">pip --require-hashes</w:t>
+      </w:r>
+      <w:r>
+        <w:t xml:space="preserve">; indirilen dosya beklenen dosya</w:t>
+      </w:r>
+      <w:r>
+        <w:t xml:space="preserve"> </w:t>
+      </w:r>
+      <w:r>
+        <w:t xml:space="preserve">mı?</w:t>
       </w:r>
     </w:p>
     <w:p>
@@ -17010,19 +17277,19 @@
           <w:b/>
           <w:bCs/>
         </w:rPr>
-        <w:t xml:space="preserve">Sürekli izle:</w:t>
-      </w:r>
-      <w:r>
-        <w:t xml:space="preserve"> </w:t>
-      </w:r>
-      <w:r>
-        <w:t xml:space="preserve">SBOM’u her sürümde üret, izleme platformuna gönder; yeni bir CVE yayımlandığında hangi</w:t>
-      </w:r>
-      <w:r>
-        <w:t xml:space="preserve"> </w:t>
-      </w:r>
-      <w:r>
-        <w:t xml:space="preserve">ürünlerin etkilendiğini dakikalar içinde bil.</w:t>
+        <w:t xml:space="preserve">Kullanılmayanı kaldır:</w:t>
+      </w:r>
+      <w:r>
+        <w:t xml:space="preserve"> </w:t>
+      </w:r>
+      <w:r>
+        <w:t xml:space="preserve">sınıf yolundaki her kütüphane bir saldırı yüzeyidir (seri durumdan çıkarma</w:t>
+      </w:r>
+      <w:r>
+        <w:t xml:space="preserve"> </w:t>
+      </w:r>
+      <w:r>
+        <w:t xml:space="preserve">zincirleri kullanılmayan kütüphanelerden de kurulabilir).</w:t>
       </w:r>
     </w:p>
     <w:p>
@@ -17038,34 +17305,19 @@
           <w:b/>
           <w:bCs/>
         </w:rPr>
-        <w:t xml:space="preserve">Kaynağı denetle:</w:t>
-      </w:r>
-      <w:r>
-        <w:t xml:space="preserve"> </w:t>
-      </w:r>
-      <w:r>
-        <w:t xml:space="preserve">ad benzetme (typosquatting:</w:t>
-      </w:r>
-      <w:r>
-        <w:t xml:space="preserve"> </w:t>
-      </w:r>
-      <w:r>
-        <w:rPr>
-          <w:rStyle w:val="VerbatimChar"/>
-        </w:rPr>
-        <w:t xml:space="preserve">reqeusts</w:t>
-      </w:r>
-      <w:r>
-        <w:t xml:space="preserve"> </w:t>
-      </w:r>
-      <w:r>
-        <w:t xml:space="preserve">gibi) ve bağımlılık karışıklığı (iç paket adının</w:t>
-      </w:r>
-      <w:r>
-        <w:t xml:space="preserve"> </w:t>
-      </w:r>
-      <w:r>
-        <w:t xml:space="preserve">herkese açık depoda sahte bir paketle ele geçirilmesi) saldırılarına karşı paket kaynağını sabitle.</w:t>
+        <w:t xml:space="preserve">Sürekli izle:</w:t>
+      </w:r>
+      <w:r>
+        <w:t xml:space="preserve"> </w:t>
+      </w:r>
+      <w:r>
+        <w:t xml:space="preserve">SBOM’u her sürümde üret, izleme platformuna gönder; yeni bir CVE yayımlandığında hangi</w:t>
+      </w:r>
+      <w:r>
+        <w:t xml:space="preserve"> </w:t>
+      </w:r>
+      <w:r>
+        <w:t xml:space="preserve">ürünlerin etkilendiğini dakikalar içinde bil.</w:t>
       </w:r>
     </w:p>
     <w:p>
@@ -17081,341 +17333,34 @@
           <w:b/>
           <w:bCs/>
         </w:rPr>
-        <w:t xml:space="preserve">Derleme bütünlüğü:</w:t>
-      </w:r>
-      <w:r>
-        <w:t xml:space="preserve"> </w:t>
-      </w:r>
-      <w:r>
-        <w:t xml:space="preserve">2. haftadaki tedarik zinciri olayları ve SLSA çerçevesi: derlemenin kendisi de kanıtlanabilir</w:t>
-      </w:r>
-      <w:r>
-        <w:t xml:space="preserve"> </w:t>
-      </w:r>
-      <w:r>
-        <w:t xml:space="preserve">olmalı.</w:t>
-      </w:r>
-    </w:p>
-    <w:bookmarkEnd w:id="63"/>
-    <w:bookmarkStart w:id="64" w:name="Xc169a60d480e3f196e189bef45d5cf889b8cf05"/>
-    <w:p>
-      <w:pPr>
-        <w:pStyle w:val="Heading3"/>
-      </w:pPr>
-      <w:r>
-        <w:t xml:space="preserve">Demo 6 — SBOM üretmek ve zafiyetle eşleştirmek</w:t>
-      </w:r>
-    </w:p>
-    <w:p>
-      <w:pPr>
-        <w:pStyle w:val="BlockText"/>
-      </w:pPr>
-      <w:r>
-        <w:rPr>
-          <w:b/>
-          <w:bCs/>
-        </w:rPr>
-        <w:t xml:space="preserve">Demo 6 ·</w:t>
-      </w:r>
-      <w:r>
-        <w:rPr>
-          <w:b/>
-          <w:bCs/>
-        </w:rPr>
+        <w:t xml:space="preserve">Kaynağı denetle:</w:t>
+      </w:r>
+      <w:r>
+        <w:t xml:space="preserve"> </w:t>
+      </w:r>
+      <w:r>
+        <w:t xml:space="preserve">ad benzetme (typosquatting:</w:t>
+      </w:r>
+      <w:r>
         <w:t xml:space="preserve"> </w:t>
       </w:r>
       <w:r>
         <w:rPr>
           <w:rStyle w:val="VerbatimChar"/>
-          <w:b/>
-          <w:bCs/>
-        </w:rPr>
-        <w:t xml:space="preserve">code/week-05/06-sbom</w:t>
-      </w:r>
-      <w:r>
-        <w:rPr>
-          <w:b/>
-          <w:bCs/>
-        </w:rPr>
-        <w:t xml:space="preserve"> </w:t>
-      </w:r>
-      <w:r>
-        <w:rPr>
-          <w:b/>
-          <w:bCs/>
-        </w:rPr>
-        <w:t xml:space="preserve">· CWE-1104</w:t>
-      </w:r>
-    </w:p>
-    <w:p>
-      <w:pPr>
-        <w:pStyle w:val="BlockText"/>
-      </w:pPr>
-      <w:r>
-        <w:t xml:space="preserve">Demo, kendi ürettiği</w:t>
-      </w:r>
-      <w:r>
-        <w:t xml:space="preserve"> </w:t>
-      </w:r>
-      <w:r>
-        <w:rPr>
-          <w:b/>
-          <w:bCs/>
-        </w:rPr>
-        <w:t xml:space="preserve">sentetik</w:t>
-      </w:r>
-      <w:r>
-        <w:t xml:space="preserve"> </w:t>
-      </w:r>
-      <w:r>
-        <w:t xml:space="preserve">jar dosyalarından (</w:t>
-      </w:r>
-      <w:r>
-        <w:rPr>
-          <w:rStyle w:val="VerbatimChar"/>
-        </w:rPr>
-        <w:t xml:space="preserve">cikti/lib/</w:t>
-      </w:r>
-      <w:r>
-        <w:t xml:space="preserve">) bir CycloneDX 1.5 JSON SBOM’u üretir: her</w:t>
-      </w:r>
-      <w:r>
-        <w:t xml:space="preserve"> </w:t>
-      </w:r>
-      <w:r>
-        <w:t xml:space="preserve">bileşen için ad, sürüm, purl ve SHA-256. Ardından küçük,</w:t>
-      </w:r>
-      <w:r>
-        <w:t xml:space="preserve"> </w:t>
-      </w:r>
-      <w:r>
-        <w:rPr>
-          <w:b/>
-          <w:bCs/>
-        </w:rPr>
-        <w:t xml:space="preserve">sentetik</w:t>
-      </w:r>
-      <w:r>
-        <w:t xml:space="preserve"> </w:t>
-      </w:r>
-      <w:r>
-        <w:t xml:space="preserve">bir</w:t>
-      </w:r>
-      <w:r>
-        <w:t xml:space="preserve"> </w:t>
-      </w:r>
-      <w:r>
-        <w:t xml:space="preserve">“bilinen zafiyetli sürümler”</w:t>
-      </w:r>
-      <w:r>
-        <w:t xml:space="preserve"> </w:t>
-      </w:r>
-      <w:r>
-        <w:t xml:space="preserve">listesiyle</w:t>
-      </w:r>
-      <w:r>
-        <w:t xml:space="preserve"> </w:t>
-      </w:r>
-      <w:r>
-        <w:t xml:space="preserve">eşleştirir ve etkilenen iki bileşen için uyarı verir. İnternete bağlanmaz.</w:t>
-      </w:r>
-    </w:p>
-    <w:p>
-      <w:pPr>
-        <w:pStyle w:val="FirstParagraph"/>
-      </w:pPr>
-      <w:r>
-        <w:rPr>
-          <w:b/>
-          <w:bCs/>
-        </w:rPr>
-        <w:t xml:space="preserve">Windows (PowerShell)</w:t>
-      </w:r>
-    </w:p>
-    <w:p>
-      <w:pPr>
-        <w:pStyle w:val="SourceCode"/>
-      </w:pPr>
-      <w:r>
-        <w:rPr>
-          <w:rStyle w:val="FunctionTok"/>
-        </w:rPr>
-        <w:t xml:space="preserve">cd</w:t>
-      </w:r>
-      <w:r>
-        <w:rPr>
-          <w:rStyle w:val="NormalTok"/>
-        </w:rPr>
-        <w:t xml:space="preserve"> code\week-05\</w:t>
-      </w:r>
-      <w:r>
-        <w:rPr>
-          <w:rStyle w:val="DecValTok"/>
-        </w:rPr>
-        <w:t xml:space="preserve">06</w:t>
-      </w:r>
-      <w:r>
-        <w:rPr>
-          <w:rStyle w:val="OperatorTok"/>
-        </w:rPr>
-        <w:t xml:space="preserve">-</w:t>
-      </w:r>
-      <w:r>
-        <w:rPr>
-          <w:rStyle w:val="NormalTok"/>
-        </w:rPr>
-        <w:t xml:space="preserve">sbom</w:t>
-      </w:r>
-      <w:r>
-        <w:br/>
-      </w:r>
-      <w:r>
-        <w:rPr>
-          <w:rStyle w:val="OperatorTok"/>
-        </w:rPr>
-        <w:t xml:space="preserve">.</w:t>
-      </w:r>
-      <w:r>
-        <w:rPr>
-          <w:rStyle w:val="NormalTok"/>
-        </w:rPr>
-        <w:t xml:space="preserve">\demo</w:t>
-      </w:r>
-      <w:r>
-        <w:rPr>
-          <w:rStyle w:val="OperatorTok"/>
-        </w:rPr>
-        <w:t xml:space="preserve">.</w:t>
-      </w:r>
-      <w:r>
-        <w:rPr>
-          <w:rStyle w:val="FunctionTok"/>
-        </w:rPr>
-        <w:t xml:space="preserve">ps1</w:t>
-      </w:r>
-    </w:p>
-    <w:p>
-      <w:pPr>
-        <w:pStyle w:val="FirstParagraph"/>
-      </w:pPr>
-      <w:r>
-        <w:rPr>
-          <w:b/>
-          <w:bCs/>
-        </w:rPr>
-        <w:t xml:space="preserve">WSL / Linux</w:t>
-      </w:r>
-    </w:p>
-    <w:p>
-      <w:pPr>
-        <w:pStyle w:val="SourceCode"/>
-      </w:pPr>
-      <w:r>
-        <w:rPr>
-          <w:rStyle w:val="BuiltInTok"/>
-        </w:rPr>
-        <w:t xml:space="preserve">cd</w:t>
-      </w:r>
-      <w:r>
-        <w:rPr>
-          <w:rStyle w:val="NormalTok"/>
-        </w:rPr>
-        <w:t xml:space="preserve"> code/week-05/06-sbom</w:t>
-      </w:r>
-      <w:r>
-        <w:br/>
-      </w:r>
-      <w:r>
-        <w:rPr>
-          <w:rStyle w:val="FunctionTok"/>
-        </w:rPr>
-        <w:t xml:space="preserve">sh</w:t>
-      </w:r>
-      <w:r>
-        <w:rPr>
-          <w:rStyle w:val="NormalTok"/>
-        </w:rPr>
-        <w:t xml:space="preserve"> demo.sh</w:t>
-      </w:r>
-    </w:p>
-    <w:p>
-      <w:pPr>
-        <w:pStyle w:val="BlockText"/>
-      </w:pPr>
-      <w:r>
-        <w:rPr>
-          <w:b/>
-          <w:bCs/>
-        </w:rPr>
-        <w:t xml:space="preserve">Sahada nasıl uygulanır?</w:t>
-      </w:r>
-    </w:p>
-    <w:p>
-      <w:pPr>
-        <w:pStyle w:val="BlockText"/>
-      </w:pPr>
-      <w:r>
-        <w:t xml:space="preserve">Sertifikasyon belgelerinde üçüncü taraf bileşenler ayrı bir tablo halinde, sürümleri ve</w:t>
-      </w:r>
-      <w:r>
-        <w:t xml:space="preserve"> </w:t>
-      </w:r>
-      <w:r>
-        <w:rPr>
-          <w:b/>
-          <w:bCs/>
-        </w:rPr>
-        <w:t xml:space="preserve">neden kullanıldıkları</w:t>
-      </w:r>
-      <w:r>
-        <w:t xml:space="preserve"> </w:t>
-      </w:r>
-      <w:r>
-        <w:t xml:space="preserve">ile listelenir: ödeme şemalarının SDK’ları, platformun bütünlük doğrulama API’si, bildirim servisi, whitebox</w:t>
-      </w:r>
-      <w:r>
-        <w:t xml:space="preserve"> </w:t>
-      </w:r>
-      <w:r>
-        <w:t xml:space="preserve">kütüphanesi, sayı teorisi kütüphanesi. Değerlendirici bu listeyi bir SBOM gibi okur: her bileşenin bilinen bir</w:t>
-      </w:r>
-      <w:r>
-        <w:t xml:space="preserve"> </w:t>
-      </w:r>
-      <w:r>
-        <w:t xml:space="preserve">zafiyeti var mı, güncel mi, gerçekten gerekli mi? Listede olmayan bir bileşenin pakette bulunması ayrıca bir</w:t>
-      </w:r>
-      <w:r>
-        <w:t xml:space="preserve"> </w:t>
-      </w:r>
-      <w:r>
-        <w:t xml:space="preserve">bulgudur.</w:t>
-      </w:r>
-    </w:p>
-    <w:p>
-      <w:r>
-        <w:pict>
-          <v:rect style="width:0;height:1.5pt" o:hralign="center" o:hrstd="t" o:hr="t"/>
-        </w:pict>
-      </w:r>
-    </w:p>
-    <w:bookmarkEnd w:id="64"/>
-    <w:bookmarkEnd w:id="65"/>
-    <w:bookmarkStart w:id="66" w:name="dönem-projesi-bu-hafta"/>
-    <w:p>
-      <w:pPr>
-        <w:pStyle w:val="Heading2"/>
-      </w:pPr>
-      <w:r>
-        <w:t xml:space="preserve">15. Dönem projesi: bu hafta</w:t>
-      </w:r>
-    </w:p>
-    <w:p>
-      <w:pPr>
-        <w:pStyle w:val="FirstParagraph"/>
-      </w:pPr>
-      <w:r>
-        <w:t xml:space="preserve">Projeniz C/C++ olsa bile bu haftanın iki konusu doğrudan projenize uygulanır:</w:t>
+        </w:rPr>
+        <w:t xml:space="preserve">reqeusts</w:t>
+      </w:r>
+      <w:r>
+        <w:t xml:space="preserve"> </w:t>
+      </w:r>
+      <w:r>
+        <w:t xml:space="preserve">gibi) ve bağımlılık karışıklığı (iç paket adının</w:t>
+      </w:r>
+      <w:r>
+        <w:t xml:space="preserve"> </w:t>
+      </w:r>
+      <w:r>
+        <w:t xml:space="preserve">herkese açık depoda sahte bir paketle ele geçirilmesi) saldırılarına karşı paket kaynağını sabitle.</w:t>
       </w:r>
     </w:p>
     <w:p>
@@ -17431,25 +17376,341 @@
           <w:b/>
           <w:bCs/>
         </w:rPr>
-        <w:t xml:space="preserve">SBOM:</w:t>
-      </w:r>
-      <w:r>
-        <w:t xml:space="preserve"> </w:t>
-      </w:r>
-      <w:r>
-        <w:t xml:space="preserve">Projenizin bütün bağımlılıklarını (kütüphaneler, derleme araçları, CMake ile indirilen bileşenler)</w:t>
-      </w:r>
-      <w:r>
-        <w:t xml:space="preserve"> </w:t>
-      </w:r>
-      <w:r>
-        <w:t xml:space="preserve">CycloneDX biçiminde listeleyin. vcpkg ya da Conan kullanıyorsanız SBOM üretim desteklerini deneyin; yoksa elle</w:t>
-      </w:r>
-      <w:r>
-        <w:t xml:space="preserve"> </w:t>
-      </w:r>
-      <w:r>
-        <w:t xml:space="preserve">yazın. Her bileşeni OSV veritabanında arayın ve sonucu kılavuza ekleyin.</w:t>
+        <w:t xml:space="preserve">Derleme bütünlüğü:</w:t>
+      </w:r>
+      <w:r>
+        <w:t xml:space="preserve"> </w:t>
+      </w:r>
+      <w:r>
+        <w:t xml:space="preserve">2. haftadaki tedarik zinciri olayları ve SLSA çerçevesi: derlemenin kendisi de kanıtlanabilir</w:t>
+      </w:r>
+      <w:r>
+        <w:t xml:space="preserve"> </w:t>
+      </w:r>
+      <w:r>
+        <w:t xml:space="preserve">olmalı.</w:t>
+      </w:r>
+    </w:p>
+    <w:bookmarkEnd w:id="63"/>
+    <w:bookmarkStart w:id="64" w:name="Xc169a60d480e3f196e189bef45d5cf889b8cf05"/>
+    <w:p>
+      <w:pPr>
+        <w:pStyle w:val="Heading3"/>
+      </w:pPr>
+      <w:r>
+        <w:t xml:space="preserve">Demo 6 — SBOM üretmek ve zafiyetle eşleştirmek</w:t>
+      </w:r>
+    </w:p>
+    <w:p>
+      <w:pPr>
+        <w:pStyle w:val="BlockText"/>
+      </w:pPr>
+      <w:r>
+        <w:rPr>
+          <w:b/>
+          <w:bCs/>
+        </w:rPr>
+        <w:t xml:space="preserve">Demo 6 ·</w:t>
+      </w:r>
+      <w:r>
+        <w:rPr>
+          <w:b/>
+          <w:bCs/>
+        </w:rPr>
+        <w:t xml:space="preserve"> </w:t>
+      </w:r>
+      <w:r>
+        <w:rPr>
+          <w:rStyle w:val="VerbatimChar"/>
+          <w:b/>
+          <w:bCs/>
+        </w:rPr>
+        <w:t xml:space="preserve">code/week-05/06-sbom</w:t>
+      </w:r>
+      <w:r>
+        <w:rPr>
+          <w:b/>
+          <w:bCs/>
+        </w:rPr>
+        <w:t xml:space="preserve"> </w:t>
+      </w:r>
+      <w:r>
+        <w:rPr>
+          <w:b/>
+          <w:bCs/>
+        </w:rPr>
+        <w:t xml:space="preserve">· CWE-1104</w:t>
+      </w:r>
+    </w:p>
+    <w:p>
+      <w:pPr>
+        <w:pStyle w:val="BlockText"/>
+      </w:pPr>
+      <w:r>
+        <w:t xml:space="preserve">Demo, kendi ürettiği</w:t>
+      </w:r>
+      <w:r>
+        <w:t xml:space="preserve"> </w:t>
+      </w:r>
+      <w:r>
+        <w:rPr>
+          <w:b/>
+          <w:bCs/>
+        </w:rPr>
+        <w:t xml:space="preserve">sentetik</w:t>
+      </w:r>
+      <w:r>
+        <w:t xml:space="preserve"> </w:t>
+      </w:r>
+      <w:r>
+        <w:t xml:space="preserve">jar dosyalarından (</w:t>
+      </w:r>
+      <w:r>
+        <w:rPr>
+          <w:rStyle w:val="VerbatimChar"/>
+        </w:rPr>
+        <w:t xml:space="preserve">cikti/lib/</w:t>
+      </w:r>
+      <w:r>
+        <w:t xml:space="preserve">) bir CycloneDX 1.5 JSON SBOM’u üretir: her</w:t>
+      </w:r>
+      <w:r>
+        <w:t xml:space="preserve"> </w:t>
+      </w:r>
+      <w:r>
+        <w:t xml:space="preserve">bileşen için ad, sürüm, purl ve SHA-256. Ardından küçük,</w:t>
+      </w:r>
+      <w:r>
+        <w:t xml:space="preserve"> </w:t>
+      </w:r>
+      <w:r>
+        <w:rPr>
+          <w:b/>
+          <w:bCs/>
+        </w:rPr>
+        <w:t xml:space="preserve">sentetik</w:t>
+      </w:r>
+      <w:r>
+        <w:t xml:space="preserve"> </w:t>
+      </w:r>
+      <w:r>
+        <w:t xml:space="preserve">bir</w:t>
+      </w:r>
+      <w:r>
+        <w:t xml:space="preserve"> </w:t>
+      </w:r>
+      <w:r>
+        <w:t xml:space="preserve">“bilinen zafiyetli sürümler”</w:t>
+      </w:r>
+      <w:r>
+        <w:t xml:space="preserve"> </w:t>
+      </w:r>
+      <w:r>
+        <w:t xml:space="preserve">listesiyle</w:t>
+      </w:r>
+      <w:r>
+        <w:t xml:space="preserve"> </w:t>
+      </w:r>
+      <w:r>
+        <w:t xml:space="preserve">eşleştirir ve etkilenen iki bileşen için uyarı verir. İnternete bağlanmaz.</w:t>
+      </w:r>
+    </w:p>
+    <w:p>
+      <w:pPr>
+        <w:pStyle w:val="FirstParagraph"/>
+      </w:pPr>
+      <w:r>
+        <w:rPr>
+          <w:b/>
+          <w:bCs/>
+        </w:rPr>
+        <w:t xml:space="preserve">Windows (PowerShell)</w:t>
+      </w:r>
+    </w:p>
+    <w:p>
+      <w:pPr>
+        <w:pStyle w:val="SourceCode"/>
+      </w:pPr>
+      <w:r>
+        <w:rPr>
+          <w:rStyle w:val="FunctionTok"/>
+        </w:rPr>
+        <w:t xml:space="preserve">cd</w:t>
+      </w:r>
+      <w:r>
+        <w:rPr>
+          <w:rStyle w:val="NormalTok"/>
+        </w:rPr>
+        <w:t xml:space="preserve"> code\week-05\</w:t>
+      </w:r>
+      <w:r>
+        <w:rPr>
+          <w:rStyle w:val="DecValTok"/>
+        </w:rPr>
+        <w:t xml:space="preserve">06</w:t>
+      </w:r>
+      <w:r>
+        <w:rPr>
+          <w:rStyle w:val="OperatorTok"/>
+        </w:rPr>
+        <w:t xml:space="preserve">-</w:t>
+      </w:r>
+      <w:r>
+        <w:rPr>
+          <w:rStyle w:val="NormalTok"/>
+        </w:rPr>
+        <w:t xml:space="preserve">sbom</w:t>
+      </w:r>
+      <w:r>
+        <w:br/>
+      </w:r>
+      <w:r>
+        <w:rPr>
+          <w:rStyle w:val="OperatorTok"/>
+        </w:rPr>
+        <w:t xml:space="preserve">.</w:t>
+      </w:r>
+      <w:r>
+        <w:rPr>
+          <w:rStyle w:val="NormalTok"/>
+        </w:rPr>
+        <w:t xml:space="preserve">\demo</w:t>
+      </w:r>
+      <w:r>
+        <w:rPr>
+          <w:rStyle w:val="OperatorTok"/>
+        </w:rPr>
+        <w:t xml:space="preserve">.</w:t>
+      </w:r>
+      <w:r>
+        <w:rPr>
+          <w:rStyle w:val="FunctionTok"/>
+        </w:rPr>
+        <w:t xml:space="preserve">ps1</w:t>
+      </w:r>
+    </w:p>
+    <w:p>
+      <w:pPr>
+        <w:pStyle w:val="FirstParagraph"/>
+      </w:pPr>
+      <w:r>
+        <w:rPr>
+          <w:b/>
+          <w:bCs/>
+        </w:rPr>
+        <w:t xml:space="preserve">WSL / Linux</w:t>
+      </w:r>
+    </w:p>
+    <w:p>
+      <w:pPr>
+        <w:pStyle w:val="SourceCode"/>
+      </w:pPr>
+      <w:r>
+        <w:rPr>
+          <w:rStyle w:val="BuiltInTok"/>
+        </w:rPr>
+        <w:t xml:space="preserve">cd</w:t>
+      </w:r>
+      <w:r>
+        <w:rPr>
+          <w:rStyle w:val="NormalTok"/>
+        </w:rPr>
+        <w:t xml:space="preserve"> code/week-05/06-sbom</w:t>
+      </w:r>
+      <w:r>
+        <w:br/>
+      </w:r>
+      <w:r>
+        <w:rPr>
+          <w:rStyle w:val="FunctionTok"/>
+        </w:rPr>
+        <w:t xml:space="preserve">sh</w:t>
+      </w:r>
+      <w:r>
+        <w:rPr>
+          <w:rStyle w:val="NormalTok"/>
+        </w:rPr>
+        <w:t xml:space="preserve"> demo.sh</w:t>
+      </w:r>
+    </w:p>
+    <w:p>
+      <w:pPr>
+        <w:pStyle w:val="BlockText"/>
+      </w:pPr>
+      <w:r>
+        <w:rPr>
+          <w:b/>
+          <w:bCs/>
+        </w:rPr>
+        <w:t xml:space="preserve">Sahada nasıl uygulanır?</w:t>
+      </w:r>
+    </w:p>
+    <w:p>
+      <w:pPr>
+        <w:pStyle w:val="BlockText"/>
+      </w:pPr>
+      <w:r>
+        <w:t xml:space="preserve">Sertifikasyon belgelerinde üçüncü taraf bileşenler ayrı bir tablo halinde, sürümleri ve</w:t>
+      </w:r>
+      <w:r>
+        <w:t xml:space="preserve"> </w:t>
+      </w:r>
+      <w:r>
+        <w:rPr>
+          <w:b/>
+          <w:bCs/>
+        </w:rPr>
+        <w:t xml:space="preserve">neden kullanıldıkları</w:t>
+      </w:r>
+      <w:r>
+        <w:t xml:space="preserve"> </w:t>
+      </w:r>
+      <w:r>
+        <w:t xml:space="preserve">ile listelenir: ödeme şemalarının SDK’ları, platformun bütünlük doğrulama API’si, bildirim servisi, whitebox</w:t>
+      </w:r>
+      <w:r>
+        <w:t xml:space="preserve"> </w:t>
+      </w:r>
+      <w:r>
+        <w:t xml:space="preserve">kütüphanesi, sayı teorisi kütüphanesi. Değerlendirici bu listeyi bir SBOM gibi okur: her bileşenin bilinen bir</w:t>
+      </w:r>
+      <w:r>
+        <w:t xml:space="preserve"> </w:t>
+      </w:r>
+      <w:r>
+        <w:t xml:space="preserve">zafiyeti var mı, güncel mi, gerçekten gerekli mi? Listede olmayan bir bileşenin pakette bulunması ayrıca bir</w:t>
+      </w:r>
+      <w:r>
+        <w:t xml:space="preserve"> </w:t>
+      </w:r>
+      <w:r>
+        <w:t xml:space="preserve">bulgudur.</w:t>
+      </w:r>
+    </w:p>
+    <w:p>
+      <w:r>
+        <w:pict>
+          <v:rect style="width:0;height:1.5pt" o:hralign="center" o:hrstd="t" o:hr="t"/>
+        </w:pict>
+      </w:r>
+    </w:p>
+    <w:bookmarkEnd w:id="64"/>
+    <w:bookmarkEnd w:id="65"/>
+    <w:bookmarkStart w:id="66" w:name="dönem-projesi-bu-hafta"/>
+    <w:p>
+      <w:pPr>
+        <w:pStyle w:val="Heading2"/>
+      </w:pPr>
+      <w:r>
+        <w:t xml:space="preserve">15. Dönem projesi: bu hafta</w:t>
+      </w:r>
+    </w:p>
+    <w:p>
+      <w:pPr>
+        <w:pStyle w:val="FirstParagraph"/>
+      </w:pPr>
+      <w:r>
+        <w:t xml:space="preserve">Projeniz C/C++ olsa bile bu haftanın iki konusu doğrudan projenize uygulanır:</w:t>
       </w:r>
     </w:p>
     <w:p>
@@ -17465,19 +17726,25 @@
           <w:b/>
           <w:bCs/>
         </w:rPr>
-        <w:t xml:space="preserve">Girdi doğrulama tablosu:</w:t>
-      </w:r>
-      <w:r>
-        <w:t xml:space="preserve"> </w:t>
-      </w:r>
-      <w:r>
-        <w:t xml:space="preserve">Projenizin dışarıdan veri aldığı her noktayı (dosya, komut satırı, ağ, yapılandırma)</w:t>
-      </w:r>
-      <w:r>
-        <w:t xml:space="preserve"> </w:t>
-      </w:r>
-      <w:r>
-        <w:t xml:space="preserve">listeleyin; her biri için beklenen biçimi, uzunluk sınırını ve doğrulamanın yapıldığı fonksiyonu yazın.</w:t>
+        <w:t xml:space="preserve">SBOM:</w:t>
+      </w:r>
+      <w:r>
+        <w:t xml:space="preserve"> </w:t>
+      </w:r>
+      <w:r>
+        <w:t xml:space="preserve">Projenizin bütün bağımlılıklarını (kütüphaneler, derleme araçları, CMake ile indirilen bileşenler)</w:t>
+      </w:r>
+      <w:r>
+        <w:t xml:space="preserve"> </w:t>
+      </w:r>
+      <w:r>
+        <w:t xml:space="preserve">CycloneDX biçiminde listeleyin. vcpkg ya da Conan kullanıyorsanız SBOM üretim desteklerini deneyin; yoksa elle</w:t>
+      </w:r>
+      <w:r>
+        <w:t xml:space="preserve"> </w:t>
+      </w:r>
+      <w:r>
+        <w:t xml:space="preserve">yazın. Her bileşeni OSV veritabanında arayın ve sonucu kılavuza ekleyin.</w:t>
       </w:r>
     </w:p>
     <w:p>
@@ -17489,13 +17756,23 @@
         </w:numPr>
       </w:pPr>
       <w:r>
-        <w:t xml:space="preserve">Projeniz bir dosya yolu, bir SQL sorgusu ya da bir dış program çağrısı içeriyorsa, bu haftanın kalıplarıyla</w:t>
-      </w:r>
-      <w:r>
-        <w:t xml:space="preserve"> </w:t>
-      </w:r>
-      <w:r>
-        <w:t xml:space="preserve">(kanonikleştirme + kök, parametreli sorgu, argüman listesi) yeniden gözden geçirin.</w:t>
+        <w:rPr>
+          <w:b/>
+          <w:bCs/>
+        </w:rPr>
+        <w:t xml:space="preserve">Girdi doğrulama tablosu:</w:t>
+      </w:r>
+      <w:r>
+        <w:t xml:space="preserve"> </w:t>
+      </w:r>
+      <w:r>
+        <w:t xml:space="preserve">Projenizin dışarıdan veri aldığı her noktayı (dosya, komut satırı, ağ, yapılandırma)</w:t>
+      </w:r>
+      <w:r>
+        <w:t xml:space="preserve"> </w:t>
+      </w:r>
+      <w:r>
+        <w:t xml:space="preserve">listeleyin; her biri için beklenen biçimi, uzunluk sınırını ve doğrulamanın yapıldığı fonksiyonu yazın.</w:t>
       </w:r>
     </w:p>
     <w:p>
@@ -17507,1060 +17784,13 @@
         </w:numPr>
       </w:pPr>
       <w:r>
-        <w:t xml:space="preserve">Projenizde bir betik ya da Java bileşeni varsa, gizleme gereksinimini ve</w:t>
-      </w:r>
-      <w:r>
-        <w:t xml:space="preserve"> </w:t>
-      </w:r>
-      <w:r>
-        <w:rPr>
-          <w:rStyle w:val="VerbatimChar"/>
-        </w:rPr>
-        <w:t xml:space="preserve">-keep</w:t>
-      </w:r>
-      <w:r>
-        <w:t xml:space="preserve"> </w:t>
-      </w:r>
-      <w:r>
-        <w:t xml:space="preserve">kurallarını S9 bölümüne ekleyin.</w:t>
-      </w:r>
-    </w:p>
-    <w:p>
-      <w:r>
-        <w:pict>
-          <v:rect style="width:0;height:1.5pt" o:hralign="center" o:hrstd="t" o:hr="t"/>
-        </w:pict>
-      </w:r>
-    </w:p>
-    <w:bookmarkEnd w:id="66"/>
-    <w:bookmarkStart w:id="67" w:name="kendi-başına-çalış"/>
-    <w:p>
-      <w:pPr>
-        <w:pStyle w:val="Heading2"/>
-      </w:pPr>
-      <w:r>
-        <w:t xml:space="preserve">16. Kendi başına çalış</w:t>
-      </w:r>
-    </w:p>
-    <w:p>
-      <w:pPr>
-        <w:pStyle w:val="BlockText"/>
-      </w:pPr>
-      <w:r>
-        <w:rPr>
-          <w:b/>
-          <w:bCs/>
-        </w:rPr>
-        <w:t xml:space="preserve">Alıştırma 1 — Kolay: Parametreli sorguya çevirin</w:t>
-      </w:r>
-    </w:p>
-    <w:p>
-      <w:pPr>
-        <w:pStyle w:val="BlockText"/>
-      </w:pPr>
-      <w:r>
-        <w:t xml:space="preserve">Demo 1’deki hatalı sorguyu kendiniz parametreli hale getirin. Sonra bir</w:t>
-      </w:r>
-      <w:r>
-        <w:t xml:space="preserve"> </w:t>
-      </w:r>
-      <w:r>
-        <w:rPr>
-          <w:rStyle w:val="VerbatimChar"/>
-        </w:rPr>
-        <w:t xml:space="preserve">ORDER BY</w:t>
-      </w:r>
-      <w:r>
-        <w:t xml:space="preserve"> </w:t>
-      </w:r>
-      <w:r>
-        <w:t xml:space="preserve">sütununu kullanıcıdan alan bir</w:t>
-      </w:r>
-      <w:r>
-        <w:t xml:space="preserve"> </w:t>
-      </w:r>
-      <w:r>
-        <w:t xml:space="preserve">sıralama özelliği ekleyin ve bunu beyaz listeyle güvenli yapın. Neden</w:t>
-      </w:r>
-      <w:r>
-        <w:t xml:space="preserve"> </w:t>
-      </w:r>
-      <w:r>
-        <w:rPr>
-          <w:rStyle w:val="VerbatimChar"/>
-        </w:rPr>
-        <w:t xml:space="preserve">?</w:t>
-      </w:r>
-      <w:r>
-        <w:t xml:space="preserve"> </w:t>
-      </w:r>
-      <w:r>
-        <w:t xml:space="preserve">ile yapılamadığını açıklayın.</w:t>
-      </w:r>
-    </w:p>
-    <w:p>
-      <w:pPr>
-        <w:pStyle w:val="BlockText"/>
-      </w:pPr>
-      <w:r>
-        <w:rPr>
-          <w:b/>
-          <w:bCs/>
-        </w:rPr>
-        <w:t xml:space="preserve">Alıştırma 2 — Kolay: Hata iletisinin sızdırdıkları</w:t>
-      </w:r>
-    </w:p>
-    <w:p>
-      <w:pPr>
-        <w:pStyle w:val="BlockText"/>
-      </w:pPr>
-      <w:r>
-        <w:t xml:space="preserve">Demo 1’de hatalı sorguya sözdizimi bozuk bir girdi verin ve veritabanının hata iletisini inceleyin. İletiden tablo</w:t>
-      </w:r>
-      <w:r>
-        <w:t xml:space="preserve"> </w:t>
-      </w:r>
-      <w:r>
-        <w:t xml:space="preserve">ve sütun adları çıkarılabiliyor mu? Kullanıcıya genel ileti, günlüğe ayrıntı yazacak şekilde düzeltin.</w:t>
-      </w:r>
-    </w:p>
-    <w:p>
-      <w:pPr>
-        <w:pStyle w:val="BlockText"/>
-      </w:pPr>
-      <w:r>
-        <w:rPr>
-          <w:b/>
-          <w:bCs/>
-        </w:rPr>
-        <w:t xml:space="preserve">Alıştırma 3 — Orta: Argüman enjeksiyonu</w:t>
-      </w:r>
-    </w:p>
-    <w:p>
-      <w:pPr>
-        <w:pStyle w:val="BlockText"/>
-      </w:pPr>
-      <w:r>
-        <w:t xml:space="preserve">Demo 2’deki güvenli sürüme</w:t>
-      </w:r>
-      <w:r>
-        <w:t xml:space="preserve"> </w:t>
-      </w:r>
-      <w:r>
-        <w:rPr>
-          <w:rStyle w:val="VerbatimChar"/>
-        </w:rPr>
-        <w:t xml:space="preserve">-</w:t>
-      </w:r>
-      <w:r>
-        <w:t xml:space="preserve"> </w:t>
-      </w:r>
-      <w:r>
-        <w:t xml:space="preserve">ile başlayan bir girdi verin. İzin listesi bunu reddediyor mu? Reddetmiyorsa,</w:t>
-      </w:r>
-      <w:r>
-        <w:t xml:space="preserve"> </w:t>
-      </w:r>
-      <w:r>
-        <w:t xml:space="preserve">çağrılan programın bu girdiyi seçenek olarak yorumlayıp yorumlamadığını gözlemleyin ve</w:t>
-      </w:r>
-      <w:r>
-        <w:t xml:space="preserve"> </w:t>
-      </w:r>
-      <w:r>
-        <w:rPr>
-          <w:rStyle w:val="VerbatimChar"/>
-        </w:rPr>
-        <w:t xml:space="preserve">--</w:t>
-      </w:r>
-      <w:r>
-        <w:t xml:space="preserve"> </w:t>
-      </w:r>
-      <w:r>
-        <w:t xml:space="preserve">ayırıcısını ekleyin.</w:t>
-      </w:r>
-    </w:p>
-    <w:p>
-      <w:pPr>
-        <w:pStyle w:val="BlockText"/>
-      </w:pPr>
-      <w:r>
-        <w:rPr>
-          <w:b/>
-          <w:bCs/>
-        </w:rPr>
-        <w:t xml:space="preserve">Alıştırma 4 — Orta: Yol geçişi varyantları</w:t>
-      </w:r>
-    </w:p>
-    <w:p>
-      <w:pPr>
-        <w:pStyle w:val="BlockText"/>
-      </w:pPr>
-      <w:r>
-        <w:t xml:space="preserve">Demo 3’ün güvenli sürümüne şu istekleri gönderin:</w:t>
-      </w:r>
-      <w:r>
-        <w:t xml:space="preserve"> </w:t>
-      </w:r>
-      <w:r>
-        <w:rPr>
-          <w:rStyle w:val="VerbatimChar"/>
-        </w:rPr>
-        <w:t xml:space="preserve">..%2fgizli.txt</w:t>
-      </w:r>
-      <w:r>
-        <w:t xml:space="preserve">,</w:t>
-      </w:r>
-      <w:r>
-        <w:t xml:space="preserve"> </w:t>
-      </w:r>
-      <w:r>
-        <w:rPr>
-          <w:rStyle w:val="VerbatimChar"/>
-        </w:rPr>
-        <w:t xml:space="preserve">....//gizli.txt</w:t>
-      </w:r>
-      <w:r>
-        <w:t xml:space="preserve">, mutlak yol, Windows’ta</w:t>
-      </w:r>
-      <w:r>
-        <w:t xml:space="preserve"> </w:t>
-      </w:r>
-      <w:r>
-        <w:rPr>
-          <w:rStyle w:val="VerbatimChar"/>
-        </w:rPr>
-        <w:t xml:space="preserve">..\gizli.txt</w:t>
-      </w:r>
-      <w:r>
-        <w:t xml:space="preserve"> </w:t>
-      </w:r>
-      <w:r>
-        <w:t xml:space="preserve">ve sürücü harfli yol, kök içinde</w:t>
-      </w:r>
-      <w:r>
-        <w:t xml:space="preserve"> </w:t>
-      </w:r>
-      <w:r>
-        <w:rPr>
-          <w:b/>
-          <w:bCs/>
-        </w:rPr>
-        <w:t xml:space="preserve">sembolik bağlantıyla</w:t>
-      </w:r>
-      <w:r>
-        <w:t xml:space="preserve"> </w:t>
-      </w:r>
-      <w:r>
-        <w:t xml:space="preserve">kök dışını gösteren bir dosya. Hangisi</w:t>
-      </w:r>
-      <w:r>
-        <w:t xml:space="preserve"> </w:t>
-      </w:r>
-      <w:r>
-        <w:t xml:space="preserve">hangi denetimde reddediliyor?</w:t>
-      </w:r>
-    </w:p>
-    <w:p>
-      <w:pPr>
-        <w:pStyle w:val="BlockText"/>
-      </w:pPr>
-      <w:r>
-        <w:rPr>
-          <w:b/>
-          <w:bCs/>
-        </w:rPr>
-        <w:t xml:space="preserve">Alıştırma 5 — Orta: Filtresiz ve filtreli seri durumdan çıkarma</w:t>
-      </w:r>
-    </w:p>
-    <w:p>
-      <w:pPr>
-        <w:pStyle w:val="BlockText"/>
-      </w:pPr>
-      <w:r>
-        <w:t xml:space="preserve">Demo 7’deki filtre desenini</w:t>
-      </w:r>
-      <w:r>
-        <w:t xml:space="preserve"> </w:t>
-      </w:r>
-      <w:r>
-        <w:rPr>
-          <w:rStyle w:val="VerbatimChar"/>
-        </w:rPr>
-        <w:t xml:space="preserve">!*</w:t>
-      </w:r>
-      <w:r>
-        <w:t xml:space="preserve"> </w:t>
-      </w:r>
-      <w:r>
-        <w:t xml:space="preserve">olmadan yazın ve beklenmeyen sınıfın bu kez kabul edildiğini gösterin. Sonra</w:t>
-      </w:r>
-      <w:r>
-        <w:t xml:space="preserve"> </w:t>
-      </w:r>
-      <w:r>
-        <w:rPr>
-          <w:rStyle w:val="VerbatimChar"/>
-        </w:rPr>
-        <w:t xml:space="preserve">maxbytes</w:t>
-      </w:r>
-      <w:r>
-        <w:t xml:space="preserve"> </w:t>
-      </w:r>
-      <w:r>
-        <w:t xml:space="preserve">ve</w:t>
-      </w:r>
-      <w:r>
-        <w:t xml:space="preserve"> </w:t>
-      </w:r>
-      <w:r>
-        <w:rPr>
-          <w:rStyle w:val="VerbatimChar"/>
-        </w:rPr>
-        <w:t xml:space="preserve">maxdepth</w:t>
-      </w:r>
-      <w:r>
-        <w:t xml:space="preserve"> </w:t>
-      </w:r>
-      <w:r>
-        <w:t xml:space="preserve">sınırlarını çok küçük değerlere çekip meşru bir nesnenin reddedildiği noktayı bulun.</w:t>
-      </w:r>
-    </w:p>
-    <w:p>
-      <w:pPr>
-        <w:pStyle w:val="BlockText"/>
-      </w:pPr>
-      <w:r>
-        <w:rPr>
-          <w:b/>
-          <w:bCs/>
-        </w:rPr>
-        <w:t xml:space="preserve">Alıştırma 6 — Orta: Geri derleyiciyle bakın</w:t>
-      </w:r>
-    </w:p>
-    <w:p>
-      <w:pPr>
-        <w:pStyle w:val="BlockText"/>
-      </w:pPr>
-      <w:r>
-        <w:t xml:space="preserve">Demo 4 ve Demo 5’in jar dosyalarını</w:t>
-      </w:r>
-      <w:r>
-        <w:t xml:space="preserve"> </w:t>
-      </w:r>
-      <w:r>
-        <w:rPr>
-          <w:rStyle w:val="VerbatimChar"/>
-        </w:rPr>
-        <w:t xml:space="preserve">javap -c -p</w:t>
-      </w:r>
-      <w:r>
-        <w:t xml:space="preserve"> </w:t>
-      </w:r>
-      <w:r>
-        <w:t xml:space="preserve">dışında bir geri derleyiciyle (ör. CFR ya da jadx) açın. Gizleme</w:t>
-      </w:r>
-      <w:r>
-        <w:t xml:space="preserve"> </w:t>
-      </w:r>
-      <w:r>
-        <w:t xml:space="preserve">öncesi ve sonrası okunabilirliği karşılaştırın: hangi bilgi hâlâ görünüyor?</w:t>
-      </w:r>
-    </w:p>
-    <w:p>
-      <w:pPr>
-        <w:pStyle w:val="BlockText"/>
-      </w:pPr>
-      <w:r>
-        <w:rPr>
-          <w:b/>
-          <w:bCs/>
-        </w:rPr>
-        <w:t xml:space="preserve">Alıştırma 7 — Zor: -keep kuralını daraltın</w:t>
-      </w:r>
-    </w:p>
-    <w:p>
-      <w:pPr>
-        <w:pStyle w:val="BlockText"/>
-      </w:pPr>
-      <w:r>
-        <w:t xml:space="preserve">Demo 5’in</w:t>
-      </w:r>
-      <w:r>
-        <w:t xml:space="preserve"> </w:t>
-      </w:r>
-      <w:r>
-        <w:rPr>
-          <w:rStyle w:val="VerbatimChar"/>
-        </w:rPr>
-        <w:t xml:space="preserve">proguard.pro</w:t>
-      </w:r>
-      <w:r>
-        <w:t xml:space="preserve"> </w:t>
-      </w:r>
-      <w:r>
-        <w:t xml:space="preserve">dosyasındaki</w:t>
-      </w:r>
-      <w:r>
-        <w:t xml:space="preserve"> </w:t>
-      </w:r>
-      <w:r>
-        <w:rPr>
-          <w:rStyle w:val="VerbatimChar"/>
-        </w:rPr>
-        <w:t xml:space="preserve">-keep</w:t>
-      </w:r>
-      <w:r>
-        <w:t xml:space="preserve"> </w:t>
-      </w:r>
-      <w:r>
-        <w:t xml:space="preserve">kuralını daha geniş (</w:t>
-      </w:r>
-      <w:r>
-        <w:rPr>
-          <w:rStyle w:val="VerbatimChar"/>
-        </w:rPr>
-        <w:t xml:space="preserve">com.**</w:t>
-      </w:r>
-      <w:r>
-        <w:t xml:space="preserve">) ve daha dar yazıp sonuçları</w:t>
-      </w:r>
-      <w:r>
-        <w:t xml:space="preserve"> </w:t>
-      </w:r>
-      <w:r>
-        <w:t xml:space="preserve">karşılaştırın. Uygulamanın hâlâ çalıştığı</w:t>
-      </w:r>
-      <w:r>
-        <w:t xml:space="preserve"> </w:t>
-      </w:r>
-      <w:r>
-        <w:rPr>
-          <w:b/>
-          <w:bCs/>
-        </w:rPr>
-        <w:t xml:space="preserve">en dar</w:t>
-      </w:r>
-      <w:r>
-        <w:t xml:space="preserve"> </w:t>
-      </w:r>
-      <w:r>
-        <w:t xml:space="preserve">kural nedir?</w:t>
-      </w:r>
-    </w:p>
-    <w:p>
-      <w:pPr>
-        <w:pStyle w:val="BlockText"/>
-      </w:pPr>
-      <w:r>
-        <w:rPr>
-          <w:b/>
-          <w:bCs/>
-        </w:rPr>
-        <w:t xml:space="preserve">Alıştırma 8 — Zor: Gerçek bir SBOM</w:t>
-      </w:r>
-    </w:p>
-    <w:p>
-      <w:pPr>
-        <w:pStyle w:val="BlockText"/>
-      </w:pPr>
-      <w:r>
-        <w:t xml:space="preserve">Maven ya da Gradle kullanan herhangi bir açık kaynak Java projesi için CycloneDX eklentisiyle SBOM üretin ve</w:t>
-      </w:r>
-      <w:r>
-        <w:t xml:space="preserve"> </w:t>
-      </w:r>
-      <w:r>
-        <w:t xml:space="preserve">OWASP Dependency-Check ya da OSV-Scanner ile tarayın. Kaç bileşen, kaçı geçişli, kaç zafiyet eşleşmesi çıktı?</w:t>
-      </w:r>
-      <w:r>
-        <w:t xml:space="preserve"> </w:t>
-      </w:r>
-      <w:r>
-        <w:t xml:space="preserve">Eşleşmelerden birinin projeyi gerçekten etkileyip etkilemediğini araştırın.</w:t>
-      </w:r>
-    </w:p>
-    <w:p>
-      <w:r>
-        <w:pict>
-          <v:rect style="width:0;height:1.5pt" o:hralign="center" o:hrstd="t" o:hr="t"/>
-        </w:pict>
-      </w:r>
-    </w:p>
-    <w:bookmarkEnd w:id="67"/>
-    <w:bookmarkStart w:id="68" w:name="kendini-sınama"/>
-    <w:p>
-      <w:pPr>
-        <w:pStyle w:val="Heading2"/>
-      </w:pPr>
-      <w:r>
-        <w:t xml:space="preserve">17. Kendini sınama</w:t>
-      </w:r>
-    </w:p>
-    <w:p>
-      <w:pPr>
-        <w:pStyle w:val="BlockText"/>
-      </w:pPr>
-      <w:r>
-        <w:rPr>
-          <w:b/>
-          <w:bCs/>
-        </w:rPr>
-        <w:t xml:space="preserve">1. Java hangi hata sınıflarını dil düzeyinde ortadan kaldırır, hangilerini kaldırmaz?</w:t>
-      </w:r>
-    </w:p>
-    <w:p>
-      <w:pPr>
-        <w:pStyle w:val="BlockText"/>
-      </w:pPr>
-      <w:r>
-        <w:t xml:space="preserve">Arabellek taşması, serbest bırakılmış bellek, ilklendirilmemiş değişken gibi bellek hatalarını kaldırır. Enjeksiyon,</w:t>
-      </w:r>
-      <w:r>
-        <w:t xml:space="preserve"> </w:t>
-      </w:r>
-      <w:r>
-        <w:t xml:space="preserve">güvensiz seri durumdan çıkarma, koda gömülü sırlar, tersine mühendislik, zafiyetli bağımlılıklar ve mantık</w:t>
-      </w:r>
-      <w:r>
-        <w:t xml:space="preserve"> </w:t>
-      </w:r>
-      <w:r>
-        <w:t xml:space="preserve">hatalarını kaldırmaz.</w:t>
-      </w:r>
-    </w:p>
-    <w:p>
-      <w:pPr>
-        <w:pStyle w:val="BlockText"/>
-      </w:pPr>
-      <w:r>
-        <w:rPr>
-          <w:b/>
-          <w:bCs/>
-        </w:rPr>
-        <w:t xml:space="preserve">2. Bütün enjeksiyon türlerinin ortak kökü ve ortak düzeltmesi nedir?</w:t>
-      </w:r>
-    </w:p>
-    <w:p>
-      <w:pPr>
-        <w:pStyle w:val="BlockText"/>
-      </w:pPr>
-      <w:r>
-        <w:t xml:space="preserve">Veri ile komutun aynı kanaldan bir yorumlayıcıya verilmesi. Düzeltme: komutu sabit tutup veriyi ayrı bir kanaldan</w:t>
-      </w:r>
-      <w:r>
-        <w:t xml:space="preserve"> </w:t>
-      </w:r>
-      <w:r>
-        <w:t xml:space="preserve">(parametre, argüman) vermek.</w:t>
-      </w:r>
-    </w:p>
-    <w:p>
-      <w:pPr>
-        <w:pStyle w:val="BlockText"/>
-      </w:pPr>
-      <w:r>
-        <w:rPr>
-          <w:b/>
-          <w:bCs/>
-        </w:rPr>
-        <w:t xml:space="preserve">3.</w:t>
-      </w:r>
-      <w:r>
-        <w:rPr>
-          <w:b/>
-          <w:bCs/>
-        </w:rPr>
-        <w:t xml:space="preserve"> </w:t>
-      </w:r>
-      <w:r>
-        <w:rPr>
-          <w:rStyle w:val="VerbatimChar"/>
-          <w:b/>
-          <w:bCs/>
-        </w:rPr>
-        <w:t xml:space="preserve">ORDER BY</w:t>
-      </w:r>
-      <w:r>
-        <w:rPr>
-          <w:b/>
-          <w:bCs/>
-        </w:rPr>
-        <w:t xml:space="preserve"> </w:t>
-      </w:r>
-      <w:r>
-        <w:rPr>
-          <w:b/>
-          <w:bCs/>
-        </w:rPr>
-        <w:t xml:space="preserve">sütunu neden</w:t>
-      </w:r>
-      <w:r>
-        <w:rPr>
-          <w:b/>
-          <w:bCs/>
-        </w:rPr>
-        <w:t xml:space="preserve"> </w:t>
-      </w:r>
-      <w:r>
-        <w:rPr>
-          <w:rStyle w:val="VerbatimChar"/>
-          <w:b/>
-          <w:bCs/>
-        </w:rPr>
-        <w:t xml:space="preserve">?</w:t>
-      </w:r>
-      <w:r>
-        <w:rPr>
-          <w:b/>
-          <w:bCs/>
-        </w:rPr>
-        <w:t xml:space="preserve"> </w:t>
-      </w:r>
-      <w:r>
-        <w:rPr>
-          <w:b/>
-          <w:bCs/>
-        </w:rPr>
-        <w:t xml:space="preserve">parametresiyle verilemez? Ne yapılır?</w:t>
-      </w:r>
-    </w:p>
-    <w:p>
-      <w:pPr>
-        <w:pStyle w:val="BlockText"/>
-      </w:pPr>
-      <w:r>
-        <w:rPr>
-          <w:rStyle w:val="VerbatimChar"/>
-        </w:rPr>
-        <w:t xml:space="preserve">?</w:t>
-      </w:r>
-      <w:r>
-        <w:t xml:space="preserve"> </w:t>
-      </w:r>
-      <w:r>
-        <w:t xml:space="preserve">yalnız değer yerine konabilir, tanımlayıcı (sütun, tablo adı) yerine konamaz. Beyaz listeyle eşleme yapılır.</w:t>
-      </w:r>
-    </w:p>
-    <w:p>
-      <w:pPr>
-        <w:pStyle w:val="BlockText"/>
-      </w:pPr>
-      <w:r>
-        <w:rPr>
-          <w:b/>
-          <w:bCs/>
-        </w:rPr>
-        <w:t xml:space="preserve">4.</w:t>
-      </w:r>
-      <w:r>
-        <w:rPr>
-          <w:b/>
-          <w:bCs/>
-        </w:rPr>
-        <w:t xml:space="preserve"> </w:t>
-      </w:r>
-      <w:r>
-        <w:rPr>
-          <w:rStyle w:val="VerbatimChar"/>
-          <w:b/>
-          <w:bCs/>
-        </w:rPr>
-        <w:t xml:space="preserve">ProcessBuilder</w:t>
-      </w:r>
-      <w:r>
-        <w:rPr>
-          <w:b/>
-          <w:bCs/>
-        </w:rPr>
-        <w:t xml:space="preserve"> </w:t>
-      </w:r>
-      <w:r>
-        <w:rPr>
-          <w:b/>
-          <w:bCs/>
-        </w:rPr>
-        <w:t xml:space="preserve">kullanmak komut enjeksiyonunu neden önler? Tek başına her şeyi çözer mi?</w:t>
-      </w:r>
-    </w:p>
-    <w:p>
-      <w:pPr>
-        <w:pStyle w:val="BlockText"/>
-      </w:pPr>
-      <w:r>
-        <w:t xml:space="preserve">Kabuk çalışmaz; girdi tek bir argüman olarak geçer. Çözmez: çağrılan program argümanı seçenek olarak yorumlayabilir</w:t>
-      </w:r>
-      <w:r>
-        <w:t xml:space="preserve"> </w:t>
-      </w:r>
-      <w:r>
-        <w:t xml:space="preserve">(argüman enjeksiyonu); izin listesi ve</w:t>
-      </w:r>
-      <w:r>
-        <w:t xml:space="preserve"> </w:t>
-      </w:r>
-      <w:r>
-        <w:rPr>
-          <w:rStyle w:val="VerbatimChar"/>
-        </w:rPr>
-        <w:t xml:space="preserve">--</w:t>
-      </w:r>
-      <w:r>
-        <w:t xml:space="preserve"> </w:t>
-      </w:r>
-      <w:r>
-        <w:t xml:space="preserve">gerekir.</w:t>
-      </w:r>
-    </w:p>
-    <w:p>
-      <w:pPr>
-        <w:pStyle w:val="BlockText"/>
-      </w:pPr>
-      <w:r>
-        <w:rPr>
-          <w:b/>
-          <w:bCs/>
-        </w:rPr>
-        <w:t xml:space="preserve">5. Yol geçişinde neden önce kanonikleştirilir, sonra denetlenir?</w:t>
-      </w:r>
-    </w:p>
-    <w:p>
-      <w:pPr>
-        <w:pStyle w:val="BlockText"/>
-      </w:pPr>
-      <w:r>
-        <w:t xml:space="preserve">Aynı yolun birçok yazılışı (</w:t>
-      </w:r>
-      <w:r>
-        <w:rPr>
-          <w:rStyle w:val="VerbatimChar"/>
-        </w:rPr>
-        <w:t xml:space="preserve">../</w:t>
-      </w:r>
-      <w:r>
-        <w:t xml:space="preserve">, kodlanmış biçimler, sembolik bağlantılar) vardır; ham dizge denetimi atlatılır.</w:t>
-      </w:r>
-      <w:r>
-        <w:t xml:space="preserve"> </w:t>
-      </w:r>
-      <w:r>
-        <w:t xml:space="preserve">Kanonik yol tek ve kesindir.</w:t>
-      </w:r>
-    </w:p>
-    <w:p>
-      <w:pPr>
-        <w:pStyle w:val="BlockText"/>
-      </w:pPr>
-      <w:r>
-        <w:rPr>
-          <w:b/>
-          <w:bCs/>
-        </w:rPr>
-        <w:t xml:space="preserve">6. Güvensiz seri durumdan çıkarmada saldırganın elindeki yetki nedir?</w:t>
-      </w:r>
-    </w:p>
-    <w:p>
-      <w:pPr>
-        <w:pStyle w:val="BlockText"/>
-      </w:pPr>
-      <w:r>
-        <w:t xml:space="preserve">Hangi sınıfların oluşturulacağını seçme yetkisi. Sınıf yolundaki sınıflar zincirlenerek kod çalıştırmaya kadar</w:t>
-      </w:r>
-      <w:r>
-        <w:t xml:space="preserve"> </w:t>
-      </w:r>
-      <w:r>
-        <w:t xml:space="preserve">gidebilir.</w:t>
-      </w:r>
-    </w:p>
-    <w:p>
-      <w:pPr>
-        <w:pStyle w:val="BlockText"/>
-      </w:pPr>
-      <w:r>
-        <w:rPr>
-          <w:b/>
-          <w:bCs/>
-        </w:rPr>
-        <w:t xml:space="preserve">7.</w:t>
-      </w:r>
-      <w:r>
-        <w:rPr>
-          <w:b/>
-          <w:bCs/>
-        </w:rPr>
-        <w:t xml:space="preserve"> </w:t>
-      </w:r>
-      <w:r>
-        <w:rPr>
-          <w:rStyle w:val="VerbatimChar"/>
-          <w:b/>
-          <w:bCs/>
-        </w:rPr>
-        <w:t xml:space="preserve">ObjectInputFilter</w:t>
-      </w:r>
-      <w:r>
-        <w:rPr>
-          <w:b/>
-          <w:bCs/>
-        </w:rPr>
-        <w:t xml:space="preserve"> </w:t>
-      </w:r>
-      <w:r>
-        <w:rPr>
-          <w:b/>
-          <w:bCs/>
-        </w:rPr>
-        <w:t xml:space="preserve">deseninin sonundaki</w:t>
-      </w:r>
-      <w:r>
-        <w:rPr>
-          <w:b/>
-          <w:bCs/>
-        </w:rPr>
-        <w:t xml:space="preserve"> </w:t>
-      </w:r>
-      <w:r>
-        <w:rPr>
-          <w:rStyle w:val="VerbatimChar"/>
-          <w:b/>
-          <w:bCs/>
-        </w:rPr>
-        <w:t xml:space="preserve">!*</w:t>
-      </w:r>
-      <w:r>
-        <w:rPr>
-          <w:b/>
-          <w:bCs/>
-        </w:rPr>
-        <w:t xml:space="preserve"> </w:t>
-      </w:r>
-      <w:r>
-        <w:rPr>
-          <w:b/>
-          <w:bCs/>
-        </w:rPr>
-        <w:t xml:space="preserve">ne işe yarar?</w:t>
-      </w:r>
-    </w:p>
-    <w:p>
-      <w:pPr>
-        <w:pStyle w:val="BlockText"/>
-      </w:pPr>
-      <w:r>
-        <w:t xml:space="preserve">Listede olmayan her şeyi reddeder; varsayılan-reddet ilkesi. Olmazsa filtre bir kara listeye dönüşür.</w:t>
-      </w:r>
-    </w:p>
-    <w:p>
-      <w:pPr>
-        <w:pStyle w:val="BlockText"/>
-      </w:pPr>
-      <w:r>
-        <w:rPr>
-          <w:b/>
-          <w:bCs/>
-        </w:rPr>
-        <w:t xml:space="preserve">8. Java bayt kodu neden makine kodundan daha kolay geri çevrilir?</w:t>
-      </w:r>
-    </w:p>
-    <w:p>
-      <w:pPr>
-        <w:pStyle w:val="BlockText"/>
-      </w:pPr>
-      <w:r>
-        <w:t xml:space="preserve">Sınıf, metot ve alan adlarını, tipleri ve dizgeleri korur; kontrol akışı yapılandırılmıştır.</w:t>
-      </w:r>
-    </w:p>
-    <w:p>
-      <w:pPr>
-        <w:pStyle w:val="BlockText"/>
-      </w:pPr>
-      <w:r>
-        <w:rPr>
-          <w:b/>
-          <w:bCs/>
-        </w:rPr>
-        <w:t xml:space="preserve">9. ProGuard’ın dört aşaması nedir? Hangisi dizgeleri gizler?</w:t>
-      </w:r>
-    </w:p>
-    <w:p>
-      <w:pPr>
-        <w:pStyle w:val="BlockText"/>
-      </w:pPr>
-      <w:r>
-        <w:t xml:space="preserve">Küçültme, iyileştirme, gizleme (ad değiştirme), ön doğrulama. Hiçbiri dizgeleri gizlemez.</w:t>
-      </w:r>
-    </w:p>
-    <w:p>
-      <w:pPr>
-        <w:pStyle w:val="BlockText"/>
-      </w:pPr>
-      <w:r>
-        <w:rPr>
-          <w:b/>
-          <w:bCs/>
-        </w:rPr>
-        <w:t xml:space="preserve">10.</w:t>
-      </w:r>
-      <w:r>
-        <w:rPr>
-          <w:b/>
-          <w:bCs/>
-        </w:rPr>
-        <w:t xml:space="preserve"> </w:t>
-      </w:r>
-      <w:r>
-        <w:rPr>
-          <w:rStyle w:val="VerbatimChar"/>
-          <w:b/>
-          <w:bCs/>
-        </w:rPr>
-        <w:t xml:space="preserve">mapping.txt</w:t>
-      </w:r>
-      <w:r>
-        <w:rPr>
-          <w:b/>
-          <w:bCs/>
-        </w:rPr>
-        <w:t xml:space="preserve"> </w:t>
-      </w:r>
-      <w:r>
-        <w:rPr>
-          <w:b/>
-          <w:bCs/>
-        </w:rPr>
-        <w:t xml:space="preserve">neden bir sırdır?</w:t>
-      </w:r>
-    </w:p>
-    <w:p>
-      <w:pPr>
-        <w:pStyle w:val="BlockText"/>
-      </w:pPr>
-      <w:r>
-        <w:t xml:space="preserve">Gizlemeyi tamamen geri alır; eski ve yeni adları eşler. Dağıtılmamalı, erişimi sınırlı saklanmalıdır.</w:t>
-      </w:r>
-    </w:p>
-    <w:p>
-      <w:pPr>
-        <w:pStyle w:val="BlockText"/>
-      </w:pPr>
-      <w:r>
-        <w:rPr>
-          <w:b/>
-          <w:bCs/>
-        </w:rPr>
-        <w:t xml:space="preserve">11.</w:t>
-      </w:r>
-      <w:r>
-        <w:rPr>
-          <w:b/>
-          <w:bCs/>
-        </w:rPr>
-        <w:t xml:space="preserve"> </w:t>
-      </w:r>
-      <w:r>
-        <w:rPr>
-          <w:rStyle w:val="VerbatimChar"/>
-          <w:b/>
-          <w:bCs/>
-        </w:rPr>
-        <w:t xml:space="preserve">-assumenosideeffects class android.util.Log { *; }</w:t>
-      </w:r>
-      <w:r>
-        <w:rPr>
-          <w:b/>
-          <w:bCs/>
-        </w:rPr>
-        <w:t xml:space="preserve"> </w:t>
-      </w:r>
-      <w:r>
-        <w:rPr>
-          <w:b/>
-          <w:bCs/>
-        </w:rPr>
-        <w:t xml:space="preserve">ne işe yarar?</w:t>
-      </w:r>
-    </w:p>
-    <w:p>
-      <w:pPr>
-        <w:pStyle w:val="BlockText"/>
-      </w:pPr>
-      <w:r>
-        <w:t xml:space="preserve">Günlük çağrılarını yan etkisiz sayarak sürüm derlemesinden siler; günlük dizgeleri ve çağrıları ikili dosyada kalmaz.</w:t>
-      </w:r>
-    </w:p>
-    <w:p>
-      <w:pPr>
-        <w:pStyle w:val="BlockText"/>
-      </w:pPr>
-      <w:r>
-        <w:rPr>
-          <w:b/>
-          <w:bCs/>
-        </w:rPr>
-        <w:t xml:space="preserve">12. SBOM’da purl ve özet değeri neden bulunur? VEX ne işe yarar?</w:t>
-      </w:r>
-    </w:p>
-    <w:p>
-      <w:pPr>
-        <w:pStyle w:val="BlockText"/>
-      </w:pPr>
-      <w:r>
-        <w:t xml:space="preserve">purl bileşeni ekosistemden bağımsız tek biçimde tanımlar; özet dosyanın gerçekten o bileşen olduğunu doğrular. VEX,</w:t>
-      </w:r>
-      <w:r>
-        <w:t xml:space="preserve"> </w:t>
-      </w:r>
-      <w:r>
-        <w:t xml:space="preserve">bir bileşendeki zafiyetin ürünü gerçekten etkileyip etkilemediğini bildirir.</w:t>
-      </w:r>
-    </w:p>
-    <w:p>
-      <w:r>
-        <w:pict>
-          <v:rect style="width:0;height:1.5pt" o:hralign="center" o:hrstd="t" o:hr="t"/>
-        </w:pict>
-      </w:r>
-    </w:p>
-    <w:bookmarkEnd w:id="68"/>
-    <w:bookmarkStart w:id="69" w:name="kaynaklar-ve-ileri-okuma"/>
-    <w:p>
-      <w:pPr>
-        <w:pStyle w:val="Heading2"/>
-      </w:pPr>
-      <w:r>
-        <w:t xml:space="preserve">18. Kaynaklar ve ileri okuma</w:t>
-      </w:r>
-    </w:p>
-    <w:p>
-      <w:pPr>
-        <w:pStyle w:val="FirstParagraph"/>
-      </w:pPr>
-      <w:r>
-        <w:rPr>
-          <w:b/>
-          <w:bCs/>
-        </w:rPr>
-        <w:t xml:space="preserve">Ders kitabı</w:t>
-      </w:r>
-      <w:r>
-        <w:t xml:space="preserve"> </w:t>
-      </w:r>
-      <w:r>
-        <w:t xml:space="preserve">— J. Viega, M. Messier,</w:t>
-      </w:r>
-      <w:r>
-        <w:t xml:space="preserve"> </w:t>
-      </w:r>
-      <w:r>
-        <w:rPr>
-          <w:i/>
-          <w:iCs/>
-        </w:rPr>
-        <w:t xml:space="preserve">Secure Programming Cookbook for C and C++</w:t>
-      </w:r>
-      <w:r>
-        <w:t xml:space="preserve">, O’Reilly, 2003:</w:t>
+        <w:t xml:space="preserve">Projeniz bir dosya yolu, bir SQL sorgusu ya da bir dış program çağrısı içeriyorsa, bu haftanın kalıplarıyla</w:t>
+      </w:r>
+      <w:r>
+        <w:t xml:space="preserve"> </w:t>
+      </w:r>
+      <w:r>
+        <w:t xml:space="preserve">(kanonikleştirme + kök, parametreli sorgu, argüman listesi) yeniden gözden geçirin.</w:t>
       </w:r>
     </w:p>
     <w:p>
@@ -18572,37 +17802,1029 @@
         </w:numPr>
       </w:pPr>
       <w:r>
-        <w:t xml:space="preserve">Tarif 3.1 (temel girdi doğrulama), 3.7 (dosya adları ve yolları doğrulama), 3.10 (siteler arası betiği önleme),</w:t>
-      </w:r>
-      <w:r>
-        <w:t xml:space="preserve"> </w:t>
-      </w:r>
-      <w:r>
-        <w:t xml:space="preserve">3.11 (SQL enjeksiyonunu önleme)</w:t>
-      </w:r>
-    </w:p>
-    <w:p>
-      <w:pPr>
-        <w:pStyle w:val="Compact"/>
-        <w:numPr>
-          <w:ilvl w:val="0"/>
-          <w:numId w:val="1017"/>
-        </w:numPr>
-      </w:pPr>
-      <w:r>
-        <w:t xml:space="preserve">Tarif 1.7–1.8 (dış programları güvenli çalıştırma)</w:t>
-      </w:r>
-    </w:p>
-    <w:p>
-      <w:pPr>
-        <w:pStyle w:val="Compact"/>
-        <w:numPr>
-          <w:ilvl w:val="0"/>
-          <w:numId w:val="1017"/>
-        </w:numPr>
-      </w:pPr>
-      <w:r>
-        <w:t xml:space="preserve">Tarif 12.9 (fonksiyon işaretçileri ve dolaylı çağrı — kavram), 12.11 (dizgeleri gizleme)</w:t>
+        <w:t xml:space="preserve">Projenizde bir betik ya da Java bileşeni varsa, gizleme gereksinimini ve</w:t>
+      </w:r>
+      <w:r>
+        <w:t xml:space="preserve"> </w:t>
+      </w:r>
+      <w:r>
+        <w:rPr>
+          <w:rStyle w:val="VerbatimChar"/>
+        </w:rPr>
+        <w:t xml:space="preserve">-keep</w:t>
+      </w:r>
+      <w:r>
+        <w:t xml:space="preserve"> </w:t>
+      </w:r>
+      <w:r>
+        <w:t xml:space="preserve">kurallarını S9 bölümüne ekleyin.</w:t>
+      </w:r>
+    </w:p>
+    <w:p>
+      <w:r>
+        <w:pict>
+          <v:rect style="width:0;height:1.5pt" o:hralign="center" o:hrstd="t" o:hr="t"/>
+        </w:pict>
+      </w:r>
+    </w:p>
+    <w:bookmarkEnd w:id="66"/>
+    <w:bookmarkStart w:id="67" w:name="kendi-başına-çalış"/>
+    <w:p>
+      <w:pPr>
+        <w:pStyle w:val="Heading2"/>
+      </w:pPr>
+      <w:r>
+        <w:t xml:space="preserve">16. Kendi başına çalış</w:t>
+      </w:r>
+    </w:p>
+    <w:p>
+      <w:pPr>
+        <w:pStyle w:val="BlockText"/>
+      </w:pPr>
+      <w:r>
+        <w:rPr>
+          <w:b/>
+          <w:bCs/>
+        </w:rPr>
+        <w:t xml:space="preserve">Alıştırma 1 — Kolay: Parametreli sorguya çevirin</w:t>
+      </w:r>
+    </w:p>
+    <w:p>
+      <w:pPr>
+        <w:pStyle w:val="BlockText"/>
+      </w:pPr>
+      <w:r>
+        <w:t xml:space="preserve">Demo 1’deki hatalı sorguyu kendiniz parametreli hale getirin. Sonra bir</w:t>
+      </w:r>
+      <w:r>
+        <w:t xml:space="preserve"> </w:t>
+      </w:r>
+      <w:r>
+        <w:rPr>
+          <w:rStyle w:val="VerbatimChar"/>
+        </w:rPr>
+        <w:t xml:space="preserve">ORDER BY</w:t>
+      </w:r>
+      <w:r>
+        <w:t xml:space="preserve"> </w:t>
+      </w:r>
+      <w:r>
+        <w:t xml:space="preserve">sütununu kullanıcıdan alan bir</w:t>
+      </w:r>
+      <w:r>
+        <w:t xml:space="preserve"> </w:t>
+      </w:r>
+      <w:r>
+        <w:t xml:space="preserve">sıralama özelliği ekleyin ve bunu beyaz listeyle güvenli yapın. Neden</w:t>
+      </w:r>
+      <w:r>
+        <w:t xml:space="preserve"> </w:t>
+      </w:r>
+      <w:r>
+        <w:rPr>
+          <w:rStyle w:val="VerbatimChar"/>
+        </w:rPr>
+        <w:t xml:space="preserve">?</w:t>
+      </w:r>
+      <w:r>
+        <w:t xml:space="preserve"> </w:t>
+      </w:r>
+      <w:r>
+        <w:t xml:space="preserve">ile yapılamadığını açıklayın.</w:t>
+      </w:r>
+    </w:p>
+    <w:p>
+      <w:pPr>
+        <w:pStyle w:val="BlockText"/>
+      </w:pPr>
+      <w:r>
+        <w:rPr>
+          <w:b/>
+          <w:bCs/>
+        </w:rPr>
+        <w:t xml:space="preserve">Alıştırma 2 — Kolay: Hata iletisinin sızdırdıkları</w:t>
+      </w:r>
+    </w:p>
+    <w:p>
+      <w:pPr>
+        <w:pStyle w:val="BlockText"/>
+      </w:pPr>
+      <w:r>
+        <w:t xml:space="preserve">Demo 1’de hatalı sorguya sözdizimi bozuk bir girdi verin ve veritabanının hata iletisini inceleyin. İletiden tablo</w:t>
+      </w:r>
+      <w:r>
+        <w:t xml:space="preserve"> </w:t>
+      </w:r>
+      <w:r>
+        <w:t xml:space="preserve">ve sütun adları çıkarılabiliyor mu? Kullanıcıya genel ileti, günlüğe ayrıntı yazacak şekilde düzeltin.</w:t>
+      </w:r>
+    </w:p>
+    <w:p>
+      <w:pPr>
+        <w:pStyle w:val="BlockText"/>
+      </w:pPr>
+      <w:r>
+        <w:rPr>
+          <w:b/>
+          <w:bCs/>
+        </w:rPr>
+        <w:t xml:space="preserve">Alıştırma 3 — Orta: Argüman enjeksiyonu</w:t>
+      </w:r>
+    </w:p>
+    <w:p>
+      <w:pPr>
+        <w:pStyle w:val="BlockText"/>
+      </w:pPr>
+      <w:r>
+        <w:t xml:space="preserve">Demo 2’deki güvenli sürüme</w:t>
+      </w:r>
+      <w:r>
+        <w:t xml:space="preserve"> </w:t>
+      </w:r>
+      <w:r>
+        <w:rPr>
+          <w:rStyle w:val="VerbatimChar"/>
+        </w:rPr>
+        <w:t xml:space="preserve">-</w:t>
+      </w:r>
+      <w:r>
+        <w:t xml:space="preserve"> </w:t>
+      </w:r>
+      <w:r>
+        <w:t xml:space="preserve">ile başlayan bir girdi verin. İzin listesi bunu reddediyor mu? Reddetmiyorsa,</w:t>
+      </w:r>
+      <w:r>
+        <w:t xml:space="preserve"> </w:t>
+      </w:r>
+      <w:r>
+        <w:t xml:space="preserve">çağrılan programın bu girdiyi seçenek olarak yorumlayıp yorumlamadığını gözlemleyin ve</w:t>
+      </w:r>
+      <w:r>
+        <w:t xml:space="preserve"> </w:t>
+      </w:r>
+      <w:r>
+        <w:rPr>
+          <w:rStyle w:val="VerbatimChar"/>
+        </w:rPr>
+        <w:t xml:space="preserve">--</w:t>
+      </w:r>
+      <w:r>
+        <w:t xml:space="preserve"> </w:t>
+      </w:r>
+      <w:r>
+        <w:t xml:space="preserve">ayırıcısını ekleyin.</w:t>
+      </w:r>
+    </w:p>
+    <w:p>
+      <w:pPr>
+        <w:pStyle w:val="BlockText"/>
+      </w:pPr>
+      <w:r>
+        <w:rPr>
+          <w:b/>
+          <w:bCs/>
+        </w:rPr>
+        <w:t xml:space="preserve">Alıştırma 4 — Orta: Yol geçişi varyantları</w:t>
+      </w:r>
+    </w:p>
+    <w:p>
+      <w:pPr>
+        <w:pStyle w:val="BlockText"/>
+      </w:pPr>
+      <w:r>
+        <w:t xml:space="preserve">Demo 3’ün güvenli sürümüne şu istekleri gönderin:</w:t>
+      </w:r>
+      <w:r>
+        <w:t xml:space="preserve"> </w:t>
+      </w:r>
+      <w:r>
+        <w:rPr>
+          <w:rStyle w:val="VerbatimChar"/>
+        </w:rPr>
+        <w:t xml:space="preserve">..%2fgizli.txt</w:t>
+      </w:r>
+      <w:r>
+        <w:t xml:space="preserve">,</w:t>
+      </w:r>
+      <w:r>
+        <w:t xml:space="preserve"> </w:t>
+      </w:r>
+      <w:r>
+        <w:rPr>
+          <w:rStyle w:val="VerbatimChar"/>
+        </w:rPr>
+        <w:t xml:space="preserve">....//gizli.txt</w:t>
+      </w:r>
+      <w:r>
+        <w:t xml:space="preserve">, mutlak yol, Windows’ta</w:t>
+      </w:r>
+      <w:r>
+        <w:t xml:space="preserve"> </w:t>
+      </w:r>
+      <w:r>
+        <w:rPr>
+          <w:rStyle w:val="VerbatimChar"/>
+        </w:rPr>
+        <w:t xml:space="preserve">..\gizli.txt</w:t>
+      </w:r>
+      <w:r>
+        <w:t xml:space="preserve"> </w:t>
+      </w:r>
+      <w:r>
+        <w:t xml:space="preserve">ve sürücü harfli yol, kök içinde</w:t>
+      </w:r>
+      <w:r>
+        <w:t xml:space="preserve"> </w:t>
+      </w:r>
+      <w:r>
+        <w:rPr>
+          <w:b/>
+          <w:bCs/>
+        </w:rPr>
+        <w:t xml:space="preserve">sembolik bağlantıyla</w:t>
+      </w:r>
+      <w:r>
+        <w:t xml:space="preserve"> </w:t>
+      </w:r>
+      <w:r>
+        <w:t xml:space="preserve">kök dışını gösteren bir dosya. Hangisi</w:t>
+      </w:r>
+      <w:r>
+        <w:t xml:space="preserve"> </w:t>
+      </w:r>
+      <w:r>
+        <w:t xml:space="preserve">hangi denetimde reddediliyor?</w:t>
+      </w:r>
+    </w:p>
+    <w:p>
+      <w:pPr>
+        <w:pStyle w:val="BlockText"/>
+      </w:pPr>
+      <w:r>
+        <w:rPr>
+          <w:b/>
+          <w:bCs/>
+        </w:rPr>
+        <w:t xml:space="preserve">Alıştırma 5 — Orta: Filtresiz ve filtreli seri durumdan çıkarma</w:t>
+      </w:r>
+    </w:p>
+    <w:p>
+      <w:pPr>
+        <w:pStyle w:val="BlockText"/>
+      </w:pPr>
+      <w:r>
+        <w:t xml:space="preserve">Demo 7’deki filtre desenini</w:t>
+      </w:r>
+      <w:r>
+        <w:t xml:space="preserve"> </w:t>
+      </w:r>
+      <w:r>
+        <w:rPr>
+          <w:rStyle w:val="VerbatimChar"/>
+        </w:rPr>
+        <w:t xml:space="preserve">!*</w:t>
+      </w:r>
+      <w:r>
+        <w:t xml:space="preserve"> </w:t>
+      </w:r>
+      <w:r>
+        <w:t xml:space="preserve">olmadan yazın ve beklenmeyen sınıfın bu kez kabul edildiğini gösterin. Sonra</w:t>
+      </w:r>
+      <w:r>
+        <w:t xml:space="preserve"> </w:t>
+      </w:r>
+      <w:r>
+        <w:rPr>
+          <w:rStyle w:val="VerbatimChar"/>
+        </w:rPr>
+        <w:t xml:space="preserve">maxbytes</w:t>
+      </w:r>
+      <w:r>
+        <w:t xml:space="preserve"> </w:t>
+      </w:r>
+      <w:r>
+        <w:t xml:space="preserve">ve</w:t>
+      </w:r>
+      <w:r>
+        <w:t xml:space="preserve"> </w:t>
+      </w:r>
+      <w:r>
+        <w:rPr>
+          <w:rStyle w:val="VerbatimChar"/>
+        </w:rPr>
+        <w:t xml:space="preserve">maxdepth</w:t>
+      </w:r>
+      <w:r>
+        <w:t xml:space="preserve"> </w:t>
+      </w:r>
+      <w:r>
+        <w:t xml:space="preserve">sınırlarını çok küçük değerlere çekip meşru bir nesnenin reddedildiği noktayı bulun.</w:t>
+      </w:r>
+    </w:p>
+    <w:p>
+      <w:pPr>
+        <w:pStyle w:val="BlockText"/>
+      </w:pPr>
+      <w:r>
+        <w:rPr>
+          <w:b/>
+          <w:bCs/>
+        </w:rPr>
+        <w:t xml:space="preserve">Alıştırma 6 — Orta: Geri derleyiciyle bakın</w:t>
+      </w:r>
+    </w:p>
+    <w:p>
+      <w:pPr>
+        <w:pStyle w:val="BlockText"/>
+      </w:pPr>
+      <w:r>
+        <w:t xml:space="preserve">Demo 4 ve Demo 5’in jar dosyalarını</w:t>
+      </w:r>
+      <w:r>
+        <w:t xml:space="preserve"> </w:t>
+      </w:r>
+      <w:r>
+        <w:rPr>
+          <w:rStyle w:val="VerbatimChar"/>
+        </w:rPr>
+        <w:t xml:space="preserve">javap -c -p</w:t>
+      </w:r>
+      <w:r>
+        <w:t xml:space="preserve"> </w:t>
+      </w:r>
+      <w:r>
+        <w:t xml:space="preserve">dışında bir geri derleyiciyle (ör. CFR ya da jadx) açın. Gizleme</w:t>
+      </w:r>
+      <w:r>
+        <w:t xml:space="preserve"> </w:t>
+      </w:r>
+      <w:r>
+        <w:t xml:space="preserve">öncesi ve sonrası okunabilirliği karşılaştırın: hangi bilgi hâlâ görünüyor?</w:t>
+      </w:r>
+    </w:p>
+    <w:p>
+      <w:pPr>
+        <w:pStyle w:val="BlockText"/>
+      </w:pPr>
+      <w:r>
+        <w:rPr>
+          <w:b/>
+          <w:bCs/>
+        </w:rPr>
+        <w:t xml:space="preserve">Alıştırma 7 — Zor: -keep kuralını daraltın</w:t>
+      </w:r>
+    </w:p>
+    <w:p>
+      <w:pPr>
+        <w:pStyle w:val="BlockText"/>
+      </w:pPr>
+      <w:r>
+        <w:t xml:space="preserve">Demo 5’in</w:t>
+      </w:r>
+      <w:r>
+        <w:t xml:space="preserve"> </w:t>
+      </w:r>
+      <w:r>
+        <w:rPr>
+          <w:rStyle w:val="VerbatimChar"/>
+        </w:rPr>
+        <w:t xml:space="preserve">proguard.pro</w:t>
+      </w:r>
+      <w:r>
+        <w:t xml:space="preserve"> </w:t>
+      </w:r>
+      <w:r>
+        <w:t xml:space="preserve">dosyasındaki</w:t>
+      </w:r>
+      <w:r>
+        <w:t xml:space="preserve"> </w:t>
+      </w:r>
+      <w:r>
+        <w:rPr>
+          <w:rStyle w:val="VerbatimChar"/>
+        </w:rPr>
+        <w:t xml:space="preserve">-keep</w:t>
+      </w:r>
+      <w:r>
+        <w:t xml:space="preserve"> </w:t>
+      </w:r>
+      <w:r>
+        <w:t xml:space="preserve">kuralını daha geniş (</w:t>
+      </w:r>
+      <w:r>
+        <w:rPr>
+          <w:rStyle w:val="VerbatimChar"/>
+        </w:rPr>
+        <w:t xml:space="preserve">com.**</w:t>
+      </w:r>
+      <w:r>
+        <w:t xml:space="preserve">) ve daha dar yazıp sonuçları</w:t>
+      </w:r>
+      <w:r>
+        <w:t xml:space="preserve"> </w:t>
+      </w:r>
+      <w:r>
+        <w:t xml:space="preserve">karşılaştırın. Uygulamanın hâlâ çalıştığı</w:t>
+      </w:r>
+      <w:r>
+        <w:t xml:space="preserve"> </w:t>
+      </w:r>
+      <w:r>
+        <w:rPr>
+          <w:b/>
+          <w:bCs/>
+        </w:rPr>
+        <w:t xml:space="preserve">en dar</w:t>
+      </w:r>
+      <w:r>
+        <w:t xml:space="preserve"> </w:t>
+      </w:r>
+      <w:r>
+        <w:t xml:space="preserve">kural nedir?</w:t>
+      </w:r>
+    </w:p>
+    <w:p>
+      <w:pPr>
+        <w:pStyle w:val="BlockText"/>
+      </w:pPr>
+      <w:r>
+        <w:rPr>
+          <w:b/>
+          <w:bCs/>
+        </w:rPr>
+        <w:t xml:space="preserve">Alıştırma 8 — Zor: Gerçek bir SBOM</w:t>
+      </w:r>
+    </w:p>
+    <w:p>
+      <w:pPr>
+        <w:pStyle w:val="BlockText"/>
+      </w:pPr>
+      <w:r>
+        <w:t xml:space="preserve">Maven ya da Gradle kullanan herhangi bir açık kaynak Java projesi için CycloneDX eklentisiyle SBOM üretin ve</w:t>
+      </w:r>
+      <w:r>
+        <w:t xml:space="preserve"> </w:t>
+      </w:r>
+      <w:r>
+        <w:t xml:space="preserve">OWASP Dependency-Check ya da OSV-Scanner ile tarayın. Kaç bileşen, kaçı geçişli, kaç zafiyet eşleşmesi çıktı?</w:t>
+      </w:r>
+      <w:r>
+        <w:t xml:space="preserve"> </w:t>
+      </w:r>
+      <w:r>
+        <w:t xml:space="preserve">Eşleşmelerden birinin projeyi gerçekten etkileyip etkilemediğini araştırın.</w:t>
+      </w:r>
+    </w:p>
+    <w:p>
+      <w:r>
+        <w:pict>
+          <v:rect style="width:0;height:1.5pt" o:hralign="center" o:hrstd="t" o:hr="t"/>
+        </w:pict>
+      </w:r>
+    </w:p>
+    <w:bookmarkEnd w:id="67"/>
+    <w:bookmarkStart w:id="68" w:name="kendini-sınama"/>
+    <w:p>
+      <w:pPr>
+        <w:pStyle w:val="Heading2"/>
+      </w:pPr>
+      <w:r>
+        <w:t xml:space="preserve">17. Kendini sınama</w:t>
+      </w:r>
+    </w:p>
+    <w:p>
+      <w:pPr>
+        <w:pStyle w:val="BlockText"/>
+      </w:pPr>
+      <w:r>
+        <w:rPr>
+          <w:b/>
+          <w:bCs/>
+        </w:rPr>
+        <w:t xml:space="preserve">1. Java hangi hata sınıflarını dil düzeyinde ortadan kaldırır, hangilerini kaldırmaz?</w:t>
+      </w:r>
+    </w:p>
+    <w:p>
+      <w:pPr>
+        <w:pStyle w:val="BlockText"/>
+      </w:pPr>
+      <w:r>
+        <w:t xml:space="preserve">Arabellek taşması, serbest bırakılmış bellek, ilklendirilmemiş değişken gibi bellek hatalarını kaldırır. Enjeksiyon,</w:t>
+      </w:r>
+      <w:r>
+        <w:t xml:space="preserve"> </w:t>
+      </w:r>
+      <w:r>
+        <w:t xml:space="preserve">güvensiz seri durumdan çıkarma, koda gömülü sırlar, tersine mühendislik, zafiyetli bağımlılıklar ve mantık</w:t>
+      </w:r>
+      <w:r>
+        <w:t xml:space="preserve"> </w:t>
+      </w:r>
+      <w:r>
+        <w:t xml:space="preserve">hatalarını kaldırmaz.</w:t>
+      </w:r>
+    </w:p>
+    <w:p>
+      <w:pPr>
+        <w:pStyle w:val="BlockText"/>
+      </w:pPr>
+      <w:r>
+        <w:rPr>
+          <w:b/>
+          <w:bCs/>
+        </w:rPr>
+        <w:t xml:space="preserve">2. Bütün enjeksiyon türlerinin ortak kökü ve ortak düzeltmesi nedir?</w:t>
+      </w:r>
+    </w:p>
+    <w:p>
+      <w:pPr>
+        <w:pStyle w:val="BlockText"/>
+      </w:pPr>
+      <w:r>
+        <w:t xml:space="preserve">Veri ile komutun aynı kanaldan bir yorumlayıcıya verilmesi. Düzeltme: komutu sabit tutup veriyi ayrı bir kanaldan</w:t>
+      </w:r>
+      <w:r>
+        <w:t xml:space="preserve"> </w:t>
+      </w:r>
+      <w:r>
+        <w:t xml:space="preserve">(parametre, argüman) vermek.</w:t>
+      </w:r>
+    </w:p>
+    <w:p>
+      <w:pPr>
+        <w:pStyle w:val="BlockText"/>
+      </w:pPr>
+      <w:r>
+        <w:rPr>
+          <w:b/>
+          <w:bCs/>
+        </w:rPr>
+        <w:t xml:space="preserve">3.</w:t>
+      </w:r>
+      <w:r>
+        <w:rPr>
+          <w:b/>
+          <w:bCs/>
+        </w:rPr>
+        <w:t xml:space="preserve"> </w:t>
+      </w:r>
+      <w:r>
+        <w:rPr>
+          <w:rStyle w:val="VerbatimChar"/>
+          <w:b/>
+          <w:bCs/>
+        </w:rPr>
+        <w:t xml:space="preserve">ORDER BY</w:t>
+      </w:r>
+      <w:r>
+        <w:rPr>
+          <w:b/>
+          <w:bCs/>
+        </w:rPr>
+        <w:t xml:space="preserve"> </w:t>
+      </w:r>
+      <w:r>
+        <w:rPr>
+          <w:b/>
+          <w:bCs/>
+        </w:rPr>
+        <w:t xml:space="preserve">sütunu neden</w:t>
+      </w:r>
+      <w:r>
+        <w:rPr>
+          <w:b/>
+          <w:bCs/>
+        </w:rPr>
+        <w:t xml:space="preserve"> </w:t>
+      </w:r>
+      <w:r>
+        <w:rPr>
+          <w:rStyle w:val="VerbatimChar"/>
+          <w:b/>
+          <w:bCs/>
+        </w:rPr>
+        <w:t xml:space="preserve">?</w:t>
+      </w:r>
+      <w:r>
+        <w:rPr>
+          <w:b/>
+          <w:bCs/>
+        </w:rPr>
+        <w:t xml:space="preserve"> </w:t>
+      </w:r>
+      <w:r>
+        <w:rPr>
+          <w:b/>
+          <w:bCs/>
+        </w:rPr>
+        <w:t xml:space="preserve">parametresiyle verilemez? Ne yapılır?</w:t>
+      </w:r>
+    </w:p>
+    <w:p>
+      <w:pPr>
+        <w:pStyle w:val="BlockText"/>
+      </w:pPr>
+      <w:r>
+        <w:rPr>
+          <w:rStyle w:val="VerbatimChar"/>
+        </w:rPr>
+        <w:t xml:space="preserve">?</w:t>
+      </w:r>
+      <w:r>
+        <w:t xml:space="preserve"> </w:t>
+      </w:r>
+      <w:r>
+        <w:t xml:space="preserve">yalnız değer yerine konabilir, tanımlayıcı (sütun, tablo adı) yerine konamaz. Beyaz listeyle eşleme yapılır.</w:t>
+      </w:r>
+    </w:p>
+    <w:p>
+      <w:pPr>
+        <w:pStyle w:val="BlockText"/>
+      </w:pPr>
+      <w:r>
+        <w:rPr>
+          <w:b/>
+          <w:bCs/>
+        </w:rPr>
+        <w:t xml:space="preserve">4.</w:t>
+      </w:r>
+      <w:r>
+        <w:rPr>
+          <w:b/>
+          <w:bCs/>
+        </w:rPr>
+        <w:t xml:space="preserve"> </w:t>
+      </w:r>
+      <w:r>
+        <w:rPr>
+          <w:rStyle w:val="VerbatimChar"/>
+          <w:b/>
+          <w:bCs/>
+        </w:rPr>
+        <w:t xml:space="preserve">ProcessBuilder</w:t>
+      </w:r>
+      <w:r>
+        <w:rPr>
+          <w:b/>
+          <w:bCs/>
+        </w:rPr>
+        <w:t xml:space="preserve"> </w:t>
+      </w:r>
+      <w:r>
+        <w:rPr>
+          <w:b/>
+          <w:bCs/>
+        </w:rPr>
+        <w:t xml:space="preserve">kullanmak komut enjeksiyonunu neden önler? Tek başına her şeyi çözer mi?</w:t>
+      </w:r>
+    </w:p>
+    <w:p>
+      <w:pPr>
+        <w:pStyle w:val="BlockText"/>
+      </w:pPr>
+      <w:r>
+        <w:t xml:space="preserve">Kabuk çalışmaz; girdi tek bir argüman olarak geçer. Çözmez: çağrılan program argümanı seçenek olarak yorumlayabilir</w:t>
+      </w:r>
+      <w:r>
+        <w:t xml:space="preserve"> </w:t>
+      </w:r>
+      <w:r>
+        <w:t xml:space="preserve">(argüman enjeksiyonu); izin listesi ve</w:t>
+      </w:r>
+      <w:r>
+        <w:t xml:space="preserve"> </w:t>
+      </w:r>
+      <w:r>
+        <w:rPr>
+          <w:rStyle w:val="VerbatimChar"/>
+        </w:rPr>
+        <w:t xml:space="preserve">--</w:t>
+      </w:r>
+      <w:r>
+        <w:t xml:space="preserve"> </w:t>
+      </w:r>
+      <w:r>
+        <w:t xml:space="preserve">gerekir.</w:t>
+      </w:r>
+    </w:p>
+    <w:p>
+      <w:pPr>
+        <w:pStyle w:val="BlockText"/>
+      </w:pPr>
+      <w:r>
+        <w:rPr>
+          <w:b/>
+          <w:bCs/>
+        </w:rPr>
+        <w:t xml:space="preserve">5. Yol geçişinde neden önce kanonikleştirilir, sonra denetlenir?</w:t>
+      </w:r>
+    </w:p>
+    <w:p>
+      <w:pPr>
+        <w:pStyle w:val="BlockText"/>
+      </w:pPr>
+      <w:r>
+        <w:t xml:space="preserve">Aynı yolun birçok yazılışı (</w:t>
+      </w:r>
+      <w:r>
+        <w:rPr>
+          <w:rStyle w:val="VerbatimChar"/>
+        </w:rPr>
+        <w:t xml:space="preserve">../</w:t>
+      </w:r>
+      <w:r>
+        <w:t xml:space="preserve">, kodlanmış biçimler, sembolik bağlantılar) vardır; ham dizge denetimi atlatılır.</w:t>
+      </w:r>
+      <w:r>
+        <w:t xml:space="preserve"> </w:t>
+      </w:r>
+      <w:r>
+        <w:t xml:space="preserve">Kanonik yol tek ve kesindir.</w:t>
+      </w:r>
+    </w:p>
+    <w:p>
+      <w:pPr>
+        <w:pStyle w:val="BlockText"/>
+      </w:pPr>
+      <w:r>
+        <w:rPr>
+          <w:b/>
+          <w:bCs/>
+        </w:rPr>
+        <w:t xml:space="preserve">6. Güvensiz seri durumdan çıkarmada saldırganın elindeki yetki nedir?</w:t>
+      </w:r>
+    </w:p>
+    <w:p>
+      <w:pPr>
+        <w:pStyle w:val="BlockText"/>
+      </w:pPr>
+      <w:r>
+        <w:t xml:space="preserve">Hangi sınıfların oluşturulacağını seçme yetkisi. Sınıf yolundaki sınıflar zincirlenerek kod çalıştırmaya kadar</w:t>
+      </w:r>
+      <w:r>
+        <w:t xml:space="preserve"> </w:t>
+      </w:r>
+      <w:r>
+        <w:t xml:space="preserve">gidebilir.</w:t>
+      </w:r>
+    </w:p>
+    <w:p>
+      <w:pPr>
+        <w:pStyle w:val="BlockText"/>
+      </w:pPr>
+      <w:r>
+        <w:rPr>
+          <w:b/>
+          <w:bCs/>
+        </w:rPr>
+        <w:t xml:space="preserve">7.</w:t>
+      </w:r>
+      <w:r>
+        <w:rPr>
+          <w:b/>
+          <w:bCs/>
+        </w:rPr>
+        <w:t xml:space="preserve"> </w:t>
+      </w:r>
+      <w:r>
+        <w:rPr>
+          <w:rStyle w:val="VerbatimChar"/>
+          <w:b/>
+          <w:bCs/>
+        </w:rPr>
+        <w:t xml:space="preserve">ObjectInputFilter</w:t>
+      </w:r>
+      <w:r>
+        <w:rPr>
+          <w:b/>
+          <w:bCs/>
+        </w:rPr>
+        <w:t xml:space="preserve"> </w:t>
+      </w:r>
+      <w:r>
+        <w:rPr>
+          <w:b/>
+          <w:bCs/>
+        </w:rPr>
+        <w:t xml:space="preserve">deseninin sonundaki</w:t>
+      </w:r>
+      <w:r>
+        <w:rPr>
+          <w:b/>
+          <w:bCs/>
+        </w:rPr>
+        <w:t xml:space="preserve"> </w:t>
+      </w:r>
+      <w:r>
+        <w:rPr>
+          <w:rStyle w:val="VerbatimChar"/>
+          <w:b/>
+          <w:bCs/>
+        </w:rPr>
+        <w:t xml:space="preserve">!*</w:t>
+      </w:r>
+      <w:r>
+        <w:rPr>
+          <w:b/>
+          <w:bCs/>
+        </w:rPr>
+        <w:t xml:space="preserve"> </w:t>
+      </w:r>
+      <w:r>
+        <w:rPr>
+          <w:b/>
+          <w:bCs/>
+        </w:rPr>
+        <w:t xml:space="preserve">ne işe yarar?</w:t>
+      </w:r>
+    </w:p>
+    <w:p>
+      <w:pPr>
+        <w:pStyle w:val="BlockText"/>
+      </w:pPr>
+      <w:r>
+        <w:t xml:space="preserve">Listede olmayan her şeyi reddeder; varsayılan-reddet ilkesi. Olmazsa filtre bir kara listeye dönüşür.</w:t>
+      </w:r>
+    </w:p>
+    <w:p>
+      <w:pPr>
+        <w:pStyle w:val="BlockText"/>
+      </w:pPr>
+      <w:r>
+        <w:rPr>
+          <w:b/>
+          <w:bCs/>
+        </w:rPr>
+        <w:t xml:space="preserve">8. Java bayt kodu neden makine kodundan daha kolay geri çevrilir?</w:t>
+      </w:r>
+    </w:p>
+    <w:p>
+      <w:pPr>
+        <w:pStyle w:val="BlockText"/>
+      </w:pPr>
+      <w:r>
+        <w:t xml:space="preserve">Sınıf, metot ve alan adlarını, tipleri ve dizgeleri korur; kontrol akışı yapılandırılmıştır.</w:t>
+      </w:r>
+    </w:p>
+    <w:p>
+      <w:pPr>
+        <w:pStyle w:val="BlockText"/>
+      </w:pPr>
+      <w:r>
+        <w:rPr>
+          <w:b/>
+          <w:bCs/>
+        </w:rPr>
+        <w:t xml:space="preserve">9. ProGuard’ın dört aşaması nedir? Hangisi dizgeleri gizler?</w:t>
+      </w:r>
+    </w:p>
+    <w:p>
+      <w:pPr>
+        <w:pStyle w:val="BlockText"/>
+      </w:pPr>
+      <w:r>
+        <w:t xml:space="preserve">Küçültme, iyileştirme, gizleme (ad değiştirme), ön doğrulama. Hiçbiri dizgeleri gizlemez.</w:t>
+      </w:r>
+    </w:p>
+    <w:p>
+      <w:pPr>
+        <w:pStyle w:val="BlockText"/>
+      </w:pPr>
+      <w:r>
+        <w:rPr>
+          <w:b/>
+          <w:bCs/>
+        </w:rPr>
+        <w:t xml:space="preserve">10.</w:t>
+      </w:r>
+      <w:r>
+        <w:rPr>
+          <w:b/>
+          <w:bCs/>
+        </w:rPr>
+        <w:t xml:space="preserve"> </w:t>
+      </w:r>
+      <w:r>
+        <w:rPr>
+          <w:rStyle w:val="VerbatimChar"/>
+          <w:b/>
+          <w:bCs/>
+        </w:rPr>
+        <w:t xml:space="preserve">mapping.txt</w:t>
+      </w:r>
+      <w:r>
+        <w:rPr>
+          <w:b/>
+          <w:bCs/>
+        </w:rPr>
+        <w:t xml:space="preserve"> </w:t>
+      </w:r>
+      <w:r>
+        <w:rPr>
+          <w:b/>
+          <w:bCs/>
+        </w:rPr>
+        <w:t xml:space="preserve">neden bir sırdır?</w:t>
+      </w:r>
+    </w:p>
+    <w:p>
+      <w:pPr>
+        <w:pStyle w:val="BlockText"/>
+      </w:pPr>
+      <w:r>
+        <w:t xml:space="preserve">Gizlemeyi tamamen geri alır; eski ve yeni adları eşler. Dağıtılmamalı, erişimi sınırlı saklanmalıdır.</w:t>
+      </w:r>
+    </w:p>
+    <w:p>
+      <w:pPr>
+        <w:pStyle w:val="BlockText"/>
+      </w:pPr>
+      <w:r>
+        <w:rPr>
+          <w:b/>
+          <w:bCs/>
+        </w:rPr>
+        <w:t xml:space="preserve">11.</w:t>
+      </w:r>
+      <w:r>
+        <w:rPr>
+          <w:b/>
+          <w:bCs/>
+        </w:rPr>
+        <w:t xml:space="preserve"> </w:t>
+      </w:r>
+      <w:r>
+        <w:rPr>
+          <w:rStyle w:val="VerbatimChar"/>
+          <w:b/>
+          <w:bCs/>
+        </w:rPr>
+        <w:t xml:space="preserve">-assumenosideeffects class android.util.Log { *; }</w:t>
+      </w:r>
+      <w:r>
+        <w:rPr>
+          <w:b/>
+          <w:bCs/>
+        </w:rPr>
+        <w:t xml:space="preserve"> </w:t>
+      </w:r>
+      <w:r>
+        <w:rPr>
+          <w:b/>
+          <w:bCs/>
+        </w:rPr>
+        <w:t xml:space="preserve">ne işe yarar?</w:t>
+      </w:r>
+    </w:p>
+    <w:p>
+      <w:pPr>
+        <w:pStyle w:val="BlockText"/>
+      </w:pPr>
+      <w:r>
+        <w:t xml:space="preserve">Günlük çağrılarını yan etkisiz sayarak sürüm derlemesinden siler; günlük dizgeleri ve çağrıları ikili dosyada kalmaz.</w:t>
+      </w:r>
+    </w:p>
+    <w:p>
+      <w:pPr>
+        <w:pStyle w:val="BlockText"/>
+      </w:pPr>
+      <w:r>
+        <w:rPr>
+          <w:b/>
+          <w:bCs/>
+        </w:rPr>
+        <w:t xml:space="preserve">12. SBOM’da purl ve özet değeri neden bulunur? VEX ne işe yarar?</w:t>
+      </w:r>
+    </w:p>
+    <w:p>
+      <w:pPr>
+        <w:pStyle w:val="BlockText"/>
+      </w:pPr>
+      <w:r>
+        <w:t xml:space="preserve">purl bileşeni ekosistemden bağımsız tek biçimde tanımlar; özet dosyanın gerçekten o bileşen olduğunu doğrular. VEX,</w:t>
+      </w:r>
+      <w:r>
+        <w:t xml:space="preserve"> </w:t>
+      </w:r>
+      <w:r>
+        <w:t xml:space="preserve">bir bileşendeki zafiyetin ürünü gerçekten etkileyip etkilemediğini bildirir.</w:t>
+      </w:r>
+    </w:p>
+    <w:p>
+      <w:r>
+        <w:pict>
+          <v:rect style="width:0;height:1.5pt" o:hralign="center" o:hrstd="t" o:hr="t"/>
+        </w:pict>
+      </w:r>
+    </w:p>
+    <w:bookmarkEnd w:id="68"/>
+    <w:bookmarkStart w:id="69" w:name="kaynaklar-ve-ileri-okuma"/>
+    <w:p>
+      <w:pPr>
+        <w:pStyle w:val="Heading2"/>
+      </w:pPr>
+      <w:r>
+        <w:t xml:space="preserve">18. Kaynaklar ve ileri okuma</w:t>
       </w:r>
     </w:p>
     <w:p>
@@ -18614,7 +18836,26 @@
           <w:b/>
           <w:bCs/>
         </w:rPr>
-        <w:t xml:space="preserve">Açık standartlar ve kaynaklar</w:t>
+        <w:t xml:space="preserve">Ders kitabı</w:t>
+      </w:r>
+      <w:r>
+        <w:t xml:space="preserve"> </w:t>
+      </w:r>
+      <w:r>
+        <w:t xml:space="preserve">— J. Viega, M. Messier,</w:t>
+      </w:r>
+      <w:r>
+        <w:t xml:space="preserve"> </w:t>
+      </w:r>
+      <w:r>
+        <w:rPr>
+          <w:i/>
+          <w:iCs/>
+        </w:rPr>
+        <w:t xml:space="preserve">Secure Programming Cookbook for C and C++</w:t>
+      </w:r>
+      <w:r>
+        <w:t xml:space="preserve">, O’Reilly, 2003:</w:t>
       </w:r>
     </w:p>
     <w:p>
@@ -18626,7 +18867,13 @@
         </w:numPr>
       </w:pPr>
       <w:r>
-        <w:t xml:space="preserve">SEI CERT Oracle Coding Standard for Java (IDS, FIO, SER, MSC, ERR kuralları).</w:t>
+        <w:t xml:space="preserve">Tarif 3.1 (temel girdi doğrulama), 3.7 (dosya adları ve yolları doğrulama), 3.10 (siteler arası betiği önleme),</w:t>
+      </w:r>
+      <w:r>
+        <w:t xml:space="preserve"> </w:t>
+      </w:r>
+      <w:r>
+        <w:t xml:space="preserve">3.11 (SQL enjeksiyonunu önleme)</w:t>
       </w:r>
     </w:p>
     <w:p>
@@ -18638,13 +18885,7 @@
         </w:numPr>
       </w:pPr>
       <w:r>
-        <w:t xml:space="preserve">OWASP: Top 10, SQL Injection Prevention Cheat Sheet, OS Command Injection Defense Cheat Sheet, XML External Entity</w:t>
-      </w:r>
-      <w:r>
-        <w:t xml:space="preserve"> </w:t>
-      </w:r>
-      <w:r>
-        <w:t xml:space="preserve">Prevention Cheat Sheet, Deserialization Cheat Sheet; MASVS-CODE ve MASVS-RESILIENCE.</w:t>
+        <w:t xml:space="preserve">Tarif 1.7–1.8 (dış programları güvenli çalıştırma)</w:t>
       </w:r>
     </w:p>
     <w:p>
@@ -18656,7 +18897,19 @@
         </w:numPr>
       </w:pPr>
       <w:r>
-        <w:t xml:space="preserve">Oracle: JEP 290 (seri durumdan çıkarma filtreleri), JEP 415 (bağlama özgü filtreler); Java Secure Coding Guidelines.</w:t>
+        <w:t xml:space="preserve">Tarif 12.9 (fonksiyon işaretçileri ve dolaylı çağrı — kavram), 12.11 (dizgeleri gizleme)</w:t>
+      </w:r>
+    </w:p>
+    <w:p>
+      <w:pPr>
+        <w:pStyle w:val="FirstParagraph"/>
+      </w:pPr>
+      <w:r>
+        <w:rPr>
+          <w:b/>
+          <w:bCs/>
+        </w:rPr>
+        <w:t xml:space="preserve">Açık standartlar ve kaynaklar</w:t>
       </w:r>
     </w:p>
     <w:p>
@@ -18664,23 +18917,11 @@
         <w:pStyle w:val="Compact"/>
         <w:numPr>
           <w:ilvl w:val="0"/>
-          <w:numId w:val="1018"/>
+          <w:numId w:val="1019"/>
         </w:numPr>
       </w:pPr>
       <w:r>
-        <w:t xml:space="preserve">ProGuard kılavuzu (Guardsquare) ve Android geliştirici belgeleri:</w:t>
-      </w:r>
-      <w:r>
-        <w:t xml:space="preserve"> </w:t>
-      </w:r>
-      <w:r>
-        <w:t xml:space="preserve">“Shrink, obfuscate, and optimize your app”</w:t>
-      </w:r>
-      <w:r>
-        <w:t xml:space="preserve"> </w:t>
-      </w:r>
-      <w:r>
-        <w:t xml:space="preserve">(R8).</w:t>
+        <w:t xml:space="preserve">SEI CERT Oracle Coding Standard for Java (IDS, FIO, SER, MSC, ERR kuralları).</w:t>
       </w:r>
     </w:p>
     <w:p>
@@ -18688,17 +18929,17 @@
         <w:pStyle w:val="Compact"/>
         <w:numPr>
           <w:ilvl w:val="0"/>
-          <w:numId w:val="1018"/>
+          <w:numId w:val="1019"/>
         </w:numPr>
       </w:pPr>
       <w:r>
-        <w:t xml:space="preserve">CycloneDX 1.5 ve SPDX 2.3 (ISO/IEC 5962) belirtimleri; package-url (purl) belirtimi; CISA SBOM ve VEX belgeleri;</w:t>
-      </w:r>
-      <w:r>
-        <w:t xml:space="preserve"> </w:t>
-      </w:r>
-      <w:r>
-        <w:t xml:space="preserve">SLSA çerçevesi.</w:t>
+        <w:t xml:space="preserve">OWASP: Top 10, SQL Injection Prevention Cheat Sheet, OS Command Injection Defense Cheat Sheet, XML External Entity</w:t>
+      </w:r>
+      <w:r>
+        <w:t xml:space="preserve"> </w:t>
+      </w:r>
+      <w:r>
+        <w:t xml:space="preserve">Prevention Cheat Sheet, Deserialization Cheat Sheet; MASVS-CODE ve MASVS-RESILIENCE.</w:t>
       </w:r>
     </w:p>
     <w:p>
@@ -18706,7 +18947,61 @@
         <w:pStyle w:val="Compact"/>
         <w:numPr>
           <w:ilvl w:val="0"/>
-          <w:numId w:val="1018"/>
+          <w:numId w:val="1019"/>
+        </w:numPr>
+      </w:pPr>
+      <w:r>
+        <w:t xml:space="preserve">Oracle: JEP 290 (seri durumdan çıkarma filtreleri), JEP 415 (bağlama özgü filtreler); Java Secure Coding Guidelines.</w:t>
+      </w:r>
+    </w:p>
+    <w:p>
+      <w:pPr>
+        <w:pStyle w:val="Compact"/>
+        <w:numPr>
+          <w:ilvl w:val="0"/>
+          <w:numId w:val="1019"/>
+        </w:numPr>
+      </w:pPr>
+      <w:r>
+        <w:t xml:space="preserve">ProGuard kılavuzu (Guardsquare) ve Android geliştirici belgeleri:</w:t>
+      </w:r>
+      <w:r>
+        <w:t xml:space="preserve"> </w:t>
+      </w:r>
+      <w:r>
+        <w:t xml:space="preserve">“Shrink, obfuscate, and optimize your app”</w:t>
+      </w:r>
+      <w:r>
+        <w:t xml:space="preserve"> </w:t>
+      </w:r>
+      <w:r>
+        <w:t xml:space="preserve">(R8).</w:t>
+      </w:r>
+    </w:p>
+    <w:p>
+      <w:pPr>
+        <w:pStyle w:val="Compact"/>
+        <w:numPr>
+          <w:ilvl w:val="0"/>
+          <w:numId w:val="1019"/>
+        </w:numPr>
+      </w:pPr>
+      <w:r>
+        <w:t xml:space="preserve">CycloneDX 1.5 ve SPDX 2.3 (ISO/IEC 5962) belirtimleri; package-url (purl) belirtimi; CISA SBOM ve VEX belgeleri;</w:t>
+      </w:r>
+      <w:r>
+        <w:t xml:space="preserve"> </w:t>
+      </w:r>
+      <w:r>
+        <w:t xml:space="preserve">SLSA çerçevesi.</w:t>
+      </w:r>
+    </w:p>
+    <w:p>
+      <w:pPr>
+        <w:pStyle w:val="Compact"/>
+        <w:numPr>
+          <w:ilvl w:val="0"/>
+          <w:numId w:val="1019"/>
         </w:numPr>
       </w:pPr>
       <w:r>
@@ -19836,34 +20131,7 @@
     <w:abstractNumId w:val="991"/>
   </w:num>
   <w:num w:numId="1003">
-    <w:abstractNumId w:val="99411"/>
-    <w:lvlOverride w:ilvl="0">
-      <w:startOverride w:val="1"/>
-    </w:lvlOverride>
-    <w:lvlOverride w:ilvl="1">
-      <w:startOverride w:val="1"/>
-    </w:lvlOverride>
-    <w:lvlOverride w:ilvl="2">
-      <w:startOverride w:val="1"/>
-    </w:lvlOverride>
-    <w:lvlOverride w:ilvl="3">
-      <w:startOverride w:val="1"/>
-    </w:lvlOverride>
-    <w:lvlOverride w:ilvl="4">
-      <w:startOverride w:val="1"/>
-    </w:lvlOverride>
-    <w:lvlOverride w:ilvl="5">
-      <w:startOverride w:val="1"/>
-    </w:lvlOverride>
-    <w:lvlOverride w:ilvl="6">
-      <w:startOverride w:val="1"/>
-    </w:lvlOverride>
-    <w:lvlOverride w:ilvl="7">
-      <w:startOverride w:val="1"/>
-    </w:lvlOverride>
-    <w:lvlOverride w:ilvl="8">
-      <w:startOverride w:val="1"/>
-    </w:lvlOverride>
+    <w:abstractNumId w:val="991"/>
   </w:num>
   <w:num w:numId="1004">
     <w:abstractNumId w:val="99411"/>
@@ -19896,13 +20164,40 @@
     </w:lvlOverride>
   </w:num>
   <w:num w:numId="1005">
-    <w:abstractNumId w:val="991"/>
+    <w:abstractNumId w:val="99411"/>
+    <w:lvlOverride w:ilvl="0">
+      <w:startOverride w:val="1"/>
+    </w:lvlOverride>
+    <w:lvlOverride w:ilvl="1">
+      <w:startOverride w:val="1"/>
+    </w:lvlOverride>
+    <w:lvlOverride w:ilvl="2">
+      <w:startOverride w:val="1"/>
+    </w:lvlOverride>
+    <w:lvlOverride w:ilvl="3">
+      <w:startOverride w:val="1"/>
+    </w:lvlOverride>
+    <w:lvlOverride w:ilvl="4">
+      <w:startOverride w:val="1"/>
+    </w:lvlOverride>
+    <w:lvlOverride w:ilvl="5">
+      <w:startOverride w:val="1"/>
+    </w:lvlOverride>
+    <w:lvlOverride w:ilvl="6">
+      <w:startOverride w:val="1"/>
+    </w:lvlOverride>
+    <w:lvlOverride w:ilvl="7">
+      <w:startOverride w:val="1"/>
+    </w:lvlOverride>
+    <w:lvlOverride w:ilvl="8">
+      <w:startOverride w:val="1"/>
+    </w:lvlOverride>
   </w:num>
   <w:num w:numId="1006">
     <w:abstractNumId w:val="991"/>
   </w:num>
   <w:num w:numId="1007">
-    <w:abstractNumId w:val="992"/>
+    <w:abstractNumId w:val="991"/>
   </w:num>
   <w:num w:numId="1008">
     <w:abstractNumId w:val="992"/>
@@ -19932,9 +20227,12 @@
     <w:abstractNumId w:val="992"/>
   </w:num>
   <w:num w:numId="1017">
+    <w:abstractNumId w:val="992"/>
+  </w:num>
+  <w:num w:numId="1018">
     <w:abstractNumId w:val="991"/>
   </w:num>
-  <w:num w:numId="1018">
+  <w:num w:numId="1019">
     <w:abstractNumId w:val="991"/>
   </w:num>
 </w:numbering>

--- a/docs/week-5/cen429-week-5-ders-notu.tr.docx
+++ b/docs/week-5/cen429-week-5-ders-notu.tr.docx
@@ -2,7 +2,7 @@
 <file path=word/document.xml><?xml version="1.0" encoding="utf-8"?>
 <w:document xmlns:w="http://schemas.openxmlformats.org/wordprocessingml/2006/main" xmlns:m="http://schemas.openxmlformats.org/officeDocument/2006/math" xmlns:r="http://schemas.openxmlformats.org/officeDocument/2006/relationships" xmlns:o="urn:schemas-microsoft-com:office:office" xmlns:v="urn:schemas-microsoft-com:vml" xmlns:w10="urn:schemas-microsoft-com:office:word" xmlns:a="http://schemas.openxmlformats.org/drawingml/2006/main" xmlns:pic="http://schemas.openxmlformats.org/drawingml/2006/picture" xmlns:wp="http://schemas.openxmlformats.org/drawingml/2006/wordprocessingDrawing">
   <w:body>
-    <w:bookmarkStart w:id="70" w:name="X19cefea7eed7b3608b4718f20e8d38a4af902d8"/>
+    <w:bookmarkStart w:id="86" w:name="X19cefea7eed7b3608b4718f20e8d38a4af902d8"/>
     <w:p>
       <w:pPr>
         <w:pStyle w:val="Heading1"/>
@@ -1274,13 +1274,13 @@
         </w:pict>
       </w:r>
     </w:p>
-    <w:bookmarkStart w:id="20" w:name="yönetilen-diller-neyi-çözer-neyi-çözmez"/>
+    <w:bookmarkStart w:id="35" w:name="temel-kavramlar-sıfırdan"/>
     <w:p>
       <w:pPr>
         <w:pStyle w:val="Heading2"/>
       </w:pPr>
       <w:r>
-        <w:t xml:space="preserve">1. Yönetilen diller neyi çözer, neyi çözmez?</w:t>
+        <w:t xml:space="preserve">0. Temel kavramlar (sıfırdan)</w:t>
       </w:r>
     </w:p>
     <w:p>
@@ -1288,57 +1288,29 @@
         <w:pStyle w:val="FirstParagraph"/>
       </w:pPr>
       <w:r>
-        <w:t xml:space="preserve">İlk dört hafta C ve C++ ile geçti: arabellek taşması, serbest bırakılmış bellek, tamsayı taşması, tanımsız davranış.</w:t>
-      </w:r>
-      <w:r>
-        <w:t xml:space="preserve"> </w:t>
-      </w:r>
-      <w:r>
-        <w:t xml:space="preserve">Java, Kotlin, C#, Python, JavaScript gibi</w:t>
-      </w:r>
-      <w:r>
-        <w:t xml:space="preserve"> </w:t>
-      </w:r>
-      <w:r>
-        <w:rPr>
-          <w:b/>
-          <w:bCs/>
-        </w:rPr>
-        <w:t xml:space="preserve">yönetilen</w:t>
-      </w:r>
-      <w:r>
-        <w:t xml:space="preserve"> </w:t>
-      </w:r>
-      <w:r>
-        <w:t xml:space="preserve">(managed) dillerde bu hataların büyük kısmı</w:t>
-      </w:r>
-      <w:r>
-        <w:t xml:space="preserve"> </w:t>
-      </w:r>
-      <w:r>
-        <w:rPr>
-          <w:b/>
-          <w:bCs/>
-        </w:rPr>
-        <w:t xml:space="preserve">dil düzeyinde</w:t>
-      </w:r>
-      <w:r>
-        <w:t xml:space="preserve"> </w:t>
-      </w:r>
-      <w:r>
-        <w:t xml:space="preserve">ortadan kalkar:</w:t>
-      </w:r>
-    </w:p>
-    <w:p>
-      <w:pPr>
-        <w:pStyle w:val="BlockText"/>
-      </w:pPr>
-      <w:r>
-        <w:rPr>
-          <w:b/>
-          <w:bCs/>
-        </w:rPr>
-        <w:t xml:space="preserve">Kısa tarihçe: yönetilen diller ve kalan açıklar</w:t>
+        <w:t xml:space="preserve">Bu bölüm</w:t>
+      </w:r>
+      <w:r>
+        <w:t xml:space="preserve"> </w:t>
+      </w:r>
+      <w:r>
+        <w:rPr>
+          <w:b/>
+          <w:bCs/>
+        </w:rPr>
+        <w:t xml:space="preserve">hiçbir ön bilgi varsaymaz</w:t>
+      </w:r>
+      <w:r>
+        <w:t xml:space="preserve">. Haftanın geri kalanında kullanacağımız terimleri sıfırdan tanımlıyoruz. Bir terimi bilmiyorsanız önce burayı okuyun; sonraki bölümler bunların üzerine kurulur.</w:t>
+      </w:r>
+    </w:p>
+    <w:bookmarkStart w:id="20" w:name="yönetilen-dil-nedir"/>
+    <w:p>
+      <w:pPr>
+        <w:pStyle w:val="Heading3"/>
+      </w:pPr>
+      <w:r>
+        <w:t xml:space="preserve">Yönetilen dil nedir?</w:t>
       </w:r>
     </w:p>
     <w:p>
@@ -1354,45 +1326,29 @@
           <w:b/>
           <w:bCs/>
         </w:rPr>
-        <w:t xml:space="preserve">1995</w:t>
-      </w:r>
-      <w:r>
-        <w:t xml:space="preserve"> </w:t>
-      </w:r>
-      <w:r>
-        <w:t xml:space="preserve">—</w:t>
-      </w:r>
-      <w:r>
-        <w:t xml:space="preserve"> </w:t>
-      </w:r>
-      <w:r>
-        <w:rPr>
-          <w:b/>
-          <w:bCs/>
-        </w:rPr>
-        <w:t xml:space="preserve">Java</w:t>
-      </w:r>
-      <w:r>
-        <w:t xml:space="preserve"> </w:t>
-      </w:r>
-      <w:r>
-        <w:t xml:space="preserve">ve JVM: çöp toplayıcı ve sınır denetimi</w:t>
-      </w:r>
-      <w:r>
-        <w:t xml:space="preserve"> </w:t>
-      </w:r>
-      <w:r>
-        <w:rPr>
-          <w:b/>
-          <w:bCs/>
-        </w:rPr>
-        <w:t xml:space="preserve">bellek hatalarının</w:t>
-      </w:r>
-      <w:r>
-        <w:t xml:space="preserve"> </w:t>
-      </w:r>
-      <w:r>
-        <w:t xml:space="preserve">çoğunu dil düzeyinde kaldırır.</w:t>
+        <w:t xml:space="preserve">Yönetilen dil:</w:t>
+      </w:r>
+      <w:r>
+        <w:t xml:space="preserve"> </w:t>
+      </w:r>
+      <w:r>
+        <w:t xml:space="preserve">belleği</w:t>
+      </w:r>
+      <w:r>
+        <w:t xml:space="preserve"> </w:t>
+      </w:r>
+      <w:r>
+        <w:rPr>
+          <w:b/>
+          <w:bCs/>
+        </w:rPr>
+        <w:t xml:space="preserve">otomatik</w:t>
+      </w:r>
+      <w:r>
+        <w:t xml:space="preserve"> </w:t>
+      </w:r>
+      <w:r>
+        <w:t xml:space="preserve">yöneten dil (Java, C#, Python, JS).</w:t>
       </w:r>
     </w:p>
     <w:p>
@@ -1404,59 +1360,47 @@
         </w:numPr>
       </w:pPr>
       <w:r>
-        <w:rPr>
-          <w:b/>
-          <w:bCs/>
-        </w:rPr>
-        <w:t xml:space="preserve">1998</w:t>
-      </w:r>
-      <w:r>
-        <w:t xml:space="preserve"> </w:t>
-      </w:r>
-      <w:r>
-        <w:t xml:space="preserve">— SQL enjeksiyonu ilk kez belgelenir (Rain Forest Puppy);</w:t>
-      </w:r>
-      <w:r>
-        <w:t xml:space="preserve"> </w:t>
-      </w:r>
-      <w:r>
-        <w:rPr>
-          <w:b/>
-          <w:bCs/>
-        </w:rPr>
-        <w:t xml:space="preserve">2003</w:t>
-      </w:r>
-      <w:r>
-        <w:t xml:space="preserve"> </w:t>
-      </w:r>
-      <w:r>
-        <w:rPr>
-          <w:b/>
-          <w:bCs/>
-        </w:rPr>
-        <w:t xml:space="preserve">OWASP Top 10</w:t>
-      </w:r>
-      <w:r>
-        <w:t xml:space="preserve"> </w:t>
-      </w:r>
-      <w:r>
-        <w:t xml:space="preserve">yayımlanır — bellek değil</w:t>
-      </w:r>
-      <w:r>
-        <w:t xml:space="preserve"> </w:t>
-      </w:r>
-      <w:r>
-        <w:rPr>
-          <w:b/>
-          <w:bCs/>
-        </w:rPr>
-        <w:t xml:space="preserve">mantık/enjeksiyon</w:t>
-      </w:r>
-      <w:r>
-        <w:t xml:space="preserve"> </w:t>
-      </w:r>
-      <w:r>
-        <w:t xml:space="preserve">hataları öne çıkar.</w:t>
+        <w:t xml:space="preserve">Programcı</w:t>
+      </w:r>
+      <w:r>
+        <w:t xml:space="preserve"> </w:t>
+      </w:r>
+      <w:r>
+        <w:rPr>
+          <w:rStyle w:val="VerbatimChar"/>
+        </w:rPr>
+        <w:t xml:space="preserve">malloc</w:t>
+      </w:r>
+      <w:r>
+        <w:t xml:space="preserve">/</w:t>
+      </w:r>
+      <w:r>
+        <w:rPr>
+          <w:rStyle w:val="VerbatimChar"/>
+        </w:rPr>
+        <w:t xml:space="preserve">free</w:t>
+      </w:r>
+      <w:r>
+        <w:t xml:space="preserve"> </w:t>
+      </w:r>
+      <w:r>
+        <w:t xml:space="preserve">yapmaz;</w:t>
+      </w:r>
+      <w:r>
+        <w:t xml:space="preserve"> </w:t>
+      </w:r>
+      <w:r>
+        <w:rPr>
+          <w:b/>
+          <w:bCs/>
+        </w:rPr>
+        <w:t xml:space="preserve">çöp toplayıcı</w:t>
+      </w:r>
+      <w:r>
+        <w:t xml:space="preserve"> </w:t>
+      </w:r>
+      <w:r>
+        <w:t xml:space="preserve">(GC) hallreder.</w:t>
       </w:r>
     </w:p>
     <w:p>
@@ -1468,46 +1412,30 @@
         </w:numPr>
       </w:pPr>
       <w:r>
-        <w:rPr>
-          <w:b/>
-          <w:bCs/>
-        </w:rPr>
-        <w:t xml:space="preserve">2002</w:t>
-      </w:r>
-      <w:r>
-        <w:t xml:space="preserve"> </w:t>
-      </w:r>
-      <w:r>
-        <w:t xml:space="preserve">—</w:t>
-      </w:r>
-      <w:r>
-        <w:t xml:space="preserve"> </w:t>
-      </w:r>
-      <w:r>
-        <w:rPr>
-          <w:b/>
-          <w:bCs/>
-        </w:rPr>
-        <w:t xml:space="preserve">ProGuard</w:t>
-      </w:r>
-      <w:r>
-        <w:t xml:space="preserve"> </w:t>
-      </w:r>
-      <w:r>
-        <w:t xml:space="preserve">(Java küçültme/gizleme), sonra</w:t>
-      </w:r>
-      <w:r>
-        <w:t xml:space="preserve"> </w:t>
-      </w:r>
-      <w:r>
-        <w:rPr>
-          <w:b/>
-          <w:bCs/>
-        </w:rPr>
-        <w:t xml:space="preserve">R8</w:t>
-      </w:r>
-      <w:r>
-        <w:t xml:space="preserve">: bayt kodun kolay geri çevrilmesine yanıt.</w:t>
+        <w:t xml:space="preserve">→ çoğu bellek hatası (taşma, UAF)</w:t>
+      </w:r>
+      <w:r>
+        <w:t xml:space="preserve"> </w:t>
+      </w:r>
+      <w:r>
+        <w:rPr>
+          <w:b/>
+          <w:bCs/>
+        </w:rPr>
+        <w:t xml:space="preserve">ortadan kalkar</w:t>
+      </w:r>
+      <w:r>
+        <w:t xml:space="preserve">.</w:t>
+      </w:r>
+    </w:p>
+    <w:bookmarkEnd w:id="20"/>
+    <w:bookmarkStart w:id="21" w:name="jvm-ve-bayt-kodu"/>
+    <w:p>
+      <w:pPr>
+        <w:pStyle w:val="Heading3"/>
+      </w:pPr>
+      <w:r>
+        <w:t xml:space="preserve">JVM ve bayt kodu</w:t>
       </w:r>
     </w:p>
     <w:p>
@@ -1515,7 +1443,1394 @@
         <w:pStyle w:val="Compact"/>
         <w:numPr>
           <w:ilvl w:val="0"/>
-          <w:numId w:val="1002"/>
+          <w:numId w:val="1003"/>
+        </w:numPr>
+      </w:pPr>
+      <w:r>
+        <w:rPr>
+          <w:b/>
+          <w:bCs/>
+        </w:rPr>
+        <w:t xml:space="preserve">JVM (Java Virtual Machine):</w:t>
+      </w:r>
+      <w:r>
+        <w:t xml:space="preserve"> </w:t>
+      </w:r>
+      <w:r>
+        <w:t xml:space="preserve">Java’yı çalıştıran sanal makine.</w:t>
+      </w:r>
+    </w:p>
+    <w:p>
+      <w:pPr>
+        <w:pStyle w:val="Compact"/>
+        <w:numPr>
+          <w:ilvl w:val="0"/>
+          <w:numId w:val="1003"/>
+        </w:numPr>
+      </w:pPr>
+      <w:r>
+        <w:rPr>
+          <w:b/>
+          <w:bCs/>
+        </w:rPr>
+        <w:t xml:space="preserve">Bayt kodu:</w:t>
+      </w:r>
+      <w:r>
+        <w:t xml:space="preserve"> </w:t>
+      </w:r>
+      <w:r>
+        <w:t xml:space="preserve">Java kaynağının derlendiği ara biçim (</w:t>
+      </w:r>
+      <w:r>
+        <w:rPr>
+          <w:rStyle w:val="VerbatimChar"/>
+        </w:rPr>
+        <w:t xml:space="preserve">.class</w:t>
+      </w:r>
+      <w:r>
+        <w:t xml:space="preserve"> </w:t>
+      </w:r>
+      <w:r>
+        <w:t xml:space="preserve">dosyaları).</w:t>
+      </w:r>
+    </w:p>
+    <w:p>
+      <w:pPr>
+        <w:pStyle w:val="Compact"/>
+        <w:numPr>
+          <w:ilvl w:val="0"/>
+          <w:numId w:val="1003"/>
+        </w:numPr>
+      </w:pPr>
+      <w:r>
+        <w:t xml:space="preserve">Bayt kodu makineden bağımsız; JVM onu çalıştırır.</w:t>
+      </w:r>
+    </w:p>
+    <w:bookmarkEnd w:id="21"/>
+    <w:bookmarkStart w:id="22" w:name="çöp-toplayıcı-gc"/>
+    <w:p>
+      <w:pPr>
+        <w:pStyle w:val="Heading3"/>
+      </w:pPr>
+      <w:r>
+        <w:t xml:space="preserve">Çöp toplayıcı (GC)</w:t>
+      </w:r>
+    </w:p>
+    <w:p>
+      <w:pPr>
+        <w:pStyle w:val="Compact"/>
+        <w:numPr>
+          <w:ilvl w:val="0"/>
+          <w:numId w:val="1004"/>
+        </w:numPr>
+      </w:pPr>
+      <w:r>
+        <w:rPr>
+          <w:b/>
+          <w:bCs/>
+        </w:rPr>
+        <w:t xml:space="preserve">GC (Garbage Collector):</w:t>
+      </w:r>
+      <w:r>
+        <w:t xml:space="preserve"> </w:t>
+      </w:r>
+      <w:r>
+        <w:t xml:space="preserve">artık kullanılmayan nesneleri otomatik temizler.</w:t>
+      </w:r>
+    </w:p>
+    <w:p>
+      <w:pPr>
+        <w:pStyle w:val="Compact"/>
+        <w:numPr>
+          <w:ilvl w:val="0"/>
+          <w:numId w:val="1004"/>
+        </w:numPr>
+      </w:pPr>
+      <w:r>
+        <w:t xml:space="preserve">Programcı belleği elle bırakmaz.</w:t>
+      </w:r>
+    </w:p>
+    <w:p>
+      <w:pPr>
+        <w:pStyle w:val="Compact"/>
+        <w:numPr>
+          <w:ilvl w:val="0"/>
+          <w:numId w:val="1004"/>
+        </w:numPr>
+      </w:pPr>
+      <w:r>
+        <w:t xml:space="preserve">Bu yüzden UAF/çift bırakma Java’da</w:t>
+      </w:r>
+      <w:r>
+        <w:t xml:space="preserve"> </w:t>
+      </w:r>
+      <w:r>
+        <w:rPr>
+          <w:b/>
+          <w:bCs/>
+        </w:rPr>
+        <w:t xml:space="preserve">yok denecek kadar az</w:t>
+      </w:r>
+      <w:r>
+        <w:t xml:space="preserve">.</w:t>
+      </w:r>
+    </w:p>
+    <w:bookmarkEnd w:id="22"/>
+    <w:bookmarkStart w:id="23" w:name="enjeksiyon-nedir"/>
+    <w:p>
+      <w:pPr>
+        <w:pStyle w:val="Heading3"/>
+      </w:pPr>
+      <w:r>
+        <w:t xml:space="preserve">Enjeksiyon nedir?</w:t>
+      </w:r>
+    </w:p>
+    <w:p>
+      <w:pPr>
+        <w:pStyle w:val="Compact"/>
+        <w:numPr>
+          <w:ilvl w:val="0"/>
+          <w:numId w:val="1005"/>
+        </w:numPr>
+      </w:pPr>
+      <w:r>
+        <w:rPr>
+          <w:b/>
+          <w:bCs/>
+        </w:rPr>
+        <w:t xml:space="preserve">Enjeksiyon:</w:t>
+      </w:r>
+      <w:r>
+        <w:t xml:space="preserve"> </w:t>
+      </w:r>
+      <w:r>
+        <w:t xml:space="preserve">kullanıcı</w:t>
+      </w:r>
+      <w:r>
+        <w:t xml:space="preserve"> </w:t>
+      </w:r>
+      <w:r>
+        <w:rPr>
+          <w:b/>
+          <w:bCs/>
+        </w:rPr>
+        <w:t xml:space="preserve">verisinin</w:t>
+      </w:r>
+      <w:r>
+        <w:t xml:space="preserve"> </w:t>
+      </w:r>
+      <w:r>
+        <w:t xml:space="preserve">bir</w:t>
+      </w:r>
+      <w:r>
+        <w:t xml:space="preserve"> </w:t>
+      </w:r>
+      <w:r>
+        <w:rPr>
+          <w:b/>
+          <w:bCs/>
+        </w:rPr>
+        <w:t xml:space="preserve">komut</w:t>
+      </w:r>
+      <w:r>
+        <w:t xml:space="preserve"> </w:t>
+      </w:r>
+      <w:r>
+        <w:t xml:space="preserve">olarak yorumlanması.</w:t>
+      </w:r>
+    </w:p>
+    <w:p>
+      <w:pPr>
+        <w:pStyle w:val="Compact"/>
+        <w:numPr>
+          <w:ilvl w:val="0"/>
+          <w:numId w:val="1005"/>
+        </w:numPr>
+      </w:pPr>
+      <w:r>
+        <w:t xml:space="preserve">Örnek: kullanıcı adı diye girilen metnin SQL sorgusuna komut olarak sızması.</w:t>
+      </w:r>
+    </w:p>
+    <w:p>
+      <w:pPr>
+        <w:pStyle w:val="Compact"/>
+        <w:numPr>
+          <w:ilvl w:val="0"/>
+          <w:numId w:val="1005"/>
+        </w:numPr>
+      </w:pPr>
+      <w:r>
+        <w:t xml:space="preserve">Bu haftanın ana teması.</w:t>
+      </w:r>
+    </w:p>
+    <w:bookmarkEnd w:id="23"/>
+    <w:bookmarkStart w:id="24" w:name="sql-ve-veritabanı"/>
+    <w:p>
+      <w:pPr>
+        <w:pStyle w:val="Heading3"/>
+      </w:pPr>
+      <w:r>
+        <w:t xml:space="preserve">SQL ve veritabanı</w:t>
+      </w:r>
+    </w:p>
+    <w:p>
+      <w:pPr>
+        <w:pStyle w:val="Compact"/>
+        <w:numPr>
+          <w:ilvl w:val="0"/>
+          <w:numId w:val="1006"/>
+        </w:numPr>
+      </w:pPr>
+      <w:r>
+        <w:rPr>
+          <w:b/>
+          <w:bCs/>
+        </w:rPr>
+        <w:t xml:space="preserve">SQL:</w:t>
+      </w:r>
+      <w:r>
+        <w:t xml:space="preserve"> </w:t>
+      </w:r>
+      <w:r>
+        <w:t xml:space="preserve">veritabanı sorgulama dili (</w:t>
+      </w:r>
+      <w:r>
+        <w:rPr>
+          <w:rStyle w:val="VerbatimChar"/>
+        </w:rPr>
+        <w:t xml:space="preserve">SELECT ... WHERE ...</w:t>
+      </w:r>
+      <w:r>
+        <w:t xml:space="preserve">).</w:t>
+      </w:r>
+    </w:p>
+    <w:p>
+      <w:pPr>
+        <w:pStyle w:val="Compact"/>
+        <w:numPr>
+          <w:ilvl w:val="0"/>
+          <w:numId w:val="1006"/>
+        </w:numPr>
+      </w:pPr>
+      <w:r>
+        <w:t xml:space="preserve">Uygulama, kullanıcı girdisini sorguya koyar.</w:t>
+      </w:r>
+    </w:p>
+    <w:p>
+      <w:pPr>
+        <w:pStyle w:val="Compact"/>
+        <w:numPr>
+          <w:ilvl w:val="0"/>
+          <w:numId w:val="1006"/>
+        </w:numPr>
+      </w:pPr>
+      <w:r>
+        <w:t xml:space="preserve">Yanlış konursa →</w:t>
+      </w:r>
+      <w:r>
+        <w:t xml:space="preserve"> </w:t>
+      </w:r>
+      <w:r>
+        <w:rPr>
+          <w:b/>
+          <w:bCs/>
+        </w:rPr>
+        <w:t xml:space="preserve">SQL enjeksiyonu</w:t>
+      </w:r>
+      <w:r>
+        <w:t xml:space="preserve">.</w:t>
+      </w:r>
+    </w:p>
+    <w:bookmarkEnd w:id="24"/>
+    <w:bookmarkStart w:id="25" w:name="parametreli-sorgu"/>
+    <w:p>
+      <w:pPr>
+        <w:pStyle w:val="Heading3"/>
+      </w:pPr>
+      <w:r>
+        <w:t xml:space="preserve">Parametreli sorgu</w:t>
+      </w:r>
+    </w:p>
+    <w:p>
+      <w:pPr>
+        <w:pStyle w:val="Compact"/>
+        <w:numPr>
+          <w:ilvl w:val="0"/>
+          <w:numId w:val="1007"/>
+        </w:numPr>
+      </w:pPr>
+      <w:r>
+        <w:rPr>
+          <w:b/>
+          <w:bCs/>
+        </w:rPr>
+        <w:t xml:space="preserve">Parametreli sorgu (prepared statement):</w:t>
+      </w:r>
+      <w:r>
+        <w:t xml:space="preserve"> </w:t>
+      </w:r>
+      <w:r>
+        <w:t xml:space="preserve">sorgu iskeleti sabit, veriler ayrı</w:t>
+      </w:r>
+      <w:r>
+        <w:t xml:space="preserve"> </w:t>
+      </w:r>
+      <w:r>
+        <w:rPr>
+          <w:b/>
+          <w:bCs/>
+        </w:rPr>
+        <w:t xml:space="preserve">parametre</w:t>
+      </w:r>
+      <w:r>
+        <w:t xml:space="preserve"> </w:t>
+      </w:r>
+      <w:r>
+        <w:t xml:space="preserve">olarak verilir.</w:t>
+      </w:r>
+    </w:p>
+    <w:p>
+      <w:pPr>
+        <w:pStyle w:val="Compact"/>
+        <w:numPr>
+          <w:ilvl w:val="0"/>
+          <w:numId w:val="1007"/>
+        </w:numPr>
+      </w:pPr>
+      <w:r>
+        <w:t xml:space="preserve">Veri asla komut olarak yorumlanmaz.</w:t>
+      </w:r>
+    </w:p>
+    <w:p>
+      <w:pPr>
+        <w:pStyle w:val="Compact"/>
+        <w:numPr>
+          <w:ilvl w:val="0"/>
+          <w:numId w:val="1007"/>
+        </w:numPr>
+      </w:pPr>
+      <w:r>
+        <w:t xml:space="preserve">SQL enjeksiyonuna karşı</w:t>
+      </w:r>
+      <w:r>
+        <w:t xml:space="preserve"> </w:t>
+      </w:r>
+      <w:r>
+        <w:rPr>
+          <w:b/>
+          <w:bCs/>
+        </w:rPr>
+        <w:t xml:space="preserve">asıl</w:t>
+      </w:r>
+      <w:r>
+        <w:t xml:space="preserve"> </w:t>
+      </w:r>
+      <w:r>
+        <w:t xml:space="preserve">çözüm.</w:t>
+      </w:r>
+    </w:p>
+    <w:bookmarkEnd w:id="25"/>
+    <w:bookmarkStart w:id="26" w:name="seri-durum-serialization"/>
+    <w:p>
+      <w:pPr>
+        <w:pStyle w:val="Heading3"/>
+      </w:pPr>
+      <w:r>
+        <w:t xml:space="preserve">Seri durum (serialization)</w:t>
+      </w:r>
+    </w:p>
+    <w:p>
+      <w:pPr>
+        <w:pStyle w:val="Compact"/>
+        <w:numPr>
+          <w:ilvl w:val="0"/>
+          <w:numId w:val="1008"/>
+        </w:numPr>
+      </w:pPr>
+      <w:r>
+        <w:rPr>
+          <w:b/>
+          <w:bCs/>
+        </w:rPr>
+        <w:t xml:space="preserve">Serileştirme:</w:t>
+      </w:r>
+      <w:r>
+        <w:t xml:space="preserve"> </w:t>
+      </w:r>
+      <w:r>
+        <w:t xml:space="preserve">bir nesneyi bayt dizisine çevirme (kaydetmek/göndermek için).</w:t>
+      </w:r>
+    </w:p>
+    <w:p>
+      <w:pPr>
+        <w:pStyle w:val="Compact"/>
+        <w:numPr>
+          <w:ilvl w:val="0"/>
+          <w:numId w:val="1008"/>
+        </w:numPr>
+      </w:pPr>
+      <w:r>
+        <w:rPr>
+          <w:b/>
+          <w:bCs/>
+        </w:rPr>
+        <w:t xml:space="preserve">Seri durumdan çıkarma (deserialization):</w:t>
+      </w:r>
+      <w:r>
+        <w:t xml:space="preserve"> </w:t>
+      </w:r>
+      <w:r>
+        <w:t xml:space="preserve">baytları geri nesneye çevirme.</w:t>
+      </w:r>
+    </w:p>
+    <w:p>
+      <w:pPr>
+        <w:pStyle w:val="Compact"/>
+        <w:numPr>
+          <w:ilvl w:val="0"/>
+          <w:numId w:val="1008"/>
+        </w:numPr>
+      </w:pPr>
+      <w:r>
+        <w:t xml:space="preserve">Güvenilmez baytları çıkarmak</w:t>
+      </w:r>
+      <w:r>
+        <w:t xml:space="preserve"> </w:t>
+      </w:r>
+      <w:r>
+        <w:rPr>
+          <w:b/>
+          <w:bCs/>
+        </w:rPr>
+        <w:t xml:space="preserve">tehlikeli</w:t>
+      </w:r>
+      <w:r>
+        <w:t xml:space="preserve"> </w:t>
+      </w:r>
+      <w:r>
+        <w:t xml:space="preserve">(kod çalıştırma).</w:t>
+      </w:r>
+    </w:p>
+    <w:bookmarkEnd w:id="26"/>
+    <w:bookmarkStart w:id="27" w:name="xml-ve-xxe"/>
+    <w:p>
+      <w:pPr>
+        <w:pStyle w:val="Heading3"/>
+      </w:pPr>
+      <w:r>
+        <w:t xml:space="preserve">XML ve XXE</w:t>
+      </w:r>
+    </w:p>
+    <w:p>
+      <w:pPr>
+        <w:pStyle w:val="Compact"/>
+        <w:numPr>
+          <w:ilvl w:val="0"/>
+          <w:numId w:val="1009"/>
+        </w:numPr>
+      </w:pPr>
+      <w:r>
+        <w:rPr>
+          <w:b/>
+          <w:bCs/>
+        </w:rPr>
+        <w:t xml:space="preserve">XML:</w:t>
+      </w:r>
+      <w:r>
+        <w:t xml:space="preserve"> </w:t>
+      </w:r>
+      <w:r>
+        <w:t xml:space="preserve">yapılandırılmış veri biçimi (etiketlerle).</w:t>
+      </w:r>
+    </w:p>
+    <w:p>
+      <w:pPr>
+        <w:pStyle w:val="Compact"/>
+        <w:numPr>
+          <w:ilvl w:val="0"/>
+          <w:numId w:val="1009"/>
+        </w:numPr>
+      </w:pPr>
+      <w:r>
+        <w:rPr>
+          <w:b/>
+          <w:bCs/>
+        </w:rPr>
+        <w:t xml:space="preserve">XXE (XML External Entity):</w:t>
+      </w:r>
+      <w:r>
+        <w:t xml:space="preserve"> </w:t>
+      </w:r>
+      <w:r>
+        <w:t xml:space="preserve">XML’in</w:t>
+      </w:r>
+      <w:r>
+        <w:t xml:space="preserve"> </w:t>
+      </w:r>
+      <w:r>
+        <w:t xml:space="preserve">“dış varlık”</w:t>
+      </w:r>
+      <w:r>
+        <w:t xml:space="preserve"> </w:t>
+      </w:r>
+      <w:r>
+        <w:t xml:space="preserve">özelliğinin kötüye kullanımı → dosya okuma, SSRF.</w:t>
+      </w:r>
+    </w:p>
+    <w:p>
+      <w:pPr>
+        <w:pStyle w:val="Compact"/>
+        <w:numPr>
+          <w:ilvl w:val="0"/>
+          <w:numId w:val="1009"/>
+        </w:numPr>
+      </w:pPr>
+      <w:r>
+        <w:t xml:space="preserve">XML ayrıştırıcıda dış varlıklar</w:t>
+      </w:r>
+      <w:r>
+        <w:t xml:space="preserve"> </w:t>
+      </w:r>
+      <w:r>
+        <w:rPr>
+          <w:b/>
+          <w:bCs/>
+        </w:rPr>
+        <w:t xml:space="preserve">kapatılır</w:t>
+      </w:r>
+      <w:r>
+        <w:t xml:space="preserve">.</w:t>
+      </w:r>
+    </w:p>
+    <w:bookmarkEnd w:id="27"/>
+    <w:bookmarkStart w:id="28" w:name="yol-geçişi-path-traversal"/>
+    <w:p>
+      <w:pPr>
+        <w:pStyle w:val="Heading3"/>
+      </w:pPr>
+      <w:r>
+        <w:t xml:space="preserve">Yol geçişi (path traversal)</w:t>
+      </w:r>
+    </w:p>
+    <w:p>
+      <w:pPr>
+        <w:pStyle w:val="Compact"/>
+        <w:numPr>
+          <w:ilvl w:val="0"/>
+          <w:numId w:val="1010"/>
+        </w:numPr>
+      </w:pPr>
+      <w:r>
+        <w:rPr>
+          <w:b/>
+          <w:bCs/>
+        </w:rPr>
+        <w:t xml:space="preserve">Yol geçişi:</w:t>
+      </w:r>
+      <w:r>
+        <w:t xml:space="preserve"> </w:t>
+      </w:r>
+      <w:r>
+        <w:rPr>
+          <w:rStyle w:val="VerbatimChar"/>
+        </w:rPr>
+        <w:t xml:space="preserve">../</w:t>
+      </w:r>
+      <w:r>
+        <w:t xml:space="preserve"> </w:t>
+      </w:r>
+      <w:r>
+        <w:t xml:space="preserve">ile izin verilen klasörün</w:t>
+      </w:r>
+      <w:r>
+        <w:t xml:space="preserve"> </w:t>
+      </w:r>
+      <w:r>
+        <w:rPr>
+          <w:b/>
+          <w:bCs/>
+        </w:rPr>
+        <w:t xml:space="preserve">dışına</w:t>
+      </w:r>
+      <w:r>
+        <w:t xml:space="preserve"> </w:t>
+      </w:r>
+      <w:r>
+        <w:t xml:space="preserve">çıkma.</w:t>
+      </w:r>
+    </w:p>
+    <w:p>
+      <w:pPr>
+        <w:pStyle w:val="Compact"/>
+        <w:numPr>
+          <w:ilvl w:val="0"/>
+          <w:numId w:val="1010"/>
+        </w:numPr>
+      </w:pPr>
+      <w:r>
+        <w:rPr>
+          <w:rStyle w:val="VerbatimChar"/>
+        </w:rPr>
+        <w:t xml:space="preserve">dosyalar/../../etc/passwd</w:t>
+      </w:r>
+      <w:r>
+        <w:t xml:space="preserve"> </w:t>
+      </w:r>
+      <w:r>
+        <w:t xml:space="preserve">gibi.</w:t>
+      </w:r>
+    </w:p>
+    <w:p>
+      <w:pPr>
+        <w:pStyle w:val="Compact"/>
+        <w:numPr>
+          <w:ilvl w:val="0"/>
+          <w:numId w:val="1010"/>
+        </w:numPr>
+      </w:pPr>
+      <w:r>
+        <w:t xml:space="preserve">Kanonikleştirme + kök denetimiyle önlenir.</w:t>
+      </w:r>
+    </w:p>
+    <w:bookmarkEnd w:id="28"/>
+    <w:bookmarkStart w:id="29" w:name="proguard-ve-r8"/>
+    <w:p>
+      <w:pPr>
+        <w:pStyle w:val="Heading3"/>
+      </w:pPr>
+      <w:r>
+        <w:t xml:space="preserve">ProGuard ve R8</w:t>
+      </w:r>
+    </w:p>
+    <w:p>
+      <w:pPr>
+        <w:pStyle w:val="Compact"/>
+        <w:numPr>
+          <w:ilvl w:val="0"/>
+          <w:numId w:val="1011"/>
+        </w:numPr>
+      </w:pPr>
+      <w:r>
+        <w:rPr>
+          <w:b/>
+          <w:bCs/>
+        </w:rPr>
+        <w:t xml:space="preserve">ProGuard / R8:</w:t>
+      </w:r>
+      <w:r>
+        <w:t xml:space="preserve"> </w:t>
+      </w:r>
+      <w:r>
+        <w:t xml:space="preserve">Java/Android bayt kodunu</w:t>
+      </w:r>
+      <w:r>
+        <w:t xml:space="preserve"> </w:t>
+      </w:r>
+      <w:r>
+        <w:rPr>
+          <w:b/>
+          <w:bCs/>
+        </w:rPr>
+        <w:t xml:space="preserve">küçülten, adları gizleyen</w:t>
+      </w:r>
+      <w:r>
+        <w:t xml:space="preserve"> </w:t>
+      </w:r>
+      <w:r>
+        <w:t xml:space="preserve">araçlar.</w:t>
+      </w:r>
+    </w:p>
+    <w:p>
+      <w:pPr>
+        <w:pStyle w:val="Compact"/>
+        <w:numPr>
+          <w:ilvl w:val="0"/>
+          <w:numId w:val="1011"/>
+        </w:numPr>
+      </w:pPr>
+      <w:r>
+        <w:t xml:space="preserve">R8, Android’in varsayılan aracı.</w:t>
+      </w:r>
+    </w:p>
+    <w:p>
+      <w:pPr>
+        <w:pStyle w:val="Compact"/>
+        <w:numPr>
+          <w:ilvl w:val="0"/>
+          <w:numId w:val="1011"/>
+        </w:numPr>
+      </w:pPr>
+      <w:r>
+        <w:t xml:space="preserve">Ad gizleme + ölü kod eleme + küçültme.</w:t>
+      </w:r>
+    </w:p>
+    <w:bookmarkEnd w:id="29"/>
+    <w:bookmarkStart w:id="30" w:name="keep-kuralı"/>
+    <w:p>
+      <w:pPr>
+        <w:pStyle w:val="Heading3"/>
+      </w:pPr>
+      <w:r>
+        <w:rPr>
+          <w:rStyle w:val="VerbatimChar"/>
+        </w:rPr>
+        <w:t xml:space="preserve">-keep</w:t>
+      </w:r>
+      <w:r>
+        <w:t xml:space="preserve"> </w:t>
+      </w:r>
+      <w:r>
+        <w:t xml:space="preserve">kuralı</w:t>
+      </w:r>
+    </w:p>
+    <w:p>
+      <w:pPr>
+        <w:pStyle w:val="Compact"/>
+        <w:numPr>
+          <w:ilvl w:val="0"/>
+          <w:numId w:val="1012"/>
+        </w:numPr>
+      </w:pPr>
+      <w:r>
+        <w:rPr>
+          <w:rStyle w:val="VerbatimChar"/>
+          <w:b/>
+          <w:bCs/>
+        </w:rPr>
+        <w:t xml:space="preserve">-keep</w:t>
+      </w:r>
+      <w:r>
+        <w:rPr>
+          <w:b/>
+          <w:bCs/>
+        </w:rPr>
+        <w:t xml:space="preserve">:</w:t>
+      </w:r>
+      <w:r>
+        <w:t xml:space="preserve"> </w:t>
+      </w:r>
+      <w:r>
+        <w:t xml:space="preserve">ProGuard/R8’e</w:t>
+      </w:r>
+      <w:r>
+        <w:t xml:space="preserve"> </w:t>
+      </w:r>
+      <w:r>
+        <w:t xml:space="preserve">“bu sınıf/metodun adını</w:t>
+      </w:r>
+      <w:r>
+        <w:t xml:space="preserve"> </w:t>
+      </w:r>
+      <w:r>
+        <w:rPr>
+          <w:b/>
+          <w:bCs/>
+        </w:rPr>
+        <w:t xml:space="preserve">değiştirme</w:t>
+      </w:r>
+      <w:r>
+        <w:t xml:space="preserve">”</w:t>
+      </w:r>
+      <w:r>
+        <w:t xml:space="preserve"> </w:t>
+      </w:r>
+      <w:r>
+        <w:t xml:space="preserve">demek.</w:t>
+      </w:r>
+    </w:p>
+    <w:p>
+      <w:pPr>
+        <w:pStyle w:val="Compact"/>
+        <w:numPr>
+          <w:ilvl w:val="0"/>
+          <w:numId w:val="1012"/>
+        </w:numPr>
+      </w:pPr>
+      <w:r>
+        <w:t xml:space="preserve">Reflection ile ada göre çağrılan kod korunmalı.</w:t>
+      </w:r>
+    </w:p>
+    <w:p>
+      <w:pPr>
+        <w:pStyle w:val="Compact"/>
+        <w:numPr>
+          <w:ilvl w:val="0"/>
+          <w:numId w:val="1012"/>
+        </w:numPr>
+      </w:pPr>
+      <w:r>
+        <w:t xml:space="preserve">Yanlış</w:t>
+      </w:r>
+      <w:r>
+        <w:t xml:space="preserve"> </w:t>
+      </w:r>
+      <w:r>
+        <w:rPr>
+          <w:rStyle w:val="VerbatimChar"/>
+        </w:rPr>
+        <w:t xml:space="preserve">-keep</w:t>
+      </w:r>
+      <w:r>
+        <w:t xml:space="preserve"> </w:t>
+      </w:r>
+      <w:r>
+        <w:t xml:space="preserve">→ ya çökme ya zayıf gizleme.</w:t>
+      </w:r>
+    </w:p>
+    <w:bookmarkEnd w:id="30"/>
+    <w:bookmarkStart w:id="31" w:name="reflection-nedir"/>
+    <w:p>
+      <w:pPr>
+        <w:pStyle w:val="Heading3"/>
+      </w:pPr>
+      <w:r>
+        <w:t xml:space="preserve">Reflection nedir?</w:t>
+      </w:r>
+    </w:p>
+    <w:p>
+      <w:pPr>
+        <w:pStyle w:val="Compact"/>
+        <w:numPr>
+          <w:ilvl w:val="0"/>
+          <w:numId w:val="1013"/>
+        </w:numPr>
+      </w:pPr>
+      <w:r>
+        <w:rPr>
+          <w:b/>
+          <w:bCs/>
+        </w:rPr>
+        <w:t xml:space="preserve">Reflection:</w:t>
+      </w:r>
+      <w:r>
+        <w:t xml:space="preserve"> </w:t>
+      </w:r>
+      <w:r>
+        <w:t xml:space="preserve">bir sınıfı/metodu</w:t>
+      </w:r>
+      <w:r>
+        <w:t xml:space="preserve"> </w:t>
+      </w:r>
+      <w:r>
+        <w:rPr>
+          <w:b/>
+          <w:bCs/>
+        </w:rPr>
+        <w:t xml:space="preserve">çalışma anında adıyla</w:t>
+      </w:r>
+      <w:r>
+        <w:t xml:space="preserve"> </w:t>
+      </w:r>
+      <w:r>
+        <w:t xml:space="preserve">bulup çağırma.</w:t>
+      </w:r>
+    </w:p>
+    <w:p>
+      <w:pPr>
+        <w:pStyle w:val="Compact"/>
+        <w:numPr>
+          <w:ilvl w:val="0"/>
+          <w:numId w:val="1013"/>
+        </w:numPr>
+      </w:pPr>
+      <w:r>
+        <w:rPr>
+          <w:rStyle w:val="VerbatimChar"/>
+        </w:rPr>
+        <w:t xml:space="preserve">Class.forName("...")</w:t>
+      </w:r>
+      <w:r>
+        <w:t xml:space="preserve">,</w:t>
+      </w:r>
+      <w:r>
+        <w:t xml:space="preserve"> </w:t>
+      </w:r>
+      <w:r>
+        <w:rPr>
+          <w:rStyle w:val="VerbatimChar"/>
+        </w:rPr>
+        <w:t xml:space="preserve">getMethod("...")</w:t>
+      </w:r>
+      <w:r>
+        <w:t xml:space="preserve">.</w:t>
+      </w:r>
+    </w:p>
+    <w:p>
+      <w:pPr>
+        <w:pStyle w:val="Compact"/>
+        <w:numPr>
+          <w:ilvl w:val="0"/>
+          <w:numId w:val="1013"/>
+        </w:numPr>
+      </w:pPr>
+      <w:r>
+        <w:t xml:space="preserve">Gizleme bunu bozabilir →</w:t>
+      </w:r>
+      <w:r>
+        <w:t xml:space="preserve"> </w:t>
+      </w:r>
+      <w:r>
+        <w:rPr>
+          <w:rStyle w:val="VerbatimChar"/>
+        </w:rPr>
+        <w:t xml:space="preserve">-keep</w:t>
+      </w:r>
+      <w:r>
+        <w:t xml:space="preserve"> </w:t>
+      </w:r>
+      <w:r>
+        <w:t xml:space="preserve">gerekir.</w:t>
+      </w:r>
+    </w:p>
+    <w:bookmarkEnd w:id="31"/>
+    <w:bookmarkStart w:id="32" w:name="sbom-nedir"/>
+    <w:p>
+      <w:pPr>
+        <w:pStyle w:val="Heading3"/>
+      </w:pPr>
+      <w:r>
+        <w:t xml:space="preserve">SBOM nedir?</w:t>
+      </w:r>
+    </w:p>
+    <w:p>
+      <w:pPr>
+        <w:pStyle w:val="Compact"/>
+        <w:numPr>
+          <w:ilvl w:val="0"/>
+          <w:numId w:val="1014"/>
+        </w:numPr>
+      </w:pPr>
+      <w:r>
+        <w:rPr>
+          <w:b/>
+          <w:bCs/>
+        </w:rPr>
+        <w:t xml:space="preserve">SBOM (Software Bill of Materials):</w:t>
+      </w:r>
+      <w:r>
+        <w:t xml:space="preserve"> </w:t>
+      </w:r>
+      <w:r>
+        <w:t xml:space="preserve">yazılımın</w:t>
+      </w:r>
+      <w:r>
+        <w:t xml:space="preserve"> </w:t>
+      </w:r>
+      <w:r>
+        <w:rPr>
+          <w:b/>
+          <w:bCs/>
+        </w:rPr>
+        <w:t xml:space="preserve">malzeme listesi</w:t>
+      </w:r>
+      <w:r>
+        <w:t xml:space="preserve"> </w:t>
+      </w:r>
+      <w:r>
+        <w:t xml:space="preserve">— hangi kütüphaneler, hangi sürümler.</w:t>
+      </w:r>
+    </w:p>
+    <w:p>
+      <w:pPr>
+        <w:pStyle w:val="Compact"/>
+        <w:numPr>
+          <w:ilvl w:val="0"/>
+          <w:numId w:val="1014"/>
+        </w:numPr>
+      </w:pPr>
+      <w:r>
+        <w:t xml:space="preserve">Bir kütüphanede açık çıkınca</w:t>
+      </w:r>
+      <w:r>
+        <w:t xml:space="preserve"> </w:t>
+      </w:r>
+      <w:r>
+        <w:t xml:space="preserve">“etkilendik mi?”</w:t>
+      </w:r>
+      <w:r>
+        <w:t xml:space="preserve"> </w:t>
+      </w:r>
+      <w:r>
+        <w:t xml:space="preserve">sorusunu</w:t>
+      </w:r>
+      <w:r>
+        <w:t xml:space="preserve"> </w:t>
+      </w:r>
+      <w:r>
+        <w:rPr>
+          <w:b/>
+          <w:bCs/>
+        </w:rPr>
+        <w:t xml:space="preserve">hızlı</w:t>
+      </w:r>
+      <w:r>
+        <w:t xml:space="preserve"> </w:t>
+      </w:r>
+      <w:r>
+        <w:t xml:space="preserve">yanıtlar.</w:t>
+      </w:r>
+    </w:p>
+    <w:p>
+      <w:pPr>
+        <w:pStyle w:val="Compact"/>
+        <w:numPr>
+          <w:ilvl w:val="0"/>
+          <w:numId w:val="1014"/>
+        </w:numPr>
+      </w:pPr>
+      <w:r>
+        <w:t xml:space="preserve">Biçimler: CycloneDX, SPDX.</w:t>
+      </w:r>
+    </w:p>
+    <w:bookmarkEnd w:id="32"/>
+    <w:bookmarkStart w:id="33" w:name="bağımlılık-dependency"/>
+    <w:p>
+      <w:pPr>
+        <w:pStyle w:val="Heading3"/>
+      </w:pPr>
+      <w:r>
+        <w:t xml:space="preserve">Bağımlılık (dependency)</w:t>
+      </w:r>
+    </w:p>
+    <w:p>
+      <w:pPr>
+        <w:pStyle w:val="Compact"/>
+        <w:numPr>
+          <w:ilvl w:val="0"/>
+          <w:numId w:val="1015"/>
+        </w:numPr>
+      </w:pPr>
+      <w:r>
+        <w:rPr>
+          <w:b/>
+          <w:bCs/>
+        </w:rPr>
+        <w:t xml:space="preserve">Bağımlılık:</w:t>
+      </w:r>
+      <w:r>
+        <w:t xml:space="preserve"> </w:t>
+      </w:r>
+      <w:r>
+        <w:t xml:space="preserve">projenizin kullandığı dış kütüphaneler.</w:t>
+      </w:r>
+    </w:p>
+    <w:p>
+      <w:pPr>
+        <w:pStyle w:val="Compact"/>
+        <w:numPr>
+          <w:ilvl w:val="0"/>
+          <w:numId w:val="1015"/>
+        </w:numPr>
+      </w:pPr>
+      <w:r>
+        <w:t xml:space="preserve">Kendi kodunuz güvenli olsa bile, bir bağımlılıktaki açık sizi etkiler.</w:t>
+      </w:r>
+    </w:p>
+    <w:p>
+      <w:pPr>
+        <w:pStyle w:val="Compact"/>
+        <w:numPr>
+          <w:ilvl w:val="0"/>
+          <w:numId w:val="1015"/>
+        </w:numPr>
+      </w:pPr>
+      <w:r>
+        <w:t xml:space="preserve">Tedarik zinciri güvenliği.</w:t>
+      </w:r>
+    </w:p>
+    <w:bookmarkEnd w:id="33"/>
+    <w:bookmarkStart w:id="34" w:name="şimdi-hazırız"/>
+    <w:p>
+      <w:pPr>
+        <w:pStyle w:val="Heading3"/>
+      </w:pPr>
+      <w:r>
+        <w:t xml:space="preserve">Şimdi hazırız</w:t>
+      </w:r>
+    </w:p>
+    <w:p>
+      <w:pPr>
+        <w:pStyle w:val="FirstParagraph"/>
+      </w:pPr>
+      <w:r>
+        <w:t xml:space="preserve">Terimler:</w:t>
+      </w:r>
+    </w:p>
+    <w:p>
+      <w:pPr>
+        <w:pStyle w:val="BodyText"/>
+      </w:pPr>
+      <w:r>
+        <w:t xml:space="preserve">yönetilen dil · JVM/bayt kodu · GC · enjeksiyon · SQL/parametreli sorgu · serileştirme · XML/XXE · yol geçişi · ProGuard/R8 ·</w:t>
+      </w:r>
+      <w:r>
+        <w:t xml:space="preserve"> </w:t>
+      </w:r>
+      <w:r>
+        <w:rPr>
+          <w:rStyle w:val="VerbatimChar"/>
+        </w:rPr>
+        <w:t xml:space="preserve">-keep</w:t>
+      </w:r>
+      <w:r>
+        <w:t xml:space="preserve"> </w:t>
+      </w:r>
+      <w:r>
+        <w:t xml:space="preserve">· reflection · SBOM · bağımlılık</w:t>
+      </w:r>
+    </w:p>
+    <w:p>
+      <w:pPr>
+        <w:pStyle w:val="BodyText"/>
+      </w:pPr>
+      <w:r>
+        <w:t xml:space="preserve">Şimdi: yönetilen diller neyi çözer, neyi çözmez?</w:t>
+      </w:r>
+    </w:p>
+    <w:bookmarkEnd w:id="34"/>
+    <w:bookmarkEnd w:id="35"/>
+    <w:bookmarkStart w:id="36" w:name="yönetilen-diller-neyi-çözer-neyi-çözmez"/>
+    <w:p>
+      <w:pPr>
+        <w:pStyle w:val="Heading2"/>
+      </w:pPr>
+      <w:r>
+        <w:t xml:space="preserve">1. Yönetilen diller neyi çözer, neyi çözmez?</w:t>
+      </w:r>
+    </w:p>
+    <w:p>
+      <w:pPr>
+        <w:pStyle w:val="FirstParagraph"/>
+      </w:pPr>
+      <w:r>
+        <w:t xml:space="preserve">İlk dört hafta C ve C++ ile geçti: arabellek taşması, serbest bırakılmış bellek, tamsayı taşması, tanımsız davranış.</w:t>
+      </w:r>
+      <w:r>
+        <w:t xml:space="preserve"> </w:t>
+      </w:r>
+      <w:r>
+        <w:t xml:space="preserve">Java, Kotlin, C#, Python, JavaScript gibi</w:t>
+      </w:r>
+      <w:r>
+        <w:t xml:space="preserve"> </w:t>
+      </w:r>
+      <w:r>
+        <w:rPr>
+          <w:b/>
+          <w:bCs/>
+        </w:rPr>
+        <w:t xml:space="preserve">yönetilen</w:t>
+      </w:r>
+      <w:r>
+        <w:t xml:space="preserve"> </w:t>
+      </w:r>
+      <w:r>
+        <w:t xml:space="preserve">(managed) dillerde bu hataların büyük kısmı</w:t>
+      </w:r>
+      <w:r>
+        <w:t xml:space="preserve"> </w:t>
+      </w:r>
+      <w:r>
+        <w:rPr>
+          <w:b/>
+          <w:bCs/>
+        </w:rPr>
+        <w:t xml:space="preserve">dil düzeyinde</w:t>
+      </w:r>
+      <w:r>
+        <w:t xml:space="preserve"> </w:t>
+      </w:r>
+      <w:r>
+        <w:t xml:space="preserve">ortadan kalkar:</w:t>
+      </w:r>
+    </w:p>
+    <w:p>
+      <w:pPr>
+        <w:pStyle w:val="BlockText"/>
+      </w:pPr>
+      <w:r>
+        <w:rPr>
+          <w:b/>
+          <w:bCs/>
+        </w:rPr>
+        <w:t xml:space="preserve">Kısa tarihçe: yönetilen diller ve kalan açıklar</w:t>
+      </w:r>
+    </w:p>
+    <w:p>
+      <w:pPr>
+        <w:pStyle w:val="Compact"/>
+        <w:numPr>
+          <w:ilvl w:val="0"/>
+          <w:numId w:val="1016"/>
+        </w:numPr>
+      </w:pPr>
+      <w:r>
+        <w:rPr>
+          <w:b/>
+          <w:bCs/>
+        </w:rPr>
+        <w:t xml:space="preserve">1995</w:t>
+      </w:r>
+      <w:r>
+        <w:t xml:space="preserve"> </w:t>
+      </w:r>
+      <w:r>
+        <w:t xml:space="preserve">—</w:t>
+      </w:r>
+      <w:r>
+        <w:t xml:space="preserve"> </w:t>
+      </w:r>
+      <w:r>
+        <w:rPr>
+          <w:b/>
+          <w:bCs/>
+        </w:rPr>
+        <w:t xml:space="preserve">Java</w:t>
+      </w:r>
+      <w:r>
+        <w:t xml:space="preserve"> </w:t>
+      </w:r>
+      <w:r>
+        <w:t xml:space="preserve">ve JVM: çöp toplayıcı ve sınır denetimi</w:t>
+      </w:r>
+      <w:r>
+        <w:t xml:space="preserve"> </w:t>
+      </w:r>
+      <w:r>
+        <w:rPr>
+          <w:b/>
+          <w:bCs/>
+        </w:rPr>
+        <w:t xml:space="preserve">bellek hatalarının</w:t>
+      </w:r>
+      <w:r>
+        <w:t xml:space="preserve"> </w:t>
+      </w:r>
+      <w:r>
+        <w:t xml:space="preserve">çoğunu dil düzeyinde kaldırır.</w:t>
+      </w:r>
+    </w:p>
+    <w:p>
+      <w:pPr>
+        <w:pStyle w:val="Compact"/>
+        <w:numPr>
+          <w:ilvl w:val="0"/>
+          <w:numId w:val="1016"/>
+        </w:numPr>
+      </w:pPr>
+      <w:r>
+        <w:rPr>
+          <w:b/>
+          <w:bCs/>
+        </w:rPr>
+        <w:t xml:space="preserve">1998</w:t>
+      </w:r>
+      <w:r>
+        <w:t xml:space="preserve"> </w:t>
+      </w:r>
+      <w:r>
+        <w:t xml:space="preserve">— SQL enjeksiyonu ilk kez belgelenir (Rain Forest Puppy);</w:t>
+      </w:r>
+      <w:r>
+        <w:t xml:space="preserve"> </w:t>
+      </w:r>
+      <w:r>
+        <w:rPr>
+          <w:b/>
+          <w:bCs/>
+        </w:rPr>
+        <w:t xml:space="preserve">2003</w:t>
+      </w:r>
+      <w:r>
+        <w:t xml:space="preserve"> </w:t>
+      </w:r>
+      <w:r>
+        <w:rPr>
+          <w:b/>
+          <w:bCs/>
+        </w:rPr>
+        <w:t xml:space="preserve">OWASP Top 10</w:t>
+      </w:r>
+      <w:r>
+        <w:t xml:space="preserve"> </w:t>
+      </w:r>
+      <w:r>
+        <w:t xml:space="preserve">yayımlanır — bellek değil</w:t>
+      </w:r>
+      <w:r>
+        <w:t xml:space="preserve"> </w:t>
+      </w:r>
+      <w:r>
+        <w:rPr>
+          <w:b/>
+          <w:bCs/>
+        </w:rPr>
+        <w:t xml:space="preserve">mantık/enjeksiyon</w:t>
+      </w:r>
+      <w:r>
+        <w:t xml:space="preserve"> </w:t>
+      </w:r>
+      <w:r>
+        <w:t xml:space="preserve">hataları öne çıkar.</w:t>
+      </w:r>
+    </w:p>
+    <w:p>
+      <w:pPr>
+        <w:pStyle w:val="Compact"/>
+        <w:numPr>
+          <w:ilvl w:val="0"/>
+          <w:numId w:val="1016"/>
+        </w:numPr>
+      </w:pPr>
+      <w:r>
+        <w:rPr>
+          <w:b/>
+          <w:bCs/>
+        </w:rPr>
+        <w:t xml:space="preserve">2002</w:t>
+      </w:r>
+      <w:r>
+        <w:t xml:space="preserve"> </w:t>
+      </w:r>
+      <w:r>
+        <w:t xml:space="preserve">—</w:t>
+      </w:r>
+      <w:r>
+        <w:t xml:space="preserve"> </w:t>
+      </w:r>
+      <w:r>
+        <w:rPr>
+          <w:b/>
+          <w:bCs/>
+        </w:rPr>
+        <w:t xml:space="preserve">ProGuard</w:t>
+      </w:r>
+      <w:r>
+        <w:t xml:space="preserve"> </w:t>
+      </w:r>
+      <w:r>
+        <w:t xml:space="preserve">(Java küçültme/gizleme), sonra</w:t>
+      </w:r>
+      <w:r>
+        <w:t xml:space="preserve"> </w:t>
+      </w:r>
+      <w:r>
+        <w:rPr>
+          <w:b/>
+          <w:bCs/>
+        </w:rPr>
+        <w:t xml:space="preserve">R8</w:t>
+      </w:r>
+      <w:r>
+        <w:t xml:space="preserve">: bayt kodun kolay geri çevrilmesine yanıt.</w:t>
+      </w:r>
+    </w:p>
+    <w:p>
+      <w:pPr>
+        <w:pStyle w:val="Compact"/>
+        <w:numPr>
+          <w:ilvl w:val="0"/>
+          <w:numId w:val="1016"/>
         </w:numPr>
       </w:pPr>
       <w:r>
@@ -2271,8 +3586,8 @@
         </w:pict>
       </w:r>
     </w:p>
-    <w:bookmarkEnd w:id="20"/>
-    <w:bookmarkStart w:id="21" w:name="Xcae7f7cc12224ed08b1beea0f12c00e2b1245d0"/>
+    <w:bookmarkEnd w:id="36"/>
+    <w:bookmarkStart w:id="37" w:name="Xcae7f7cc12224ed08b1beea0f12c00e2b1245d0"/>
     <w:p>
       <w:pPr>
         <w:pStyle w:val="Heading2"/>
@@ -2769,8 +4084,8 @@
         </w:pict>
       </w:r>
     </w:p>
-    <w:bookmarkEnd w:id="21"/>
-    <w:bookmarkStart w:id="25" w:name="X7141f29ee4a8af8c91664b8fa9183e05dbe8453"/>
+    <w:bookmarkEnd w:id="37"/>
+    <w:bookmarkStart w:id="41" w:name="X7141f29ee4a8af8c91664b8fa9183e05dbe8453"/>
     <w:p>
       <w:pPr>
         <w:pStyle w:val="Heading2"/>
@@ -2931,18 +4246,18 @@
           <wp:inline>
             <wp:extent cx="4391999" cy="7640746"/>
             <wp:effectExtent b="0" l="0" r="0" t="0"/>
-            <wp:docPr descr="" title="" id="23" name="Picture"/>
+            <wp:docPr descr="" title="" id="39" name="Picture"/>
             <a:graphic>
               <a:graphicData uri="http://schemas.openxmlformats.org/drawingml/2006/picture">
                 <pic:pic>
                   <pic:nvPicPr>
-                    <pic:cNvPr descr="diyagram-1.png" id="24" name="Picture"/>
+                    <pic:cNvPr descr="diyagram-1.png" id="40" name="Picture"/>
                     <pic:cNvPicPr>
                       <a:picLocks noChangeArrowheads="1" noChangeAspect="1"/>
                     </pic:cNvPicPr>
                   </pic:nvPicPr>
                   <pic:blipFill>
-                    <a:blip r:embed="rId22"/>
+                    <a:blip r:embed="rId38"/>
                     <a:stretch>
                       <a:fillRect/>
                     </a:stretch>
@@ -3406,8 +4721,8 @@
         </w:pict>
       </w:r>
     </w:p>
-    <w:bookmarkEnd w:id="25"/>
-    <w:bookmarkStart w:id="30" w:name="sql-enjeksiyonu"/>
+    <w:bookmarkEnd w:id="41"/>
+    <w:bookmarkStart w:id="46" w:name="sql-enjeksiyonu"/>
     <w:p>
       <w:pPr>
         <w:pStyle w:val="Heading2"/>
@@ -3821,7 +5136,7 @@
         <w:t xml:space="preserve">SQL enjeksiyonu yirmi yılı aşkın süredir OWASP Top 10 listelerinin üst sıralarındadır (CWE-89).</w:t>
       </w:r>
     </w:p>
-    <w:bookmarkStart w:id="26" w:name="doğrusu-parametreli-sorgu"/>
+    <w:bookmarkStart w:id="42" w:name="doğrusu-parametreli-sorgu"/>
     <w:p>
       <w:pPr>
         <w:pStyle w:val="Heading3"/>
@@ -4289,8 +5604,8 @@
         <w:t xml:space="preserve">ilkesinin tam karşılığıdır (IDS00-J).</w:t>
       </w:r>
     </w:p>
-    <w:bookmarkEnd w:id="26"/>
-    <w:bookmarkStart w:id="27" w:name="parametreli-sorgunun-yetmediği-yerler"/>
+    <w:bookmarkEnd w:id="42"/>
+    <w:bookmarkStart w:id="43" w:name="parametreli-sorgunun-yetmediği-yerler"/>
     <w:p>
       <w:pPr>
         <w:pStyle w:val="Heading3"/>
@@ -4578,8 +5893,8 @@
         </w:tc>
       </w:tr>
     </w:tbl>
-    <w:bookmarkEnd w:id="27"/>
-    <w:bookmarkStart w:id="28" w:name="derinlemesine-savunma"/>
+    <w:bookmarkEnd w:id="43"/>
+    <w:bookmarkStart w:id="44" w:name="derinlemesine-savunma"/>
     <w:p>
       <w:pPr>
         <w:pStyle w:val="Heading3"/>
@@ -4593,7 +5908,7 @@
         <w:pStyle w:val="Compact"/>
         <w:numPr>
           <w:ilvl w:val="0"/>
-          <w:numId w:val="1003"/>
+          <w:numId w:val="1017"/>
         </w:numPr>
       </w:pPr>
       <w:r>
@@ -4636,7 +5951,7 @@
         <w:pStyle w:val="Compact"/>
         <w:numPr>
           <w:ilvl w:val="0"/>
-          <w:numId w:val="1003"/>
+          <w:numId w:val="1017"/>
         </w:numPr>
       </w:pPr>
       <w:r>
@@ -4664,7 +5979,7 @@
         <w:pStyle w:val="Compact"/>
         <w:numPr>
           <w:ilvl w:val="0"/>
-          <w:numId w:val="1003"/>
+          <w:numId w:val="1017"/>
         </w:numPr>
       </w:pPr>
       <w:r>
@@ -4700,8 +6015,8 @@
         <w:t xml:space="preserve">.</w:t>
       </w:r>
     </w:p>
-    <w:bookmarkEnd w:id="28"/>
-    <w:bookmarkStart w:id="29" w:name="Xe9b2430ccd20084d3c1b34d24c9597c117d0196"/>
+    <w:bookmarkEnd w:id="44"/>
+    <w:bookmarkStart w:id="45" w:name="Xe9b2430ccd20084d3c1b34d24c9597c117d0196"/>
     <w:p>
       <w:pPr>
         <w:pStyle w:val="Heading3"/>
@@ -5246,9 +6561,9 @@
         </w:pict>
       </w:r>
     </w:p>
-    <w:bookmarkEnd w:id="29"/>
-    <w:bookmarkEnd w:id="30"/>
-    <w:bookmarkStart w:id="33" w:name="komut-enjeksiyonu"/>
+    <w:bookmarkEnd w:id="45"/>
+    <w:bookmarkEnd w:id="46"/>
+    <w:bookmarkStart w:id="49" w:name="komut-enjeksiyonu"/>
     <w:p>
       <w:pPr>
         <w:pStyle w:val="Heading2"/>
@@ -5628,7 +6943,7 @@
         <w:t xml:space="preserve">(IDS07-J).</w:t>
       </w:r>
     </w:p>
-    <w:bookmarkStart w:id="31" w:name="doğrusu-kabuksuz-argüman-listesiyle"/>
+    <w:bookmarkStart w:id="47" w:name="doğrusu-kabuksuz-argüman-listesiyle"/>
     <w:p>
       <w:pPr>
         <w:pStyle w:val="Heading3"/>
@@ -6088,7 +7403,7 @@
         <w:pStyle w:val="Compact"/>
         <w:numPr>
           <w:ilvl w:val="0"/>
-          <w:numId w:val="1004"/>
+          <w:numId w:val="1018"/>
         </w:numPr>
       </w:pPr>
       <w:r>
@@ -6149,7 +7464,7 @@
         <w:pStyle w:val="Compact"/>
         <w:numPr>
           <w:ilvl w:val="0"/>
-          <w:numId w:val="1004"/>
+          <w:numId w:val="1018"/>
         </w:numPr>
       </w:pPr>
       <w:r>
@@ -6171,7 +7486,7 @@
         <w:pStyle w:val="Compact"/>
         <w:numPr>
           <w:ilvl w:val="0"/>
-          <w:numId w:val="1004"/>
+          <w:numId w:val="1018"/>
         </w:numPr>
       </w:pPr>
       <w:r>
@@ -6193,7 +7508,7 @@
         <w:pStyle w:val="Compact"/>
         <w:numPr>
           <w:ilvl w:val="0"/>
-          <w:numId w:val="1004"/>
+          <w:numId w:val="1018"/>
         </w:numPr>
       </w:pPr>
       <w:r>
@@ -6330,8 +7645,8 @@
         <w:t xml:space="preserve">ile başlayan girdileri reddetmelidir.</w:t>
       </w:r>
     </w:p>
-    <w:bookmarkEnd w:id="31"/>
-    <w:bookmarkStart w:id="32" w:name="demo-2-komut-enjeksiyonu"/>
+    <w:bookmarkEnd w:id="47"/>
+    <w:bookmarkStart w:id="48" w:name="demo-2-komut-enjeksiyonu"/>
     <w:p>
       <w:pPr>
         <w:pStyle w:val="Heading3"/>
@@ -6665,9 +7980,9 @@
         </w:pict>
       </w:r>
     </w:p>
-    <w:bookmarkEnd w:id="32"/>
-    <w:bookmarkEnd w:id="33"/>
-    <w:bookmarkStart w:id="36" w:name="yol-geçişi-tarif-3.7"/>
+    <w:bookmarkEnd w:id="48"/>
+    <w:bookmarkEnd w:id="49"/>
+    <w:bookmarkStart w:id="52" w:name="yol-geçişi-tarif-3.7"/>
     <w:p>
       <w:pPr>
         <w:pStyle w:val="Heading2"/>
@@ -6906,7 +8221,7 @@
         <w:t xml:space="preserve">// kökün dışındaki dosya okunur</w:t>
       </w:r>
     </w:p>
-    <w:bookmarkStart w:id="34" w:name="Xb53dc69afa2f00818a2521e69437094d5840d1a"/>
+    <w:bookmarkStart w:id="50" w:name="Xb53dc69afa2f00818a2521e69437094d5840d1a"/>
     <w:p>
       <w:pPr>
         <w:pStyle w:val="Heading3"/>
@@ -7559,8 +8874,8 @@
         <w:t xml:space="preserve">gibi kanonikleştirip kök içinde olduğunu denetlemelidir.</w:t>
       </w:r>
     </w:p>
-    <w:bookmarkEnd w:id="34"/>
-    <w:bookmarkStart w:id="35" w:name="demo-3-yol-geçişi"/>
+    <w:bookmarkEnd w:id="50"/>
+    <w:bookmarkStart w:id="51" w:name="demo-3-yol-geçişi"/>
     <w:p>
       <w:pPr>
         <w:pStyle w:val="Heading3"/>
@@ -7885,9 +9200,9 @@
         </w:pict>
       </w:r>
     </w:p>
-    <w:bookmarkEnd w:id="35"/>
-    <w:bookmarkEnd w:id="36"/>
-    <w:bookmarkStart w:id="39" w:name="güvensiz-seri-durumdan-çıkarma"/>
+    <w:bookmarkEnd w:id="51"/>
+    <w:bookmarkEnd w:id="52"/>
+    <w:bookmarkStart w:id="55" w:name="güvensiz-seri-durumdan-çıkarma"/>
     <w:p>
       <w:pPr>
         <w:pStyle w:val="Heading2"/>
@@ -8136,7 +9451,7 @@
         <w:t xml:space="preserve">dayanır.</w:t>
       </w:r>
     </w:p>
-    <w:bookmarkStart w:id="37" w:name="savunma-katmanları"/>
+    <w:bookmarkStart w:id="53" w:name="savunma-katmanları"/>
     <w:p>
       <w:pPr>
         <w:pStyle w:val="Heading3"/>
@@ -8801,8 +10116,8 @@
         <w:t xml:space="preserve">). Son öğe varsayılan-reddet ilkesidir; unutulursa filtre bir kara listeye dönüşür.</w:t>
       </w:r>
     </w:p>
-    <w:bookmarkEnd w:id="37"/>
-    <w:bookmarkStart w:id="38" w:name="demo-7-güvenli-seri-durumdan-çıkarma"/>
+    <w:bookmarkEnd w:id="53"/>
+    <w:bookmarkStart w:id="54" w:name="demo-7-güvenli-seri-durumdan-çıkarma"/>
     <w:p>
       <w:pPr>
         <w:pStyle w:val="Heading3"/>
@@ -9162,9 +10477,9 @@
         </w:pict>
       </w:r>
     </w:p>
-    <w:bookmarkEnd w:id="38"/>
-    <w:bookmarkEnd w:id="39"/>
-    <w:bookmarkStart w:id="40" w:name="xml-şablon-ve-diğer-enjeksiyonlar"/>
+    <w:bookmarkEnd w:id="54"/>
+    <w:bookmarkEnd w:id="55"/>
+    <w:bookmarkStart w:id="56" w:name="xml-şablon-ve-diğer-enjeksiyonlar"/>
     <w:p>
       <w:pPr>
         <w:pStyle w:val="Heading2"/>
@@ -9898,8 +11213,8 @@
         </w:pict>
       </w:r>
     </w:p>
-    <w:bookmarkEnd w:id="40"/>
-    <w:bookmarkStart w:id="45" w:name="Xed3901e883d2e27898dc4abd202ae0acab0977f"/>
+    <w:bookmarkEnd w:id="56"/>
+    <w:bookmarkStart w:id="61" w:name="Xed3901e883d2e27898dc4abd202ae0acab0977f"/>
     <w:p>
       <w:pPr>
         <w:pStyle w:val="Heading2"/>
@@ -10518,7 +11833,7 @@
         </w:tc>
       </w:tr>
     </w:tbl>
-    <w:bookmarkStart w:id="41" w:name="X6e34d78d74a2ea8cb7543d53c89faa1fa188101"/>
+    <w:bookmarkStart w:id="57" w:name="X6e34d78d74a2ea8cb7543d53c89faa1fa188101"/>
     <w:p>
       <w:pPr>
         <w:pStyle w:val="Heading3"/>
@@ -10818,8 +12133,8 @@
         <w:t xml:space="preserve">makinesi ya da kural motoru gerekiyorsa, yalnız izin verilen işlemleri tanıyan küçük bir ayrıştırıcı yazılır.</w:t>
       </w:r>
     </w:p>
-    <w:bookmarkEnd w:id="41"/>
-    <w:bookmarkStart w:id="42" w:name="seri-durumdan-çıkarma-pickle-ve-yaml"/>
+    <w:bookmarkEnd w:id="57"/>
+    <w:bookmarkStart w:id="58" w:name="seri-durumdan-çıkarma-pickle-ve-yaml"/>
     <w:p>
       <w:pPr>
         <w:pStyle w:val="Heading3"/>
@@ -11009,8 +12324,8 @@
         <w:t xml:space="preserve"># pickle.loads(metin)               # YALNIZ kendi ürettiğiniz ve HMAC ile doğruladığınız veride</w:t>
       </w:r>
     </w:p>
-    <w:bookmarkEnd w:id="42"/>
-    <w:bookmarkStart w:id="43" w:name="düzenli-ifade-ile-hizmet-engelleme-redos"/>
+    <w:bookmarkEnd w:id="58"/>
+    <w:bookmarkStart w:id="59" w:name="düzenli-ifade-ile-hizmet-engelleme-redos"/>
     <w:p>
       <w:pPr>
         <w:pStyle w:val="Heading3"/>
@@ -11088,7 +12403,7 @@
         <w:pStyle w:val="Compact"/>
         <w:numPr>
           <w:ilvl w:val="0"/>
-          <w:numId w:val="1005"/>
+          <w:numId w:val="1019"/>
         </w:numPr>
       </w:pPr>
       <w:r>
@@ -11149,7 +12464,7 @@
         <w:pStyle w:val="Compact"/>
         <w:numPr>
           <w:ilvl w:val="0"/>
-          <w:numId w:val="1005"/>
+          <w:numId w:val="1019"/>
         </w:numPr>
       </w:pPr>
       <w:r>
@@ -11189,7 +12504,7 @@
         <w:pStyle w:val="Compact"/>
         <w:numPr>
           <w:ilvl w:val="0"/>
-          <w:numId w:val="1005"/>
+          <w:numId w:val="1019"/>
         </w:numPr>
       </w:pPr>
       <w:r>
@@ -11201,15 +12516,15 @@
         <w:pStyle w:val="Compact"/>
         <w:numPr>
           <w:ilvl w:val="0"/>
-          <w:numId w:val="1005"/>
+          <w:numId w:val="1019"/>
         </w:numPr>
       </w:pPr>
       <w:r>
         <w:t xml:space="preserve">Statik analiz araçlarının ReDoS kurallarını açın.</w:t>
       </w:r>
     </w:p>
-    <w:bookmarkEnd w:id="43"/>
-    <w:bookmarkStart w:id="44" w:name="prototip-kirlenmesi-javascript"/>
+    <w:bookmarkEnd w:id="59"/>
+    <w:bookmarkStart w:id="60" w:name="prototip-kirlenmesi-javascript"/>
     <w:p>
       <w:pPr>
         <w:pStyle w:val="Heading3"/>
@@ -11438,9 +12753,9 @@
         </w:pict>
       </w:r>
     </w:p>
-    <w:bookmarkEnd w:id="44"/>
-    <w:bookmarkEnd w:id="45"/>
-    <w:bookmarkStart w:id="47" w:name="bayt-kodu-ve-tersine-derleme"/>
+    <w:bookmarkEnd w:id="60"/>
+    <w:bookmarkEnd w:id="61"/>
+    <w:bookmarkStart w:id="63" w:name="bayt-kodu-ve-tersine-derleme"/>
     <w:p>
       <w:pPr>
         <w:pStyle w:val="Heading2"/>
@@ -12026,7 +13341,7 @@
         <w:t xml:space="preserve">kabuklar ve 11. haftadaki whitebox kriptografi gerekir.</w:t>
       </w:r>
     </w:p>
-    <w:bookmarkStart w:id="46" w:name="demo-4-bayt-kodunda-ne-görünür"/>
+    <w:bookmarkStart w:id="62" w:name="demo-4-bayt-kodunda-ne-görünür"/>
     <w:p>
       <w:pPr>
         <w:pStyle w:val="Heading3"/>
@@ -12276,9 +13591,9 @@
         </w:pict>
       </w:r>
     </w:p>
-    <w:bookmarkEnd w:id="46"/>
-    <w:bookmarkEnd w:id="47"/>
-    <w:bookmarkStart w:id="51" w:name="X23287be8c973fb2dce598a17531f1045e8ebd73"/>
+    <w:bookmarkEnd w:id="62"/>
+    <w:bookmarkEnd w:id="63"/>
+    <w:bookmarkStart w:id="67" w:name="X23287be8c973fb2dce598a17531f1045e8ebd73"/>
     <w:p>
       <w:pPr>
         <w:pStyle w:val="Heading2"/>
@@ -12716,7 +14031,7 @@
         <w:t xml:space="preserve">tutulmalıdır.</w:t>
       </w:r>
     </w:p>
-    <w:bookmarkStart w:id="48" w:name="keep-kuralları-neyin-adı-korunmalı"/>
+    <w:bookmarkStart w:id="64" w:name="keep-kuralları-neyin-adı-korunmalı"/>
     <w:p>
       <w:pPr>
         <w:pStyle w:val="Heading3"/>
@@ -12799,7 +14114,7 @@
         <w:pStyle w:val="Compact"/>
         <w:numPr>
           <w:ilvl w:val="0"/>
-          <w:numId w:val="1006"/>
+          <w:numId w:val="1020"/>
         </w:numPr>
       </w:pPr>
       <w:r>
@@ -12823,7 +14138,7 @@
         <w:pStyle w:val="Compact"/>
         <w:numPr>
           <w:ilvl w:val="0"/>
-          <w:numId w:val="1006"/>
+          <w:numId w:val="1020"/>
         </w:numPr>
       </w:pPr>
       <w:r>
@@ -12835,7 +14150,7 @@
         <w:pStyle w:val="Compact"/>
         <w:numPr>
           <w:ilvl w:val="0"/>
-          <w:numId w:val="1006"/>
+          <w:numId w:val="1020"/>
         </w:numPr>
       </w:pPr>
       <w:r>
@@ -12862,7 +14177,7 @@
         <w:pStyle w:val="Compact"/>
         <w:numPr>
           <w:ilvl w:val="0"/>
-          <w:numId w:val="1006"/>
+          <w:numId w:val="1020"/>
         </w:numPr>
       </w:pPr>
       <w:r>
@@ -12874,7 +14189,7 @@
         <w:pStyle w:val="Compact"/>
         <w:numPr>
           <w:ilvl w:val="0"/>
-          <w:numId w:val="1006"/>
+          <w:numId w:val="1020"/>
         </w:numPr>
       </w:pPr>
       <w:r>
@@ -13198,8 +14513,8 @@
         <w:t xml:space="preserve">durumudur.</w:t>
       </w:r>
     </w:p>
-    <w:bookmarkEnd w:id="48"/>
-    <w:bookmarkStart w:id="49" w:name="X45fed36899908714623646c7843a3dea153bfa5"/>
+    <w:bookmarkEnd w:id="64"/>
+    <w:bookmarkStart w:id="65" w:name="X45fed36899908714623646c7843a3dea153bfa5"/>
     <w:p>
       <w:pPr>
         <w:pStyle w:val="Heading3"/>
@@ -13671,8 +14986,8 @@
         <w:t xml:space="preserve">bölümü tam olarak bu devirleri listeler.</w:t>
       </w:r>
     </w:p>
-    <w:bookmarkEnd w:id="49"/>
-    <w:bookmarkStart w:id="50" w:name="proguardın-yapmadıkları"/>
+    <w:bookmarkEnd w:id="65"/>
+    <w:bookmarkStart w:id="66" w:name="proguardın-yapmadıkları"/>
     <w:p>
       <w:pPr>
         <w:pStyle w:val="Heading3"/>
@@ -13773,9 +15088,9 @@
         </w:pict>
       </w:r>
     </w:p>
-    <w:bookmarkEnd w:id="50"/>
-    <w:bookmarkEnd w:id="51"/>
-    <w:bookmarkStart w:id="55" w:name="dize-gizleme-ve-dinamik-yöntem-çağrısı"/>
+    <w:bookmarkEnd w:id="66"/>
+    <w:bookmarkEnd w:id="67"/>
+    <w:bookmarkStart w:id="71" w:name="dize-gizleme-ve-dinamik-yöntem-çağrısı"/>
     <w:p>
       <w:pPr>
         <w:pStyle w:val="Heading2"/>
@@ -13827,7 +15142,7 @@
         <w:t xml:space="preserve">azaltır.</w:t>
       </w:r>
     </w:p>
-    <w:bookmarkStart w:id="52" w:name="statik-dize-gizleme"/>
+    <w:bookmarkStart w:id="68" w:name="statik-dize-gizleme"/>
     <w:p>
       <w:pPr>
         <w:pStyle w:val="Heading3"/>
@@ -13871,7 +15186,7 @@
         <w:pStyle w:val="Compact"/>
         <w:numPr>
           <w:ilvl w:val="0"/>
-          <w:numId w:val="1007"/>
+          <w:numId w:val="1021"/>
         </w:numPr>
       </w:pPr>
       <w:r>
@@ -13932,7 +15247,7 @@
         <w:pStyle w:val="Compact"/>
         <w:numPr>
           <w:ilvl w:val="0"/>
-          <w:numId w:val="1007"/>
+          <w:numId w:val="1021"/>
         </w:numPr>
       </w:pPr>
       <w:r>
@@ -13972,7 +15287,7 @@
         <w:pStyle w:val="Compact"/>
         <w:numPr>
           <w:ilvl w:val="0"/>
-          <w:numId w:val="1007"/>
+          <w:numId w:val="1021"/>
         </w:numPr>
       </w:pPr>
       <w:r>
@@ -13985,8 +15300,8 @@
         <w:t xml:space="preserve">birlikte anlam kazanır.</w:t>
       </w:r>
     </w:p>
-    <w:bookmarkEnd w:id="52"/>
-    <w:bookmarkStart w:id="53" w:name="dinamik-yöntem-çağrısı-yansıma"/>
+    <w:bookmarkEnd w:id="68"/>
+    <w:bookmarkStart w:id="69" w:name="dinamik-yöntem-çağrısı-yansıma"/>
     <w:p>
       <w:pPr>
         <w:pStyle w:val="Heading3"/>
@@ -14559,8 +15874,8 @@
         <w:t xml:space="preserve">Tek bir yerdeki değeri değiştirmek bu yüzden yetmez.</w:t>
       </w:r>
     </w:p>
-    <w:bookmarkEnd w:id="53"/>
-    <w:bookmarkStart w:id="54" w:name="demo-5-dize-gizleme-yansıma-ve-proguard"/>
+    <w:bookmarkEnd w:id="69"/>
+    <w:bookmarkStart w:id="70" w:name="demo-5-dize-gizleme-yansıma-ve-proguard"/>
     <w:p>
       <w:pPr>
         <w:pStyle w:val="Heading3"/>
@@ -14892,9 +16207,9 @@
         </w:pict>
       </w:r>
     </w:p>
-    <w:bookmarkEnd w:id="54"/>
-    <w:bookmarkEnd w:id="55"/>
-    <w:bookmarkStart w:id="60" w:name="Xfec35ef7c39257217ec7bfa377f741c6e555744"/>
+    <w:bookmarkEnd w:id="70"/>
+    <w:bookmarkEnd w:id="71"/>
+    <w:bookmarkStart w:id="76" w:name="Xfec35ef7c39257217ec7bfa377f741c6e555744"/>
     <w:p>
       <w:pPr>
         <w:pStyle w:val="Heading2"/>
@@ -14903,7 +16218,7 @@
         <w:t xml:space="preserve">13. Android’de R8, gizlemenin etkisini ölçmek ve Java için statik analiz</w:t>
       </w:r>
     </w:p>
-    <w:bookmarkStart w:id="56" w:name="android-derleme-hattında-r8"/>
+    <w:bookmarkStart w:id="72" w:name="android-derleme-hattında-r8"/>
     <w:p>
       <w:pPr>
         <w:pStyle w:val="Heading3"/>
@@ -15311,8 +16626,8 @@
         <w:t xml:space="preserve">doğrulamak, değerlendiricinin ilk kontrollerinden biridir (6. haftada hata ayıklayıcı algılama).</w:t>
       </w:r>
     </w:p>
-    <w:bookmarkEnd w:id="56"/>
-    <w:bookmarkStart w:id="57" w:name="çökme-raporlarını-okumak-retrace"/>
+    <w:bookmarkEnd w:id="72"/>
+    <w:bookmarkStart w:id="73" w:name="çökme-raporlarını-okumak-retrace"/>
     <w:p>
       <w:pPr>
         <w:pStyle w:val="Heading3"/>
@@ -15399,8 +16714,8 @@
         <w:t xml:space="preserve">numaralarını pakete koyar; bu da bir ödünleşimdir ve kayda geçirilir.</w:t>
       </w:r>
     </w:p>
-    <w:bookmarkEnd w:id="57"/>
-    <w:bookmarkStart w:id="58" w:name="gizlemenin-etkisini-ölçmek"/>
+    <w:bookmarkEnd w:id="73"/>
+    <w:bookmarkStart w:id="74" w:name="gizlemenin-etkisini-ölçmek"/>
     <w:p>
       <w:pPr>
         <w:pStyle w:val="Heading3"/>
@@ -15743,8 +17058,8 @@
         <w:t xml:space="preserve">dönüştürür.</w:t>
       </w:r>
     </w:p>
-    <w:bookmarkEnd w:id="58"/>
-    <w:bookmarkStart w:id="59" w:name="java-için-statik-analiz"/>
+    <w:bookmarkEnd w:id="74"/>
+    <w:bookmarkStart w:id="75" w:name="java-için-statik-analiz"/>
     <w:p>
       <w:pPr>
         <w:pStyle w:val="Heading3"/>
@@ -16016,9 +17331,9 @@
         </w:pict>
       </w:r>
     </w:p>
-    <w:bookmarkEnd w:id="59"/>
-    <w:bookmarkEnd w:id="60"/>
-    <w:bookmarkStart w:id="65" w:name="X26301719d4e37cc68a3cc199a7a60b80b78123f"/>
+    <w:bookmarkEnd w:id="75"/>
+    <w:bookmarkEnd w:id="76"/>
+    <w:bookmarkStart w:id="81" w:name="X26301719d4e37cc68a3cc199a7a60b80b78123f"/>
     <w:p>
       <w:pPr>
         <w:pStyle w:val="Heading2"/>
@@ -16121,7 +17436,7 @@
         <w:t xml:space="preserve">güvenliği konularını birleştirir.</w:t>
       </w:r>
     </w:p>
-    <w:bookmarkStart w:id="61" w:name="sbom-nedir"/>
+    <w:bookmarkStart w:id="77" w:name="sbom-nedir-1"/>
     <w:p>
       <w:pPr>
         <w:pStyle w:val="Heading3"/>
@@ -16897,8 +18212,8 @@
         <w:t xml:space="preserve">}</w:t>
       </w:r>
     </w:p>
-    <w:bookmarkEnd w:id="61"/>
-    <w:bookmarkStart w:id="62" w:name="sbomdan-zafiyet-listesine"/>
+    <w:bookmarkEnd w:id="77"/>
+    <w:bookmarkStart w:id="78" w:name="sbomdan-zafiyet-listesine"/>
     <w:p>
       <w:pPr>
         <w:pStyle w:val="Heading3"/>
@@ -17147,8 +18462,8 @@
         <w:t xml:space="preserve">.</w:t>
       </w:r>
     </w:p>
-    <w:bookmarkEnd w:id="62"/>
-    <w:bookmarkStart w:id="63" w:name="bağımlılık-hijyeni-kontrol-listesi"/>
+    <w:bookmarkEnd w:id="78"/>
+    <w:bookmarkStart w:id="79" w:name="bağımlılık-hijyeni-kontrol-listesi"/>
     <w:p>
       <w:pPr>
         <w:pStyle w:val="Heading3"/>
@@ -17162,7 +18477,7 @@
         <w:pStyle w:val="Compact"/>
         <w:numPr>
           <w:ilvl w:val="0"/>
-          <w:numId w:val="1008"/>
+          <w:numId w:val="1022"/>
         </w:numPr>
       </w:pPr>
       <w:r>
@@ -17229,7 +18544,7 @@
         <w:pStyle w:val="Compact"/>
         <w:numPr>
           <w:ilvl w:val="0"/>
-          <w:numId w:val="1009"/>
+          <w:numId w:val="1023"/>
         </w:numPr>
       </w:pPr>
       <w:r>
@@ -17269,7 +18584,7 @@
         <w:pStyle w:val="Compact"/>
         <w:numPr>
           <w:ilvl w:val="0"/>
-          <w:numId w:val="1010"/>
+          <w:numId w:val="1024"/>
         </w:numPr>
       </w:pPr>
       <w:r>
@@ -17297,7 +18612,7 @@
         <w:pStyle w:val="Compact"/>
         <w:numPr>
           <w:ilvl w:val="0"/>
-          <w:numId w:val="1011"/>
+          <w:numId w:val="1025"/>
         </w:numPr>
       </w:pPr>
       <w:r>
@@ -17325,7 +18640,7 @@
         <w:pStyle w:val="Compact"/>
         <w:numPr>
           <w:ilvl w:val="0"/>
-          <w:numId w:val="1012"/>
+          <w:numId w:val="1026"/>
         </w:numPr>
       </w:pPr>
       <w:r>
@@ -17368,7 +18683,7 @@
         <w:pStyle w:val="Compact"/>
         <w:numPr>
           <w:ilvl w:val="0"/>
-          <w:numId w:val="1013"/>
+          <w:numId w:val="1027"/>
         </w:numPr>
       </w:pPr>
       <w:r>
@@ -17391,8 +18706,8 @@
         <w:t xml:space="preserve">olmalı.</w:t>
       </w:r>
     </w:p>
-    <w:bookmarkEnd w:id="63"/>
-    <w:bookmarkStart w:id="64" w:name="Xc169a60d480e3f196e189bef45d5cf889b8cf05"/>
+    <w:bookmarkEnd w:id="79"/>
+    <w:bookmarkStart w:id="80" w:name="Xc169a60d480e3f196e189bef45d5cf889b8cf05"/>
     <w:p>
       <w:pPr>
         <w:pStyle w:val="Heading3"/>
@@ -17694,9 +19009,9 @@
         </w:pict>
       </w:r>
     </w:p>
-    <w:bookmarkEnd w:id="64"/>
-    <w:bookmarkEnd w:id="65"/>
-    <w:bookmarkStart w:id="66" w:name="dönem-projesi-bu-hafta"/>
+    <w:bookmarkEnd w:id="80"/>
+    <w:bookmarkEnd w:id="81"/>
+    <w:bookmarkStart w:id="82" w:name="dönem-projesi-bu-hafta"/>
     <w:p>
       <w:pPr>
         <w:pStyle w:val="Heading2"/>
@@ -17718,7 +19033,7 @@
         <w:pStyle w:val="Compact"/>
         <w:numPr>
           <w:ilvl w:val="0"/>
-          <w:numId w:val="1014"/>
+          <w:numId w:val="1028"/>
         </w:numPr>
       </w:pPr>
       <w:r>
@@ -17752,7 +19067,7 @@
         <w:pStyle w:val="Compact"/>
         <w:numPr>
           <w:ilvl w:val="0"/>
-          <w:numId w:val="1015"/>
+          <w:numId w:val="1029"/>
         </w:numPr>
       </w:pPr>
       <w:r>
@@ -17780,7 +19095,7 @@
         <w:pStyle w:val="Compact"/>
         <w:numPr>
           <w:ilvl w:val="0"/>
-          <w:numId w:val="1016"/>
+          <w:numId w:val="1030"/>
         </w:numPr>
       </w:pPr>
       <w:r>
@@ -17798,7 +19113,7 @@
         <w:pStyle w:val="Compact"/>
         <w:numPr>
           <w:ilvl w:val="0"/>
-          <w:numId w:val="1017"/>
+          <w:numId w:val="1031"/>
         </w:numPr>
       </w:pPr>
       <w:r>
@@ -17827,8 +19142,8 @@
         </w:pict>
       </w:r>
     </w:p>
-    <w:bookmarkEnd w:id="66"/>
-    <w:bookmarkStart w:id="67" w:name="kendi-başına-çalış"/>
+    <w:bookmarkEnd w:id="82"/>
+    <w:bookmarkStart w:id="83" w:name="kendi-başına-çalış"/>
     <w:p>
       <w:pPr>
         <w:pStyle w:val="Heading2"/>
@@ -18282,8 +19597,8 @@
         </w:pict>
       </w:r>
     </w:p>
-    <w:bookmarkEnd w:id="67"/>
-    <w:bookmarkStart w:id="68" w:name="kendini-sınama"/>
+    <w:bookmarkEnd w:id="83"/>
+    <w:bookmarkStart w:id="84" w:name="kendini-sınama"/>
     <w:p>
       <w:pPr>
         <w:pStyle w:val="Heading2"/>
@@ -18817,8 +20132,8 @@
         </w:pict>
       </w:r>
     </w:p>
-    <w:bookmarkEnd w:id="68"/>
-    <w:bookmarkStart w:id="69" w:name="kaynaklar-ve-ileri-okuma"/>
+    <w:bookmarkEnd w:id="84"/>
+    <w:bookmarkStart w:id="85" w:name="kaynaklar-ve-ileri-okuma"/>
     <w:p>
       <w:pPr>
         <w:pStyle w:val="Heading2"/>
@@ -18863,7 +20178,7 @@
         <w:pStyle w:val="Compact"/>
         <w:numPr>
           <w:ilvl w:val="0"/>
-          <w:numId w:val="1018"/>
+          <w:numId w:val="1032"/>
         </w:numPr>
       </w:pPr>
       <w:r>
@@ -18881,7 +20196,7 @@
         <w:pStyle w:val="Compact"/>
         <w:numPr>
           <w:ilvl w:val="0"/>
-          <w:numId w:val="1018"/>
+          <w:numId w:val="1032"/>
         </w:numPr>
       </w:pPr>
       <w:r>
@@ -18893,7 +20208,7 @@
         <w:pStyle w:val="Compact"/>
         <w:numPr>
           <w:ilvl w:val="0"/>
-          <w:numId w:val="1018"/>
+          <w:numId w:val="1032"/>
         </w:numPr>
       </w:pPr>
       <w:r>
@@ -18917,7 +20232,7 @@
         <w:pStyle w:val="Compact"/>
         <w:numPr>
           <w:ilvl w:val="0"/>
-          <w:numId w:val="1019"/>
+          <w:numId w:val="1033"/>
         </w:numPr>
       </w:pPr>
       <w:r>
@@ -18929,7 +20244,7 @@
         <w:pStyle w:val="Compact"/>
         <w:numPr>
           <w:ilvl w:val="0"/>
-          <w:numId w:val="1019"/>
+          <w:numId w:val="1033"/>
         </w:numPr>
       </w:pPr>
       <w:r>
@@ -18947,7 +20262,7 @@
         <w:pStyle w:val="Compact"/>
         <w:numPr>
           <w:ilvl w:val="0"/>
-          <w:numId w:val="1019"/>
+          <w:numId w:val="1033"/>
         </w:numPr>
       </w:pPr>
       <w:r>
@@ -18959,7 +20274,7 @@
         <w:pStyle w:val="Compact"/>
         <w:numPr>
           <w:ilvl w:val="0"/>
-          <w:numId w:val="1019"/>
+          <w:numId w:val="1033"/>
         </w:numPr>
       </w:pPr>
       <w:r>
@@ -18983,7 +20298,7 @@
         <w:pStyle w:val="Compact"/>
         <w:numPr>
           <w:ilvl w:val="0"/>
-          <w:numId w:val="1019"/>
+          <w:numId w:val="1033"/>
         </w:numPr>
       </w:pPr>
       <w:r>
@@ -19001,7 +20316,7 @@
         <w:pStyle w:val="Compact"/>
         <w:numPr>
           <w:ilvl w:val="0"/>
-          <w:numId w:val="1019"/>
+          <w:numId w:val="1033"/>
         </w:numPr>
       </w:pPr>
       <w:r>
@@ -19611,8 +20926,8 @@
         </w:tc>
       </w:tr>
     </w:tbl>
-    <w:bookmarkEnd w:id="69"/>
-    <w:bookmarkEnd w:id="70"/>
+    <w:bookmarkEnd w:id="85"/>
+    <w:bookmarkEnd w:id="86"/>
     <w:sectPr>
       <w:headerReference r:id="rId9" w:type="default"/>
       <w:footerReference r:id="rId10" w:type="default"/>
@@ -20134,6 +21449,48 @@
     <w:abstractNumId w:val="991"/>
   </w:num>
   <w:num w:numId="1004">
+    <w:abstractNumId w:val="991"/>
+  </w:num>
+  <w:num w:numId="1005">
+    <w:abstractNumId w:val="991"/>
+  </w:num>
+  <w:num w:numId="1006">
+    <w:abstractNumId w:val="991"/>
+  </w:num>
+  <w:num w:numId="1007">
+    <w:abstractNumId w:val="991"/>
+  </w:num>
+  <w:num w:numId="1008">
+    <w:abstractNumId w:val="991"/>
+  </w:num>
+  <w:num w:numId="1009">
+    <w:abstractNumId w:val="991"/>
+  </w:num>
+  <w:num w:numId="1010">
+    <w:abstractNumId w:val="991"/>
+  </w:num>
+  <w:num w:numId="1011">
+    <w:abstractNumId w:val="991"/>
+  </w:num>
+  <w:num w:numId="1012">
+    <w:abstractNumId w:val="991"/>
+  </w:num>
+  <w:num w:numId="1013">
+    <w:abstractNumId w:val="991"/>
+  </w:num>
+  <w:num w:numId="1014">
+    <w:abstractNumId w:val="991"/>
+  </w:num>
+  <w:num w:numId="1015">
+    <w:abstractNumId w:val="991"/>
+  </w:num>
+  <w:num w:numId="1016">
+    <w:abstractNumId w:val="991"/>
+  </w:num>
+  <w:num w:numId="1017">
+    <w:abstractNumId w:val="991"/>
+  </w:num>
+  <w:num w:numId="1018">
     <w:abstractNumId w:val="99411"/>
     <w:lvlOverride w:ilvl="0">
       <w:startOverride w:val="1"/>
@@ -20163,7 +21520,7 @@
       <w:startOverride w:val="1"/>
     </w:lvlOverride>
   </w:num>
-  <w:num w:numId="1005">
+  <w:num w:numId="1019">
     <w:abstractNumId w:val="99411"/>
     <w:lvlOverride w:ilvl="0">
       <w:startOverride w:val="1"/>
@@ -20193,46 +21550,46 @@
       <w:startOverride w:val="1"/>
     </w:lvlOverride>
   </w:num>
-  <w:num w:numId="1006">
+  <w:num w:numId="1020">
     <w:abstractNumId w:val="991"/>
   </w:num>
-  <w:num w:numId="1007">
+  <w:num w:numId="1021">
     <w:abstractNumId w:val="991"/>
   </w:num>
-  <w:num w:numId="1008">
+  <w:num w:numId="1022">
     <w:abstractNumId w:val="992"/>
   </w:num>
-  <w:num w:numId="1009">
+  <w:num w:numId="1023">
     <w:abstractNumId w:val="992"/>
   </w:num>
-  <w:num w:numId="1010">
+  <w:num w:numId="1024">
     <w:abstractNumId w:val="992"/>
   </w:num>
-  <w:num w:numId="1011">
+  <w:num w:numId="1025">
     <w:abstractNumId w:val="992"/>
   </w:num>
-  <w:num w:numId="1012">
+  <w:num w:numId="1026">
     <w:abstractNumId w:val="992"/>
   </w:num>
-  <w:num w:numId="1013">
+  <w:num w:numId="1027">
     <w:abstractNumId w:val="992"/>
   </w:num>
-  <w:num w:numId="1014">
+  <w:num w:numId="1028">
     <w:abstractNumId w:val="992"/>
   </w:num>
-  <w:num w:numId="1015">
+  <w:num w:numId="1029">
     <w:abstractNumId w:val="992"/>
   </w:num>
-  <w:num w:numId="1016">
+  <w:num w:numId="1030">
     <w:abstractNumId w:val="992"/>
   </w:num>
-  <w:num w:numId="1017">
+  <w:num w:numId="1031">
     <w:abstractNumId w:val="992"/>
   </w:num>
-  <w:num w:numId="1018">
+  <w:num w:numId="1032">
     <w:abstractNumId w:val="991"/>
   </w:num>
-  <w:num w:numId="1019">
+  <w:num w:numId="1033">
     <w:abstractNumId w:val="991"/>
   </w:num>
 </w:numbering>

--- a/docs/week-5/cen429-week-5-ders-notu.tr.docx
+++ b/docs/week-5/cen429-week-5-ders-notu.tr.docx
@@ -4244,14 +4244,14 @@
       <w:r>
         <w:drawing>
           <wp:inline>
-            <wp:extent cx="4391999" cy="7640746"/>
+            <wp:extent cx="5759999" cy="2470728"/>
             <wp:effectExtent b="0" l="0" r="0" t="0"/>
-            <wp:docPr descr="" title="" id="39" name="Picture"/>
+            <wp:docPr descr="Enjeksiyonun kökü: tek kanal ile ayrı kanalın karşılaştırması" title="" id="39" name="Picture"/>
             <a:graphic>
               <a:graphicData uri="http://schemas.openxmlformats.org/drawingml/2006/picture">
                 <pic:pic>
                   <pic:nvPicPr>
-                    <pic:cNvPr descr="diyagram-1.png" id="40" name="Picture"/>
+                    <pic:cNvPr descr="h05-01-enjeksiyon-koku.png" id="40" name="Picture"/>
                     <pic:cNvPicPr>
                       <a:picLocks noChangeArrowheads="1" noChangeAspect="1"/>
                     </pic:cNvPicPr>
@@ -4265,7 +4265,7 @@
                   <pic:spPr bwMode="auto">
                     <a:xfrm>
                       <a:off x="0" y="0"/>
-                      <a:ext cx="4391999" cy="7640746"/>
+                      <a:ext cx="5759999" cy="2470728"/>
                     </a:xfrm>
                     <a:prstGeom prst="rect">
                       <a:avLst/>

--- a/docs/week-5/cen429-week-5-ders-notu.tr.docx
+++ b/docs/week-5/cen429-week-5-ders-notu.tr.docx
@@ -2,7 +2,7 @@
 <file path=word/document.xml><?xml version="1.0" encoding="utf-8"?>
 <w:document xmlns:w="http://schemas.openxmlformats.org/wordprocessingml/2006/main" xmlns:m="http://schemas.openxmlformats.org/officeDocument/2006/math" xmlns:r="http://schemas.openxmlformats.org/officeDocument/2006/relationships" xmlns:o="urn:schemas-microsoft-com:office:office" xmlns:v="urn:schemas-microsoft-com:vml" xmlns:w10="urn:schemas-microsoft-com:office:word" xmlns:a="http://schemas.openxmlformats.org/drawingml/2006/main" xmlns:pic="http://schemas.openxmlformats.org/drawingml/2006/picture" xmlns:wp="http://schemas.openxmlformats.org/drawingml/2006/wordprocessingDrawing">
   <w:body>
-    <w:bookmarkStart w:id="144" w:name="X19cefea7eed7b3608b4718f20e8d38a4af902d8"/>
+    <w:bookmarkStart w:id="146" w:name="X19cefea7eed7b3608b4718f20e8d38a4af902d8"/>
     <w:p>
       <w:pPr>
         <w:pStyle w:val="Heading1"/>
@@ -14,7 +14,8 @@
     <w:tbl>
       <w:tblPr>
         <w:tblStyle w:val="Table"/>
-        <w:tblW w:type="auto" w:w="0"/>
+        <w:tblW w:type="pct" w:w="5000"/>
+        <w:tblLayout w:type="fixed"/>
         <w:tblLook w:firstRow="0" w:lastRow="0" w:firstColumn="0" w:lastColumn="0" w:noHBand="0" w:noVBand="0" w:val="0000"/>
       </w:tblPr>
       <w:tblGrid>
@@ -101,6 +102,103 @@
             </w:pPr>
             <w:r>
               <w:t xml:space="preserve">3 saat</w:t>
+            </w:r>
+          </w:p>
+        </w:tc>
+      </w:tr>
+      <w:tr>
+        <w:tc>
+          <w:tcPr/>
+          <w:p>
+            <w:pPr>
+              <w:pStyle w:val="Compact"/>
+            </w:pPr>
+            <w:r>
+              <w:rPr>
+                <w:b/>
+                <w:bCs/>
+              </w:rPr>
+              <w:t xml:space="preserve">Ön bilgi</w:t>
+            </w:r>
+          </w:p>
+        </w:tc>
+        <w:tc>
+          <w:tcPr/>
+          <w:p>
+            <w:pPr>
+              <w:pStyle w:val="Compact"/>
+            </w:pPr>
+            <w:r>
+              <w:t xml:space="preserve">Java ya da Python’da temel programlama; Hafta 2’den CWE/CVE ve zafiyet sınıflandırma; Hafta 4’ten girdi doğrulama ve güvenli kodlama kuralları; SQL’de basit</w:t>
+            </w:r>
+            <w:r>
+              <w:t xml:space="preserve"> </w:t>
+            </w:r>
+            <w:r>
+              <w:rPr>
+                <w:rStyle w:val="VerbatimChar"/>
+              </w:rPr>
+              <w:t xml:space="preserve">SELECT</w:t>
+            </w:r>
+          </w:p>
+        </w:tc>
+      </w:tr>
+      <w:tr>
+        <w:tc>
+          <w:tcPr/>
+          <w:p>
+            <w:pPr>
+              <w:pStyle w:val="Compact"/>
+            </w:pPr>
+            <w:r>
+              <w:rPr>
+                <w:b/>
+                <w:bCs/>
+              </w:rPr>
+              <w:t xml:space="preserve">Uygulamalar</w:t>
+            </w:r>
+          </w:p>
+        </w:tc>
+        <w:tc>
+          <w:tcPr/>
+          <w:p>
+            <w:pPr>
+              <w:pStyle w:val="Compact"/>
+            </w:pPr>
+            <w:hyperlink r:id="rId20">
+              <w:r>
+                <w:rPr>
+                  <w:rStyle w:val="VerbatimChar"/>
+                </w:rPr>
+                <w:t xml:space="preserve">code/week-05</w:t>
+              </w:r>
+            </w:hyperlink>
+            <w:r>
+              <w:t xml:space="preserve"> </w:t>
+            </w:r>
+            <w:r>
+              <w:t xml:space="preserve">— 7 demo; Python 3 ve JDK 17+ ister; Windows’ta</w:t>
+            </w:r>
+            <w:r>
+              <w:t xml:space="preserve"> </w:t>
+            </w:r>
+            <w:r>
+              <w:rPr>
+                <w:rStyle w:val="VerbatimChar"/>
+              </w:rPr>
+              <w:t xml:space="preserve">.\demo.ps1</w:t>
+            </w:r>
+            <w:r>
+              <w:t xml:space="preserve">, WSL/Linux’ta</w:t>
+            </w:r>
+            <w:r>
+              <w:t xml:space="preserve"> </w:t>
+            </w:r>
+            <w:r>
+              <w:rPr>
+                <w:rStyle w:val="VerbatimChar"/>
+              </w:rPr>
+              <w:t xml:space="preserve">sh demo.sh</w:t>
             </w:r>
           </w:p>
         </w:tc>
@@ -1274,7 +1372,7 @@
         </w:pict>
       </w:r>
     </w:p>
-    <w:bookmarkStart w:id="36" w:name="temel-kavramlar-sıfırdan"/>
+    <w:bookmarkStart w:id="37" w:name="temel-kavramlar-sıfırdan"/>
     <w:p>
       <w:pPr>
         <w:pStyle w:val="Heading2"/>
@@ -1304,7 +1402,7 @@
         <w:t xml:space="preserve">. Haftanın geri kalanında kullanacağımız terimleri sıfırdan tanımlıyoruz. Bir terimi bilmiyorsanız önce burayı okuyun; sonraki bölümler bunların üzerine kurulur.</w:t>
       </w:r>
     </w:p>
-    <w:bookmarkStart w:id="20" w:name="yönetilen-dil-nedir"/>
+    <w:bookmarkStart w:id="21" w:name="yönetilen-dil-nedir"/>
     <w:p>
       <w:pPr>
         <w:pStyle w:val="Heading3"/>
@@ -1428,8 +1526,8 @@
         <w:t xml:space="preserve">.</w:t>
       </w:r>
     </w:p>
-    <w:bookmarkEnd w:id="20"/>
-    <w:bookmarkStart w:id="21" w:name="jvm-ve-bayt-kodu"/>
+    <w:bookmarkEnd w:id="21"/>
+    <w:bookmarkStart w:id="22" w:name="jvm-ve-bayt-kodu"/>
     <w:p>
       <w:pPr>
         <w:pStyle w:val="Heading3"/>
@@ -1506,8 +1604,8 @@
         <w:t xml:space="preserve">Bayt kodu makineden bağımsız; JVM onu çalıştırır.</w:t>
       </w:r>
     </w:p>
-    <w:bookmarkEnd w:id="21"/>
-    <w:bookmarkStart w:id="22" w:name="çöp-toplayıcı-gc"/>
+    <w:bookmarkEnd w:id="22"/>
+    <w:bookmarkStart w:id="23" w:name="çöp-toplayıcı-gc"/>
     <w:p>
       <w:pPr>
         <w:pStyle w:val="Heading3"/>
@@ -1575,8 +1673,8 @@
         <w:t xml:space="preserve">.</w:t>
       </w:r>
     </w:p>
-    <w:bookmarkEnd w:id="22"/>
-    <w:bookmarkStart w:id="23" w:name="enjeksiyon-nedir"/>
+    <w:bookmarkEnd w:id="23"/>
+    <w:bookmarkStart w:id="24" w:name="enjeksiyon-nedir"/>
     <w:p>
       <w:pPr>
         <w:pStyle w:val="Heading3"/>
@@ -1663,8 +1761,8 @@
         <w:t xml:space="preserve">Bu haftanın ana teması.</w:t>
       </w:r>
     </w:p>
-    <w:bookmarkEnd w:id="23"/>
-    <w:bookmarkStart w:id="24" w:name="sql-ve-veritabanı"/>
+    <w:bookmarkEnd w:id="24"/>
+    <w:bookmarkStart w:id="25" w:name="sql-ve-veritabanı"/>
     <w:p>
       <w:pPr>
         <w:pStyle w:val="Heading3"/>
@@ -1741,8 +1839,8 @@
         <w:t xml:space="preserve">.</w:t>
       </w:r>
     </w:p>
-    <w:bookmarkEnd w:id="24"/>
-    <w:bookmarkStart w:id="25" w:name="parametreli-sorgu"/>
+    <w:bookmarkEnd w:id="25"/>
+    <w:bookmarkStart w:id="26" w:name="parametreli-sorgu"/>
     <w:p>
       <w:pPr>
         <w:pStyle w:val="Heading3"/>
@@ -1829,8 +1927,8 @@
         <w:t xml:space="preserve">çözüm.</w:t>
       </w:r>
     </w:p>
-    <w:bookmarkEnd w:id="25"/>
-    <w:bookmarkStart w:id="26" w:name="seri-durum-serialization"/>
+    <w:bookmarkEnd w:id="26"/>
+    <w:bookmarkStart w:id="27" w:name="seri-durum-serialization"/>
     <w:p>
       <w:pPr>
         <w:pStyle w:val="Heading3"/>
@@ -1911,8 +2009,8 @@
         <w:t xml:space="preserve">(kod çalıştırma).</w:t>
       </w:r>
     </w:p>
-    <w:bookmarkEnd w:id="26"/>
-    <w:bookmarkStart w:id="27" w:name="xml-ve-xxe"/>
+    <w:bookmarkEnd w:id="27"/>
+    <w:bookmarkStart w:id="28" w:name="xml-ve-xxe"/>
     <w:p>
       <w:pPr>
         <w:pStyle w:val="Heading3"/>
@@ -2002,8 +2100,8 @@
         <w:t xml:space="preserve">.</w:t>
       </w:r>
     </w:p>
-    <w:bookmarkEnd w:id="27"/>
-    <w:bookmarkStart w:id="28" w:name="yol-geçişi-path-traversal"/>
+    <w:bookmarkEnd w:id="28"/>
+    <w:bookmarkStart w:id="29" w:name="yol-geçişi-path-traversal"/>
     <w:p>
       <w:pPr>
         <w:pStyle w:val="Heading3"/>
@@ -2092,8 +2190,8 @@
         <w:t xml:space="preserve">Kanonikleştirme + kök denetimiyle önlenir.</w:t>
       </w:r>
     </w:p>
-    <w:bookmarkEnd w:id="28"/>
-    <w:bookmarkStart w:id="29" w:name="proguard-ve-r8"/>
+    <w:bookmarkEnd w:id="29"/>
+    <w:bookmarkStart w:id="30" w:name="proguard-ve-r8"/>
     <w:p>
       <w:pPr>
         <w:pStyle w:val="Heading3"/>
@@ -2164,8 +2262,8 @@
         <w:t xml:space="preserve">Ad gizleme + ölü kod eleme + küçültme.</w:t>
       </w:r>
     </w:p>
-    <w:bookmarkEnd w:id="29"/>
-    <w:bookmarkStart w:id="30" w:name="keep-kuralı"/>
+    <w:bookmarkEnd w:id="30"/>
+    <w:bookmarkStart w:id="31" w:name="keep-kuralı"/>
     <w:p>
       <w:pPr>
         <w:pStyle w:val="Heading3"/>
@@ -2277,8 +2375,8 @@
         <w:t xml:space="preserve">→ ya çökme ya zayıf gizleme.</w:t>
       </w:r>
     </w:p>
-    <w:bookmarkEnd w:id="30"/>
-    <w:bookmarkStart w:id="31" w:name="reflection-nedir"/>
+    <w:bookmarkEnd w:id="31"/>
+    <w:bookmarkStart w:id="32" w:name="reflection-nedir"/>
     <w:p>
       <w:pPr>
         <w:pStyle w:val="Heading3"/>
@@ -2382,8 +2480,8 @@
         <w:t xml:space="preserve">gerekir.</w:t>
       </w:r>
     </w:p>
-    <w:bookmarkEnd w:id="31"/>
-    <w:bookmarkStart w:id="32" w:name="sbom-nedir"/>
+    <w:bookmarkEnd w:id="32"/>
+    <w:bookmarkStart w:id="33" w:name="sbom-nedir"/>
     <w:p>
       <w:pPr>
         <w:pStyle w:val="Heading3"/>
@@ -2482,8 +2580,8 @@
         <w:t xml:space="preserve">Biçimler: CycloneDX, SPDX.</w:t>
       </w:r>
     </w:p>
-    <w:bookmarkEnd w:id="32"/>
-    <w:bookmarkStart w:id="33" w:name="bağımlılık-dependency"/>
+    <w:bookmarkEnd w:id="33"/>
+    <w:bookmarkStart w:id="34" w:name="bağımlılık-dependency"/>
     <w:p>
       <w:pPr>
         <w:pStyle w:val="Heading3"/>
@@ -2538,8 +2636,8 @@
         <w:t xml:space="preserve">Tedarik zinciri güvenliği.</w:t>
       </w:r>
     </w:p>
-    <w:bookmarkEnd w:id="33"/>
-    <w:bookmarkStart w:id="34" w:name="şimdi-hazırız"/>
+    <w:bookmarkEnd w:id="34"/>
+    <w:bookmarkStart w:id="35" w:name="şimdi-hazırız"/>
     <w:p>
       <w:pPr>
         <w:pStyle w:val="Heading3"/>
@@ -2587,8 +2685,8 @@
         <w:t xml:space="preserve">Şimdi: yönetilen diller neyi çözer, neyi çözmez?</w:t>
       </w:r>
     </w:p>
-    <w:bookmarkEnd w:id="34"/>
-    <w:bookmarkStart w:id="35" w:name="kavramlar-birbirine-nasıl-bağlanır"/>
+    <w:bookmarkEnd w:id="35"/>
+    <w:bookmarkStart w:id="36" w:name="kavramlar-birbirine-nasıl-bağlanır"/>
     <w:p>
       <w:pPr>
         <w:pStyle w:val="Heading3"/>
@@ -3246,9 +3344,9 @@
         <w:t xml:space="preserve">cümleleri anlamsız kalır; zor gelen bir bölümü ikinci kez okuyup ilerleyin.</w:t>
       </w:r>
     </w:p>
-    <w:bookmarkEnd w:id="35"/>
     <w:bookmarkEnd w:id="36"/>
-    <w:bookmarkStart w:id="41" w:name="yönetilen-diller-neyi-çözer-neyi-çözmez"/>
+    <w:bookmarkEnd w:id="37"/>
+    <w:bookmarkStart w:id="42" w:name="yönetilen-diller-neyi-çözer-neyi-çözmez"/>
     <w:p>
       <w:pPr>
         <w:pStyle w:val="Heading2"/>
@@ -3312,18 +3410,18 @@
           <wp:inline>
             <wp:extent cx="5759999" cy="2470728"/>
             <wp:effectExtent b="0" l="0" r="0" t="0"/>
-            <wp:docPr descr="Yönetilen dillerin çözdüğü ve çözmediği hata sınıfları" title="" id="38" name="Picture"/>
+            <wp:docPr descr="Yönetilen dillerin çözdüğü ve çözmediği hata sınıfları" title="" id="39" name="Picture"/>
             <a:graphic>
               <a:graphicData uri="http://schemas.openxmlformats.org/drawingml/2006/picture">
                 <pic:pic>
                   <pic:nvPicPr>
-                    <pic:cNvPr descr="h05-02-yonetilen-dil.png" id="39" name="Picture"/>
+                    <pic:cNvPr descr="h05-02-yonetilen-dil.png" id="40" name="Picture"/>
                     <pic:cNvPicPr>
                       <a:picLocks noChangeArrowheads="1" noChangeAspect="1"/>
                     </pic:cNvPicPr>
                   </pic:nvPicPr>
                   <pic:blipFill>
-                    <a:blip r:embed="rId37"/>
+                    <a:blip r:embed="rId38"/>
                     <a:stretch>
                       <a:fillRect/>
                     </a:stretch>
@@ -4231,7 +4329,7 @@
         </w:tc>
       </w:tr>
     </w:tbl>
-    <w:bookmarkStart w:id="40" w:name="X3c1d97f284d3bb4f546c4940aeb7dff6efd16c7"/>
+    <w:bookmarkStart w:id="41" w:name="X3c1d97f284d3bb4f546c4940aeb7dff6efd16c7"/>
     <w:p>
       <w:pPr>
         <w:pStyle w:val="Heading3"/>
@@ -5226,9 +5324,9 @@
         </w:pict>
       </w:r>
     </w:p>
-    <w:bookmarkEnd w:id="40"/>
     <w:bookmarkEnd w:id="41"/>
-    <w:bookmarkStart w:id="46" w:name="Xcae7f7cc12224ed08b1beea0f12c00e2b1245d0"/>
+    <w:bookmarkEnd w:id="42"/>
+    <w:bookmarkStart w:id="47" w:name="Xcae7f7cc12224ed08b1beea0f12c00e2b1245d0"/>
     <w:p>
       <w:pPr>
         <w:pStyle w:val="Heading2"/>
@@ -5275,18 +5373,18 @@
           <wp:inline>
             <wp:extent cx="5759999" cy="2283460"/>
             <wp:effectExtent b="0" l="0" r="0" t="0"/>
-            <wp:docPr descr="SEI CERT Oracle Java kuralının yapısı" title="" id="43" name="Picture"/>
+            <wp:docPr descr="SEI CERT Oracle Java kuralının yapısı" title="" id="44" name="Picture"/>
             <a:graphic>
               <a:graphicData uri="http://schemas.openxmlformats.org/drawingml/2006/picture">
                 <pic:pic>
                   <pic:nvPicPr>
-                    <pic:cNvPr descr="h05-11-cert-java.png" id="44" name="Picture"/>
+                    <pic:cNvPr descr="h05-11-cert-java.png" id="45" name="Picture"/>
                     <pic:cNvPicPr>
                       <a:picLocks noChangeArrowheads="1" noChangeAspect="1"/>
                     </pic:cNvPicPr>
                   </pic:nvPicPr>
                   <pic:blipFill>
-                    <a:blip r:embed="rId42"/>
+                    <a:blip r:embed="rId43"/>
                     <a:stretch>
                       <a:fillRect/>
                     </a:stretch>
@@ -5680,7 +5778,7 @@
         </w:tc>
       </w:tr>
     </w:tbl>
-    <w:bookmarkStart w:id="45" w:name="X925aa5174717dc7ae09b4b5310dfbf80577916c"/>
+    <w:bookmarkStart w:id="46" w:name="X925aa5174717dc7ae09b4b5310dfbf80577916c"/>
     <w:p>
       <w:pPr>
         <w:pStyle w:val="Heading3"/>
@@ -6022,9 +6120,9 @@
         </w:pict>
       </w:r>
     </w:p>
-    <w:bookmarkEnd w:id="45"/>
     <w:bookmarkEnd w:id="46"/>
-    <w:bookmarkStart w:id="51" w:name="X7141f29ee4a8af8c91664b8fa9183e05dbe8453"/>
+    <w:bookmarkEnd w:id="47"/>
+    <w:bookmarkStart w:id="52" w:name="X7141f29ee4a8af8c91664b8fa9183e05dbe8453"/>
     <w:p>
       <w:pPr>
         <w:pStyle w:val="Heading2"/>
@@ -6185,18 +6283,18 @@
           <wp:inline>
             <wp:extent cx="5759999" cy="2470728"/>
             <wp:effectExtent b="0" l="0" r="0" t="0"/>
-            <wp:docPr descr="Enjeksiyonun kökü: tek kanal ile ayrı kanalın karşılaştırması" title="" id="48" name="Picture"/>
+            <wp:docPr descr="Enjeksiyonun kökü: tek kanal ile ayrı kanalın karşılaştırması" title="" id="49" name="Picture"/>
             <a:graphic>
               <a:graphicData uri="http://schemas.openxmlformats.org/drawingml/2006/picture">
                 <pic:pic>
                   <pic:nvPicPr>
-                    <pic:cNvPr descr="h05-01-enjeksiyon-koku.png" id="49" name="Picture"/>
+                    <pic:cNvPr descr="h05-01-enjeksiyon-koku.png" id="50" name="Picture"/>
                     <pic:cNvPicPr>
                       <a:picLocks noChangeArrowheads="1" noChangeAspect="1"/>
                     </pic:cNvPicPr>
                   </pic:nvPicPr>
                   <pic:blipFill>
-                    <a:blip r:embed="rId47"/>
+                    <a:blip r:embed="rId48"/>
                     <a:stretch>
                       <a:fillRect/>
                     </a:stretch>
@@ -6611,7 +6709,7 @@
         </w:tc>
       </w:tr>
     </w:tbl>
-    <w:bookmarkStart w:id="50" w:name="X573d9cb6fb4895180f6565ab37f3937965be9e9"/>
+    <w:bookmarkStart w:id="51" w:name="X573d9cb6fb4895180f6565ab37f3937965be9e9"/>
     <w:p>
       <w:pPr>
         <w:pStyle w:val="Heading3"/>
@@ -7392,9 +7490,9 @@
         </w:pict>
       </w:r>
     </w:p>
-    <w:bookmarkEnd w:id="50"/>
     <w:bookmarkEnd w:id="51"/>
-    <w:bookmarkStart w:id="61" w:name="sql-enjeksiyonu"/>
+    <w:bookmarkEnd w:id="52"/>
+    <w:bookmarkStart w:id="62" w:name="sql-enjeksiyonu"/>
     <w:p>
       <w:pPr>
         <w:pStyle w:val="Heading2"/>
@@ -7420,18 +7518,18 @@
           <wp:inline>
             <wp:extent cx="5759999" cy="2283460"/>
             <wp:effectExtent b="0" l="0" r="0" t="0"/>
-            <wp:docPr descr="SQL enjeksiyonunun adım adım oluşumu" title="" id="53" name="Picture"/>
+            <wp:docPr descr="SQL enjeksiyonunun adım adım oluşumu" title="" id="54" name="Picture"/>
             <a:graphic>
               <a:graphicData uri="http://schemas.openxmlformats.org/drawingml/2006/picture">
                 <pic:pic>
                   <pic:nvPicPr>
-                    <pic:cNvPr descr="h05-03-sql-enjeksiyon.png" id="54" name="Picture"/>
+                    <pic:cNvPr descr="h05-03-sql-enjeksiyon.png" id="55" name="Picture"/>
                     <pic:cNvPicPr>
                       <a:picLocks noChangeArrowheads="1" noChangeAspect="1"/>
                     </pic:cNvPicPr>
                   </pic:nvPicPr>
                   <pic:blipFill>
-                    <a:blip r:embed="rId52"/>
+                    <a:blip r:embed="rId53"/>
                     <a:stretch>
                       <a:fillRect/>
                     </a:stretch>
@@ -7855,7 +7953,7 @@
         <w:t xml:space="preserve">SQL enjeksiyonu yirmi yılı aşkın süredir OWASP Top 10 listelerinin üst sıralarındadır (CWE-89).</w:t>
       </w:r>
     </w:p>
-    <w:bookmarkStart w:id="55" w:name="doğrusu-parametreli-sorgu"/>
+    <w:bookmarkStart w:id="56" w:name="doğrusu-parametreli-sorgu"/>
     <w:p>
       <w:pPr>
         <w:pStyle w:val="Heading3"/>
@@ -8323,8 +8421,8 @@
         <w:t xml:space="preserve">ilkesinin tam karşılığıdır (IDS00-J).</w:t>
       </w:r>
     </w:p>
-    <w:bookmarkEnd w:id="55"/>
-    <w:bookmarkStart w:id="56" w:name="X9cab681d72a0ff32a00d10309a2f13d156e0d38"/>
+    <w:bookmarkEnd w:id="56"/>
+    <w:bookmarkStart w:id="57" w:name="X9cab681d72a0ff32a00d10309a2f13d156e0d38"/>
     <w:p>
       <w:pPr>
         <w:pStyle w:val="Heading3"/>
@@ -8995,8 +9093,8 @@
         <w:t xml:space="preserve">sağlar.</w:t>
       </w:r>
     </w:p>
-    <w:bookmarkEnd w:id="56"/>
-    <w:bookmarkStart w:id="57" w:name="parametreli-sorgunun-yetmediği-yerler"/>
+    <w:bookmarkEnd w:id="57"/>
+    <w:bookmarkStart w:id="58" w:name="parametreli-sorgunun-yetmediği-yerler"/>
     <w:p>
       <w:pPr>
         <w:pStyle w:val="Heading3"/>
@@ -9284,8 +9382,8 @@
         </w:tc>
       </w:tr>
     </w:tbl>
-    <w:bookmarkEnd w:id="57"/>
-    <w:bookmarkStart w:id="58" w:name="derinlemesine-savunma"/>
+    <w:bookmarkEnd w:id="58"/>
+    <w:bookmarkStart w:id="59" w:name="derinlemesine-savunma"/>
     <w:p>
       <w:pPr>
         <w:pStyle w:val="Heading3"/>
@@ -9406,8 +9504,8 @@
         <w:t xml:space="preserve">.</w:t>
       </w:r>
     </w:p>
-    <w:bookmarkEnd w:id="58"/>
-    <w:bookmarkStart w:id="59" w:name="X17a80b873ba56a54f313dcf97c8a4ceef94b733"/>
+    <w:bookmarkEnd w:id="59"/>
+    <w:bookmarkStart w:id="60" w:name="X17a80b873ba56a54f313dcf97c8a4ceef94b733"/>
     <w:p>
       <w:pPr>
         <w:pStyle w:val="Heading3"/>
@@ -10206,8 +10304,8 @@
         <w:t xml:space="preserve">böyle bir kullanıcı adı olmadığı için sonuç boştur.</w:t>
       </w:r>
     </w:p>
-    <w:bookmarkEnd w:id="59"/>
-    <w:bookmarkStart w:id="60" w:name="Xe9b2430ccd20084d3c1b34d24c9597c117d0196"/>
+    <w:bookmarkEnd w:id="60"/>
+    <w:bookmarkStart w:id="61" w:name="Xe9b2430ccd20084d3c1b34d24c9597c117d0196"/>
     <w:p>
       <w:pPr>
         <w:pStyle w:val="Heading3"/>
@@ -10752,9 +10850,9 @@
         </w:pict>
       </w:r>
     </w:p>
-    <w:bookmarkEnd w:id="60"/>
     <w:bookmarkEnd w:id="61"/>
-    <w:bookmarkStart w:id="69" w:name="komut-enjeksiyonu"/>
+    <w:bookmarkEnd w:id="62"/>
+    <w:bookmarkStart w:id="70" w:name="komut-enjeksiyonu"/>
     <w:p>
       <w:pPr>
         <w:pStyle w:val="Heading2"/>
@@ -10875,18 +10973,18 @@
           <wp:inline>
             <wp:extent cx="5759999" cy="2470728"/>
             <wp:effectExtent b="0" l="0" r="0" t="0"/>
-            <wp:docPr descr="Kabuklu çalıştırma ile ProcessBuilder karşılaştırması" title="" id="63" name="Picture"/>
+            <wp:docPr descr="Kabuklu çalıştırma ile ProcessBuilder karşılaştırması" title="" id="64" name="Picture"/>
             <a:graphic>
               <a:graphicData uri="http://schemas.openxmlformats.org/drawingml/2006/picture">
                 <pic:pic>
                   <pic:nvPicPr>
-                    <pic:cNvPr descr="h05-04-komut-enjeksiyon.png" id="64" name="Picture"/>
+                    <pic:cNvPr descr="h05-04-komut-enjeksiyon.png" id="65" name="Picture"/>
                     <pic:cNvPicPr>
                       <a:picLocks noChangeArrowheads="1" noChangeAspect="1"/>
                     </pic:cNvPicPr>
                   </pic:nvPicPr>
                   <pic:blipFill>
-                    <a:blip r:embed="rId62"/>
+                    <a:blip r:embed="rId63"/>
                     <a:stretch>
                       <a:fillRect/>
                     </a:stretch>
@@ -11181,7 +11279,7 @@
         <w:t xml:space="preserve">(IDS07-J).</w:t>
       </w:r>
     </w:p>
-    <w:bookmarkStart w:id="65" w:name="kabuk-girdiyi-adım-adım-nasıl-ayrıştırır"/>
+    <w:bookmarkStart w:id="66" w:name="kabuk-girdiyi-adım-adım-nasıl-ayrıştırır"/>
     <w:p>
       <w:pPr>
         <w:pStyle w:val="Heading3"/>
@@ -11604,8 +11702,8 @@
         <w:t xml:space="preserve">bilgisi, dizge kabuğa ulaştığı anda kaybolmuştur.</w:t>
       </w:r>
     </w:p>
-    <w:bookmarkEnd w:id="65"/>
-    <w:bookmarkStart w:id="66" w:name="doğrusu-kabuksuz-argüman-listesiyle"/>
+    <w:bookmarkEnd w:id="66"/>
+    <w:bookmarkStart w:id="67" w:name="doğrusu-kabuksuz-argüman-listesiyle"/>
     <w:p>
       <w:pPr>
         <w:pStyle w:val="Heading3"/>
@@ -12525,8 +12623,8 @@
         <w:t xml:space="preserve">listesi). Kara liste değil, izin listesi (beklenen karakter kümesiyle eşleşme) ikincil bir katmandır.</w:t>
       </w:r>
     </w:p>
-    <w:bookmarkEnd w:id="66"/>
-    <w:bookmarkStart w:id="67" w:name="X94363c1c38791211c6b4f2350b9484124141644"/>
+    <w:bookmarkEnd w:id="67"/>
+    <w:bookmarkStart w:id="68" w:name="X94363c1c38791211c6b4f2350b9484124141644"/>
     <w:p>
       <w:pPr>
         <w:pStyle w:val="Heading3"/>
@@ -12967,8 +13065,8 @@
         <w:t xml:space="preserve">reddeder.</w:t>
       </w:r>
     </w:p>
-    <w:bookmarkEnd w:id="67"/>
-    <w:bookmarkStart w:id="68" w:name="demo-2-komut-enjeksiyonu"/>
+    <w:bookmarkEnd w:id="68"/>
+    <w:bookmarkStart w:id="69" w:name="demo-2-komut-enjeksiyonu"/>
     <w:p>
       <w:pPr>
         <w:pStyle w:val="Heading3"/>
@@ -13302,9 +13400,9 @@
         </w:pict>
       </w:r>
     </w:p>
-    <w:bookmarkEnd w:id="68"/>
     <w:bookmarkEnd w:id="69"/>
-    <w:bookmarkStart w:id="77" w:name="yol-geçişi-tarif-3.7"/>
+    <w:bookmarkEnd w:id="70"/>
+    <w:bookmarkStart w:id="78" w:name="yol-geçişi-tarif-3.7"/>
     <w:p>
       <w:pPr>
         <w:pStyle w:val="Heading2"/>
@@ -13367,18 +13465,18 @@
           <wp:inline>
             <wp:extent cx="5759999" cy="2283460"/>
             <wp:effectExtent b="0" l="0" r="0" t="0"/>
-            <wp:docPr descr="Yol geçişini kapatan kanonikleştirme ve izin listesi adımları" title="" id="71" name="Picture"/>
+            <wp:docPr descr="Yol geçişini kapatan kanonikleştirme ve izin listesi adımları" title="" id="72" name="Picture"/>
             <a:graphic>
               <a:graphicData uri="http://schemas.openxmlformats.org/drawingml/2006/picture">
                 <pic:pic>
                   <pic:nvPicPr>
-                    <pic:cNvPr descr="h05-05-yol-gecisi.png" id="72" name="Picture"/>
+                    <pic:cNvPr descr="h05-05-yol-gecisi.png" id="73" name="Picture"/>
                     <pic:cNvPicPr>
                       <a:picLocks noChangeArrowheads="1" noChangeAspect="1"/>
                     </pic:cNvPicPr>
                   </pic:nvPicPr>
                   <pic:blipFill>
-                    <a:blip r:embed="rId70"/>
+                    <a:blip r:embed="rId71"/>
                     <a:stretch>
                       <a:fillRect/>
                     </a:stretch>
@@ -13590,7 +13688,7 @@
         <w:t xml:space="preserve">// kökün dışındaki dosya okunur</w:t>
       </w:r>
     </w:p>
-    <w:bookmarkStart w:id="73" w:name="X21892b90bb26ce77d29f34625965e4efb90d706"/>
+    <w:bookmarkStart w:id="74" w:name="X21892b90bb26ce77d29f34625965e4efb90d706"/>
     <w:p>
       <w:pPr>
         <w:pStyle w:val="Heading3"/>
@@ -14287,8 +14385,8 @@
         <w:t xml:space="preserve">denetlemektir — ara adımları değil, nihai yığın içeriğini kontrol ederiz.</w:t>
       </w:r>
     </w:p>
-    <w:bookmarkEnd w:id="73"/>
-    <w:bookmarkStart w:id="74" w:name="Xb53dc69afa2f00818a2521e69437094d5840d1a"/>
+    <w:bookmarkEnd w:id="74"/>
+    <w:bookmarkStart w:id="75" w:name="Xb53dc69afa2f00818a2521e69437094d5840d1a"/>
     <w:p>
       <w:pPr>
         <w:pStyle w:val="Heading3"/>
@@ -15176,8 +15274,8 @@
         <w:t xml:space="preserve">değildir.</w:t>
       </w:r>
     </w:p>
-    <w:bookmarkEnd w:id="74"/>
-    <w:bookmarkStart w:id="75" w:name="Xd44431f91ed3adf8bff429a885ad397ad08e9c5"/>
+    <w:bookmarkEnd w:id="75"/>
+    <w:bookmarkStart w:id="76" w:name="Xd44431f91ed3adf8bff429a885ad397ad08e9c5"/>
     <w:p>
       <w:pPr>
         <w:pStyle w:val="Heading3"/>
@@ -15542,8 +15640,8 @@
         <w:t xml:space="preserve">.</w:t>
       </w:r>
     </w:p>
-    <w:bookmarkEnd w:id="75"/>
-    <w:bookmarkStart w:id="76" w:name="demo-3-yol-geçişi"/>
+    <w:bookmarkEnd w:id="76"/>
+    <w:bookmarkStart w:id="77" w:name="demo-3-yol-geçişi"/>
     <w:p>
       <w:pPr>
         <w:pStyle w:val="Heading3"/>
@@ -15868,9 +15966,9 @@
         </w:pict>
       </w:r>
     </w:p>
-    <w:bookmarkEnd w:id="76"/>
     <w:bookmarkEnd w:id="77"/>
-    <w:bookmarkStart w:id="85" w:name="güvensiz-seri-durumdan-çıkarma"/>
+    <w:bookmarkEnd w:id="78"/>
+    <w:bookmarkStart w:id="86" w:name="güvensiz-seri-durumdan-çıkarma"/>
     <w:p>
       <w:pPr>
         <w:pStyle w:val="Heading2"/>
@@ -16003,18 +16101,18 @@
           <wp:inline>
             <wp:extent cx="5759999" cy="2283460"/>
             <wp:effectExtent b="0" l="0" r="0" t="0"/>
-            <wp:docPr descr="Güvensiz seri durumdan çıkarmada gadget zinciri" title="" id="79" name="Picture"/>
+            <wp:docPr descr="Güvensiz seri durumdan çıkarmada gadget zinciri" title="" id="80" name="Picture"/>
             <a:graphic>
               <a:graphicData uri="http://schemas.openxmlformats.org/drawingml/2006/picture">
                 <pic:pic>
                   <pic:nvPicPr>
-                    <pic:cNvPr descr="h05-06-deserialization.png" id="80" name="Picture"/>
+                    <pic:cNvPr descr="h05-06-deserialization.png" id="81" name="Picture"/>
                     <pic:cNvPicPr>
                       <a:picLocks noChangeArrowheads="1" noChangeAspect="1"/>
                     </pic:cNvPicPr>
                   </pic:nvPicPr>
                   <pic:blipFill>
-                    <a:blip r:embed="rId78"/>
+                    <a:blip r:embed="rId79"/>
                     <a:stretch>
                       <a:fillRect/>
                     </a:stretch>
@@ -16166,7 +16264,7 @@
         <w:t xml:space="preserve">dayanır.</w:t>
       </w:r>
     </w:p>
-    <w:bookmarkStart w:id="81" w:name="Xd726875ae3cba31a02a3fe6b7661a1853747e1f"/>
+    <w:bookmarkStart w:id="82" w:name="Xd726875ae3cba31a02a3fe6b7661a1853747e1f"/>
     <w:p>
       <w:pPr>
         <w:pStyle w:val="Heading3"/>
@@ -16866,8 +16964,8 @@
         <w:t xml:space="preserve">kullanmayın; JSON/Protobuf gibi biçimler sınıf adını akışa hiç yazmaz, yalnız veri alanlarını taşır.</w:t>
       </w:r>
     </w:p>
-    <w:bookmarkEnd w:id="81"/>
-    <w:bookmarkStart w:id="82" w:name="savunma-katmanları"/>
+    <w:bookmarkEnd w:id="82"/>
+    <w:bookmarkStart w:id="83" w:name="savunma-katmanları"/>
     <w:p>
       <w:pPr>
         <w:pStyle w:val="Heading3"/>
@@ -17532,8 +17630,8 @@
         <w:t xml:space="preserve">). Son öğe varsayılan-reddet ilkesidir; unutulursa filtre bir kara listeye dönüşür.</w:t>
       </w:r>
     </w:p>
-    <w:bookmarkEnd w:id="82"/>
-    <w:bookmarkStart w:id="83" w:name="X90e34038ca297136f97e876f2b46ad053158460"/>
+    <w:bookmarkEnd w:id="83"/>
+    <w:bookmarkStart w:id="84" w:name="X90e34038ca297136f97e876f2b46ad053158460"/>
     <w:p>
       <w:pPr>
         <w:pStyle w:val="Heading3"/>
@@ -17820,8 +17918,8 @@
         <w:t xml:space="preserve">metodu çalışmaz.</w:t>
       </w:r>
     </w:p>
-    <w:bookmarkEnd w:id="83"/>
-    <w:bookmarkStart w:id="84" w:name="demo-7-güvenli-seri-durumdan-çıkarma"/>
+    <w:bookmarkEnd w:id="84"/>
+    <w:bookmarkStart w:id="85" w:name="demo-7-güvenli-seri-durumdan-çıkarma"/>
     <w:p>
       <w:pPr>
         <w:pStyle w:val="Heading3"/>
@@ -18181,9 +18279,9 @@
         </w:pict>
       </w:r>
     </w:p>
-    <w:bookmarkEnd w:id="84"/>
     <w:bookmarkEnd w:id="85"/>
-    <w:bookmarkStart w:id="91" w:name="xml-şablon-ve-diğer-enjeksiyonlar"/>
+    <w:bookmarkEnd w:id="86"/>
+    <w:bookmarkStart w:id="92" w:name="xml-şablon-ve-diğer-enjeksiyonlar"/>
     <w:p>
       <w:pPr>
         <w:pStyle w:val="Heading2"/>
@@ -18221,18 +18319,18 @@
           <wp:inline>
             <wp:extent cx="5759999" cy="2283460"/>
             <wp:effectExtent b="0" l="0" r="0" t="0"/>
-            <wp:docPr descr="XXE saldırısı ve dış varlıkları kapatan ayar" title="" id="87" name="Picture"/>
+            <wp:docPr descr="XXE saldırısı ve dış varlıkları kapatan ayar" title="" id="88" name="Picture"/>
             <a:graphic>
               <a:graphicData uri="http://schemas.openxmlformats.org/drawingml/2006/picture">
                 <pic:pic>
                   <pic:nvPicPr>
-                    <pic:cNvPr descr="h05-07-xxe.png" id="88" name="Picture"/>
+                    <pic:cNvPr descr="h05-07-xxe.png" id="89" name="Picture"/>
                     <pic:cNvPicPr>
                       <a:picLocks noChangeArrowheads="1" noChangeAspect="1"/>
                     </pic:cNvPicPr>
                   </pic:nvPicPr>
                   <pic:blipFill>
-                    <a:blip r:embed="rId86"/>
+                    <a:blip r:embed="rId87"/>
                     <a:stretch>
                       <a:fillRect/>
                     </a:stretch>
@@ -18569,7 +18667,7 @@
         </w:tc>
       </w:tr>
     </w:tbl>
-    <w:bookmarkStart w:id="89" w:name="xxe-mekanizması-adım-adım-yük-yazmadan"/>
+    <w:bookmarkStart w:id="90" w:name="xxe-mekanizması-adım-adım-yük-yazmadan"/>
     <w:p>
       <w:pPr>
         <w:pStyle w:val="Heading3"/>
@@ -19595,8 +19693,8 @@
         <w:t xml:space="preserve">açmak ya da bir sayfayı dize birleştirerek üretmek aynı hatayı geri getirir.</w:t>
       </w:r>
     </w:p>
-    <w:bookmarkEnd w:id="89"/>
-    <w:bookmarkStart w:id="90" w:name="X15b7adad66456d8ec62fca3b63b14e18790b1f4"/>
+    <w:bookmarkEnd w:id="90"/>
+    <w:bookmarkStart w:id="91" w:name="X15b7adad66456d8ec62fca3b63b14e18790b1f4"/>
     <w:p>
       <w:pPr>
         <w:pStyle w:val="Heading3"/>
@@ -19923,9 +20021,9 @@
         </w:pict>
       </w:r>
     </w:p>
-    <w:bookmarkEnd w:id="90"/>
     <w:bookmarkEnd w:id="91"/>
-    <w:bookmarkStart w:id="100" w:name="Xed3901e883d2e27898dc4abd202ae0acab0977f"/>
+    <w:bookmarkEnd w:id="92"/>
+    <w:bookmarkStart w:id="101" w:name="Xed3901e883d2e27898dc4abd202ae0acab0977f"/>
     <w:p>
       <w:pPr>
         <w:pStyle w:val="Heading2"/>
@@ -19991,18 +20089,18 @@
           <wp:inline>
             <wp:extent cx="5759999" cy="2574688"/>
             <wp:effectExtent b="0" l="0" r="0" t="0"/>
-            <wp:docPr descr="Yorumlanan dillerde aynı hataların karşılıkları" title="" id="93" name="Picture"/>
+            <wp:docPr descr="Yorumlanan dillerde aynı hataların karşılıkları" title="" id="94" name="Picture"/>
             <a:graphic>
               <a:graphicData uri="http://schemas.openxmlformats.org/drawingml/2006/picture">
                 <pic:pic>
                   <pic:nvPicPr>
-                    <pic:cNvPr descr="h05-12-yorumlanan-diller.png" id="94" name="Picture"/>
+                    <pic:cNvPr descr="h05-12-yorumlanan-diller.png" id="95" name="Picture"/>
                     <pic:cNvPicPr>
                       <a:picLocks noChangeArrowheads="1" noChangeAspect="1"/>
                     </pic:cNvPicPr>
                   </pic:nvPicPr>
                   <pic:blipFill>
-                    <a:blip r:embed="rId92"/>
+                    <a:blip r:embed="rId93"/>
                     <a:stretch>
                       <a:fillRect/>
                     </a:stretch>
@@ -20591,7 +20689,7 @@
         </w:tc>
       </w:tr>
     </w:tbl>
-    <w:bookmarkStart w:id="95" w:name="X6e34d78d74a2ea8cb7543d53c89faa1fa188101"/>
+    <w:bookmarkStart w:id="96" w:name="X6e34d78d74a2ea8cb7543d53c89faa1fa188101"/>
     <w:p>
       <w:pPr>
         <w:pStyle w:val="Heading3"/>
@@ -21115,8 +21213,8 @@
         <w:t xml:space="preserve">.</w:t>
       </w:r>
     </w:p>
-    <w:bookmarkEnd w:id="95"/>
-    <w:bookmarkStart w:id="96" w:name="seri-durumdan-çıkarma-pickle-ve-yaml"/>
+    <w:bookmarkEnd w:id="96"/>
+    <w:bookmarkStart w:id="97" w:name="seri-durumdan-çıkarma-pickle-ve-yaml"/>
     <w:p>
       <w:pPr>
         <w:pStyle w:val="Heading3"/>
@@ -21306,8 +21404,8 @@
         <w:t xml:space="preserve"># pickle.loads(metin)               # YALNIZ kendi ürettiğiniz ve HMAC ile doğruladığınız veride</w:t>
       </w:r>
     </w:p>
-    <w:bookmarkEnd w:id="96"/>
-    <w:bookmarkStart w:id="97" w:name="düzenli-ifade-ile-hizmet-engelleme-redos"/>
+    <w:bookmarkEnd w:id="97"/>
+    <w:bookmarkStart w:id="98" w:name="düzenli-ifade-ile-hizmet-engelleme-redos"/>
     <w:p>
       <w:pPr>
         <w:pStyle w:val="Heading3"/>
@@ -21505,8 +21603,8 @@
         <w:t xml:space="preserve">Statik analiz araçlarının ReDoS kurallarını açın.</w:t>
       </w:r>
     </w:p>
-    <w:bookmarkEnd w:id="97"/>
-    <w:bookmarkStart w:id="98" w:name="X557d99d22728b7d1c094e55808e83b23dfc3076"/>
+    <w:bookmarkEnd w:id="98"/>
+    <w:bookmarkStart w:id="99" w:name="X557d99d22728b7d1c094e55808e83b23dfc3076"/>
     <w:p>
       <w:pPr>
         <w:pStyle w:val="Heading3"/>
@@ -23125,8 +23223,8 @@
         <w:t xml:space="preserve">ise desen ReDoS’a açıktır.</w:t>
       </w:r>
     </w:p>
-    <w:bookmarkEnd w:id="98"/>
-    <w:bookmarkStart w:id="99" w:name="prototip-kirlenmesi-javascript"/>
+    <w:bookmarkEnd w:id="99"/>
+    <w:bookmarkStart w:id="100" w:name="prototip-kirlenmesi-javascript"/>
     <w:p>
       <w:pPr>
         <w:pStyle w:val="Heading3"/>
@@ -23355,9 +23453,9 @@
         </w:pict>
       </w:r>
     </w:p>
-    <w:bookmarkEnd w:id="99"/>
     <w:bookmarkEnd w:id="100"/>
-    <w:bookmarkStart w:id="106" w:name="bayt-kodu-ve-tersine-derleme"/>
+    <w:bookmarkEnd w:id="101"/>
+    <w:bookmarkStart w:id="107" w:name="bayt-kodu-ve-tersine-derleme"/>
     <w:p>
       <w:pPr>
         <w:pStyle w:val="Heading2"/>
@@ -23443,18 +23541,18 @@
           <wp:inline>
             <wp:extent cx="5759999" cy="2470728"/>
             <wp:effectExtent b="0" l="0" r="0" t="0"/>
-            <wp:docPr descr="Java bayt kodu ile makine kodunun geri çevrilebilirliği" title="" id="102" name="Picture"/>
+            <wp:docPr descr="Java bayt kodu ile makine kodunun geri çevrilebilirliği" title="" id="103" name="Picture"/>
             <a:graphic>
               <a:graphicData uri="http://schemas.openxmlformats.org/drawingml/2006/picture">
                 <pic:pic>
                   <pic:nvPicPr>
-                    <pic:cNvPr descr="h05-08-bayt-kod.png" id="103" name="Picture"/>
+                    <pic:cNvPr descr="h05-08-bayt-kod.png" id="104" name="Picture"/>
                     <pic:cNvPicPr>
                       <a:picLocks noChangeArrowheads="1" noChangeAspect="1"/>
                     </pic:cNvPicPr>
                   </pic:nvPicPr>
                   <pic:blipFill>
-                    <a:blip r:embed="rId101"/>
+                    <a:blip r:embed="rId102"/>
                     <a:stretch>
                       <a:fillRect/>
                     </a:stretch>
@@ -23883,7 +23981,7 @@
         <w:t xml:space="preserve">     6: ireturn</w:t>
       </w:r>
     </w:p>
-    <w:bookmarkStart w:id="104" w:name="Xee18750dd13fab667f4519d0b98b374f2e4088c"/>
+    <w:bookmarkStart w:id="105" w:name="Xee18750dd13fab667f4519d0b98b374f2e4088c"/>
     <w:p>
       <w:pPr>
         <w:pStyle w:val="Heading3"/>
@@ -24736,8 +24834,8 @@
         <w:t xml:space="preserve">kabuklar ve 11. haftadaki whitebox kriptografi gerekir.</w:t>
       </w:r>
     </w:p>
-    <w:bookmarkEnd w:id="104"/>
-    <w:bookmarkStart w:id="105" w:name="demo-4-bayt-kodunda-ne-görünür"/>
+    <w:bookmarkEnd w:id="105"/>
+    <w:bookmarkStart w:id="106" w:name="demo-4-bayt-kodunda-ne-görünür"/>
     <w:p>
       <w:pPr>
         <w:pStyle w:val="Heading3"/>
@@ -24987,9 +25085,9 @@
         </w:pict>
       </w:r>
     </w:p>
-    <w:bookmarkEnd w:id="105"/>
     <w:bookmarkEnd w:id="106"/>
-    <w:bookmarkStart w:id="114" w:name="X23287be8c973fb2dce598a17531f1045e8ebd73"/>
+    <w:bookmarkEnd w:id="107"/>
+    <w:bookmarkStart w:id="115" w:name="X23287be8c973fb2dce598a17531f1045e8ebd73"/>
     <w:p>
       <w:pPr>
         <w:pStyle w:val="Heading2"/>
@@ -25044,18 +25142,18 @@
           <wp:inline>
             <wp:extent cx="5759999" cy="2470728"/>
             <wp:effectExtent b="0" l="0" r="0" t="0"/>
-            <wp:docPr descr="ProGuard -keep kuralının dengesi" title="" id="108" name="Picture"/>
+            <wp:docPr descr="ProGuard -keep kuralının dengesi" title="" id="109" name="Picture"/>
             <a:graphic>
               <a:graphicData uri="http://schemas.openxmlformats.org/drawingml/2006/picture">
                 <pic:pic>
                   <pic:nvPicPr>
-                    <pic:cNvPr descr="h05-09-keep-dengesi.png" id="109" name="Picture"/>
+                    <pic:cNvPr descr="h05-09-keep-dengesi.png" id="110" name="Picture"/>
                     <pic:cNvPicPr>
                       <a:picLocks noChangeArrowheads="1" noChangeAspect="1"/>
                     </pic:cNvPicPr>
                   </pic:nvPicPr>
                   <pic:blipFill>
-                    <a:blip r:embed="rId107"/>
+                    <a:blip r:embed="rId108"/>
                     <a:stretch>
                       <a:fillRect/>
                     </a:stretch>
@@ -25474,7 +25572,7 @@
         <w:t xml:space="preserve">tutulmalıdır.</w:t>
       </w:r>
     </w:p>
-    <w:bookmarkStart w:id="110" w:name="keep-kuralları-neyin-adı-korunmalı"/>
+    <w:bookmarkStart w:id="111" w:name="keep-kuralları-neyin-adı-korunmalı"/>
     <w:p>
       <w:pPr>
         <w:pStyle w:val="Heading3"/>
@@ -25956,8 +26054,8 @@
         <w:t xml:space="preserve">durumudur.</w:t>
       </w:r>
     </w:p>
-    <w:bookmarkEnd w:id="110"/>
-    <w:bookmarkStart w:id="111" w:name="X3054c79a31e2377fe2f6547b462215a295c7c1a"/>
+    <w:bookmarkEnd w:id="111"/>
+    <w:bookmarkStart w:id="112" w:name="X3054c79a31e2377fe2f6547b462215a295c7c1a"/>
     <w:p>
       <w:pPr>
         <w:pStyle w:val="Heading3"/>
@@ -26445,8 +26543,8 @@
         <w:t xml:space="preserve">ProGuard/R8 açıkken aynı şey değildir.</w:t>
       </w:r>
     </w:p>
-    <w:bookmarkEnd w:id="111"/>
-    <w:bookmarkStart w:id="112" w:name="X45fed36899908714623646c7843a3dea153bfa5"/>
+    <w:bookmarkEnd w:id="112"/>
+    <w:bookmarkStart w:id="113" w:name="X45fed36899908714623646c7843a3dea153bfa5"/>
     <w:p>
       <w:pPr>
         <w:pStyle w:val="Heading3"/>
@@ -26918,8 +27016,8 @@
         <w:t xml:space="preserve">bölümü tam olarak bu devirleri listeler.</w:t>
       </w:r>
     </w:p>
-    <w:bookmarkEnd w:id="112"/>
-    <w:bookmarkStart w:id="113" w:name="proguardın-yapmadıkları"/>
+    <w:bookmarkEnd w:id="113"/>
+    <w:bookmarkStart w:id="114" w:name="proguardın-yapmadıkları"/>
     <w:p>
       <w:pPr>
         <w:pStyle w:val="Heading3"/>
@@ -27020,9 +27118,9 @@
         </w:pict>
       </w:r>
     </w:p>
-    <w:bookmarkEnd w:id="113"/>
     <w:bookmarkEnd w:id="114"/>
-    <w:bookmarkStart w:id="122" w:name="dize-gizleme-ve-dinamik-yöntem-çağrısı"/>
+    <w:bookmarkEnd w:id="115"/>
+    <w:bookmarkStart w:id="123" w:name="dize-gizleme-ve-dinamik-yöntem-çağrısı"/>
     <w:p>
       <w:pPr>
         <w:pStyle w:val="Heading2"/>
@@ -27083,18 +27181,18 @@
           <wp:inline>
             <wp:extent cx="5759999" cy="2283460"/>
             <wp:effectExtent b="0" l="0" r="0" t="0"/>
-            <wp:docPr descr="Dize gizleme ve dinamik yöntem çağrısı" title="" id="116" name="Picture"/>
+            <wp:docPr descr="Dize gizleme ve dinamik yöntem çağrısı" title="" id="117" name="Picture"/>
             <a:graphic>
               <a:graphicData uri="http://schemas.openxmlformats.org/drawingml/2006/picture">
                 <pic:pic>
                   <pic:nvPicPr>
-                    <pic:cNvPr descr="h05-13-dize-gizleme.png" id="117" name="Picture"/>
+                    <pic:cNvPr descr="h05-13-dize-gizleme.png" id="118" name="Picture"/>
                     <pic:cNvPicPr>
                       <a:picLocks noChangeArrowheads="1" noChangeAspect="1"/>
                     </pic:cNvPicPr>
                   </pic:nvPicPr>
                   <pic:blipFill>
-                    <a:blip r:embed="rId115"/>
+                    <a:blip r:embed="rId116"/>
                     <a:stretch>
                       <a:fillRect/>
                     </a:stretch>
@@ -27121,7 +27219,7 @@
         </w:drawing>
       </w:r>
     </w:p>
-    <w:bookmarkStart w:id="118" w:name="statik-dize-gizleme"/>
+    <w:bookmarkStart w:id="119" w:name="statik-dize-gizleme"/>
     <w:p>
       <w:pPr>
         <w:pStyle w:val="Heading3"/>
@@ -27279,8 +27377,8 @@
         <w:t xml:space="preserve">birlikte anlam kazanır.</w:t>
       </w:r>
     </w:p>
-    <w:bookmarkEnd w:id="118"/>
-    <w:bookmarkStart w:id="119" w:name="işlenmiş-örnek-xor-gizlemeyi-elle-çözmek"/>
+    <w:bookmarkEnd w:id="119"/>
+    <w:bookmarkStart w:id="120" w:name="işlenmiş-örnek-xor-gizlemeyi-elle-çözmek"/>
     <w:p>
       <w:pPr>
         <w:pStyle w:val="Heading3"/>
@@ -27964,8 +28062,8 @@
         <w:t xml:space="preserve">sunucudan çalışma anında alınmalı ya da 11. haftadaki whitebox kriptografi gibi özel yöntemlerle korunmalıdır.</w:t>
       </w:r>
     </w:p>
-    <w:bookmarkEnd w:id="119"/>
-    <w:bookmarkStart w:id="120" w:name="dinamik-yöntem-çağrısı-yansıma"/>
+    <w:bookmarkEnd w:id="120"/>
+    <w:bookmarkStart w:id="121" w:name="dinamik-yöntem-çağrısı-yansıma"/>
     <w:p>
       <w:pPr>
         <w:pStyle w:val="Heading3"/>
@@ -28538,8 +28636,8 @@
         <w:t xml:space="preserve">Tek bir yerdeki değeri değiştirmek bu yüzden yetmez.</w:t>
       </w:r>
     </w:p>
-    <w:bookmarkEnd w:id="120"/>
-    <w:bookmarkStart w:id="121" w:name="demo-5-dize-gizleme-yansıma-ve-proguard"/>
+    <w:bookmarkEnd w:id="121"/>
+    <w:bookmarkStart w:id="122" w:name="demo-5-dize-gizleme-yansıma-ve-proguard"/>
     <w:p>
       <w:pPr>
         <w:pStyle w:val="Heading3"/>
@@ -28871,9 +28969,9 @@
         </w:pict>
       </w:r>
     </w:p>
-    <w:bookmarkEnd w:id="121"/>
     <w:bookmarkEnd w:id="122"/>
-    <w:bookmarkStart w:id="130" w:name="Xfec35ef7c39257217ec7bfa377f741c6e555744"/>
+    <w:bookmarkEnd w:id="123"/>
+    <w:bookmarkStart w:id="132" w:name="Xfec35ef7c39257217ec7bfa377f741c6e555744"/>
     <w:p>
       <w:pPr>
         <w:pStyle w:val="Heading2"/>
@@ -28891,18 +28989,18 @@
           <wp:inline>
             <wp:extent cx="5759999" cy="2766688"/>
             <wp:effectExtent b="0" l="0" r="0" t="0"/>
-            <wp:docPr descr="R8 ile gizleme ve etkisini ölçme adımları" title="" id="124" name="Picture"/>
+            <wp:docPr descr="R8 ile gizleme ve etkisini ölçme adımları" title="" id="125" name="Picture"/>
             <a:graphic>
               <a:graphicData uri="http://schemas.openxmlformats.org/drawingml/2006/picture">
                 <pic:pic>
                   <pic:nvPicPr>
-                    <pic:cNvPr descr="h05-14-r8-olcme.png" id="125" name="Picture"/>
+                    <pic:cNvPr descr="h05-14-r8-olcme.png" id="126" name="Picture"/>
                     <pic:cNvPicPr>
                       <a:picLocks noChangeArrowheads="1" noChangeAspect="1"/>
                     </pic:cNvPicPr>
                   </pic:nvPicPr>
                   <pic:blipFill>
-                    <a:blip r:embed="rId123"/>
+                    <a:blip r:embed="rId124"/>
                     <a:stretch>
                       <a:fillRect/>
                     </a:stretch>
@@ -28928,11 +29026,28 @@
           </wp:inline>
         </w:drawing>
       </w:r>
-      <w:r>
-        <w:t xml:space="preserve"> </w:t>
-      </w:r>
-      <w:r>
-        <w:t xml:space="preserve">### Android derleme hattında R8</w:t>
+    </w:p>
+    <w:bookmarkStart w:id="127" w:name="android-derleme-hattında-r8"/>
+    <w:p>
+      <w:pPr>
+        <w:pStyle w:val="Heading3"/>
+      </w:pPr>
+      <w:r>
+        <w:t xml:space="preserve">Android derleme hattında R8</w:t>
+      </w:r>
+    </w:p>
+    <w:p>
+      <w:pPr>
+        <w:pStyle w:val="FirstParagraph"/>
+      </w:pPr>
+      <w:r>
+        <w:t xml:space="preserve">Android uygulamalarında R8, Gradle yapılandırmasındaki birkaç satırla açılır. Sürüm derlemesinde açık olması, mobil</w:t>
+      </w:r>
+      <w:r>
+        <w:t xml:space="preserve"> </w:t>
+      </w:r>
+      <w:r>
+        <w:t xml:space="preserve">güvenlik standartlarının (OWASP MASVS-RESILIENCE) temel beklentisidir:</w:t>
       </w:r>
     </w:p>
     <w:p>
@@ -28940,13 +29055,258 @@
         <w:pStyle w:val="BodyText"/>
       </w:pPr>
       <w:r>
-        <w:t xml:space="preserve">Android uygulamalarında R8, Gradle yapılandırmasındaki birkaç satırla açılır. Sürüm derlemesinde açık olması, mobil</w:t>
-      </w:r>
-      <w:r>
-        <w:t xml:space="preserve"> </w:t>
-      </w:r>
-      <w:r>
-        <w:t xml:space="preserve">güvenlik standartlarının (OWASP MASVS-RESILIENCE) temel beklentisidir:</w:t>
+        <w:rPr>
+          <w:b/>
+          <w:bCs/>
+        </w:rPr>
+        <w:t xml:space="preserve">app/build.gradle — sürüm derlemesinde küçültme ve gizleme</w:t>
+      </w:r>
+    </w:p>
+    <w:p>
+      <w:pPr>
+        <w:pStyle w:val="SourceCode"/>
+      </w:pPr>
+      <w:r>
+        <w:rPr>
+          <w:rStyle w:val="NormalTok"/>
+        </w:rPr>
+        <w:t xml:space="preserve">android </w:t>
+      </w:r>
+      <w:r>
+        <w:rPr>
+          <w:rStyle w:val="OperatorTok"/>
+        </w:rPr>
+        <w:t xml:space="preserve">{</w:t>
+      </w:r>
+      <w:r>
+        <w:br/>
+      </w:r>
+      <w:r>
+        <w:rPr>
+          <w:rStyle w:val="NormalTok"/>
+        </w:rPr>
+        <w:t xml:space="preserve">    buildTypes </w:t>
+      </w:r>
+      <w:r>
+        <w:rPr>
+          <w:rStyle w:val="OperatorTok"/>
+        </w:rPr>
+        <w:t xml:space="preserve">{</w:t>
+      </w:r>
+      <w:r>
+        <w:br/>
+      </w:r>
+      <w:r>
+        <w:rPr>
+          <w:rStyle w:val="NormalTok"/>
+        </w:rPr>
+        <w:t xml:space="preserve">        release </w:t>
+      </w:r>
+      <w:r>
+        <w:rPr>
+          <w:rStyle w:val="OperatorTok"/>
+        </w:rPr>
+        <w:t xml:space="preserve">{</w:t>
+      </w:r>
+      <w:r>
+        <w:br/>
+      </w:r>
+      <w:r>
+        <w:rPr>
+          <w:rStyle w:val="NormalTok"/>
+        </w:rPr>
+        <w:t xml:space="preserve">            minifyEnabled </w:t>
+      </w:r>
+      <w:r>
+        <w:rPr>
+          <w:rStyle w:val="KeywordTok"/>
+        </w:rPr>
+        <w:t xml:space="preserve">true</w:t>
+      </w:r>
+      <w:r>
+        <w:rPr>
+          <w:rStyle w:val="NormalTok"/>
+        </w:rPr>
+        <w:t xml:space="preserve">          </w:t>
+      </w:r>
+      <w:r>
+        <w:rPr>
+          <w:rStyle w:val="CommentTok"/>
+        </w:rPr>
+        <w:t xml:space="preserve">// R8: küçültme + iyileştirme + gizleme</w:t>
+      </w:r>
+      <w:r>
+        <w:br/>
+      </w:r>
+      <w:r>
+        <w:rPr>
+          <w:rStyle w:val="NormalTok"/>
+        </w:rPr>
+        <w:t xml:space="preserve">            shrinkResources </w:t>
+      </w:r>
+      <w:r>
+        <w:rPr>
+          <w:rStyle w:val="KeywordTok"/>
+        </w:rPr>
+        <w:t xml:space="preserve">true</w:t>
+      </w:r>
+      <w:r>
+        <w:rPr>
+          <w:rStyle w:val="NormalTok"/>
+        </w:rPr>
+        <w:t xml:space="preserve">        </w:t>
+      </w:r>
+      <w:r>
+        <w:rPr>
+          <w:rStyle w:val="CommentTok"/>
+        </w:rPr>
+        <w:t xml:space="preserve">// kullanılmayan kaynakları (resim, düzen) da kaldır</w:t>
+      </w:r>
+      <w:r>
+        <w:br/>
+      </w:r>
+      <w:r>
+        <w:rPr>
+          <w:rStyle w:val="NormalTok"/>
+        </w:rPr>
+        <w:t xml:space="preserve">            proguardFiles </w:t>
+      </w:r>
+      <w:r>
+        <w:rPr>
+          <w:rStyle w:val="FunctionTok"/>
+        </w:rPr>
+        <w:t xml:space="preserve">getDefaultProguardFile</w:t>
+      </w:r>
+      <w:r>
+        <w:rPr>
+          <w:rStyle w:val="OperatorTok"/>
+        </w:rPr>
+        <w:t xml:space="preserve">(</w:t>
+      </w:r>
+      <w:r>
+        <w:rPr>
+          <w:rStyle w:val="StringTok"/>
+        </w:rPr>
+        <w:t xml:space="preserve">'proguard-android-optimize.txt'</w:t>
+      </w:r>
+      <w:r>
+        <w:rPr>
+          <w:rStyle w:val="OperatorTok"/>
+        </w:rPr>
+        <w:t xml:space="preserve">),</w:t>
+      </w:r>
+      <w:r>
+        <w:br/>
+      </w:r>
+      <w:r>
+        <w:rPr>
+          <w:rStyle w:val="NormalTok"/>
+        </w:rPr>
+        <w:t xml:space="preserve">                          </w:t>
+      </w:r>
+      <w:r>
+        <w:rPr>
+          <w:rStyle w:val="StringTok"/>
+        </w:rPr>
+        <w:t xml:space="preserve">'proguard-rules.pro'</w:t>
+      </w:r>
+      <w:r>
+        <w:br/>
+      </w:r>
+      <w:r>
+        <w:rPr>
+          <w:rStyle w:val="NormalTok"/>
+        </w:rPr>
+        <w:t xml:space="preserve">        </w:t>
+      </w:r>
+      <w:r>
+        <w:rPr>
+          <w:rStyle w:val="OperatorTok"/>
+        </w:rPr>
+        <w:t xml:space="preserve">}</w:t>
+      </w:r>
+      <w:r>
+        <w:br/>
+      </w:r>
+      <w:r>
+        <w:rPr>
+          <w:rStyle w:val="NormalTok"/>
+        </w:rPr>
+        <w:t xml:space="preserve">    </w:t>
+      </w:r>
+      <w:r>
+        <w:rPr>
+          <w:rStyle w:val="OperatorTok"/>
+        </w:rPr>
+        <w:t xml:space="preserve">}</w:t>
+      </w:r>
+      <w:r>
+        <w:br/>
+      </w:r>
+      <w:r>
+        <w:rPr>
+          <w:rStyle w:val="OperatorTok"/>
+        </w:rPr>
+        <w:t xml:space="preserve">}</w:t>
+      </w:r>
+    </w:p>
+    <w:p>
+      <w:pPr>
+        <w:pStyle w:val="FirstParagraph"/>
+      </w:pPr>
+      <w:r>
+        <w:rPr>
+          <w:rStyle w:val="VerbatimChar"/>
+        </w:rPr>
+        <w:t xml:space="preserve">proguard-android-optimize.txt</w:t>
+      </w:r>
+      <w:r>
+        <w:t xml:space="preserve">, Android için makul varsayılanları içerir; uygulamaya özgü</w:t>
+      </w:r>
+      <w:r>
+        <w:t xml:space="preserve"> </w:t>
+      </w:r>
+      <w:r>
+        <w:rPr>
+          <w:rStyle w:val="VerbatimChar"/>
+        </w:rPr>
+        <w:t xml:space="preserve">-keep</w:t>
+      </w:r>
+      <w:r>
+        <w:t xml:space="preserve"> </w:t>
+      </w:r>
+      <w:r>
+        <w:t xml:space="preserve">kuralları</w:t>
+      </w:r>
+      <w:r>
+        <w:t xml:space="preserve"> </w:t>
+      </w:r>
+      <w:r>
+        <w:rPr>
+          <w:rStyle w:val="VerbatimChar"/>
+        </w:rPr>
+        <w:t xml:space="preserve">proguard-rules.pro</w:t>
+      </w:r>
+      <w:r>
+        <w:t xml:space="preserve"> </w:t>
+      </w:r>
+      <w:r>
+        <w:t xml:space="preserve">dosyasına yazılır. JNI ile native koddan çağrılan metotlar ve</w:t>
+      </w:r>
+      <w:r>
+        <w:t xml:space="preserve"> </w:t>
+      </w:r>
+      <w:r>
+        <w:rPr>
+          <w:rStyle w:val="VerbatimChar"/>
+        </w:rPr>
+        <w:t xml:space="preserve">native</w:t>
+      </w:r>
+      <w:r>
+        <w:t xml:space="preserve"> </w:t>
+      </w:r>
+      <w:r>
+        <w:t xml:space="preserve">metotlar için tipik kural:</w:t>
       </w:r>
     </w:p>
     <w:p>
@@ -28958,7 +29318,7 @@
           <w:b/>
           <w:bCs/>
         </w:rPr>
-        <w:t xml:space="preserve">app/build.gradle — sürüm derlemesinde küçültme ve gizleme</w:t>
+        <w:t xml:space="preserve">proguard-rules.pro — JNI</w:t>
       </w:r>
     </w:p>
     <w:p>
@@ -28967,186 +29327,122 @@
       </w:pPr>
       <w:r>
         <w:rPr>
-          <w:rStyle w:val="NormalTok"/>
-        </w:rPr>
-        <w:t xml:space="preserve">android </w:t>
-      </w:r>
-      <w:r>
-        <w:rPr>
-          <w:rStyle w:val="OperatorTok"/>
-        </w:rPr>
-        <w:t xml:space="preserve">{</w:t>
+          <w:rStyle w:val="VerbatimChar"/>
+        </w:rPr>
+        <w:t xml:space="preserve">-keepclasseswithmembernames class * {</w:t>
       </w:r>
       <w:r>
         <w:br/>
       </w:r>
       <w:r>
         <w:rPr>
-          <w:rStyle w:val="NormalTok"/>
-        </w:rPr>
-        <w:t xml:space="preserve">    buildTypes </w:t>
-      </w:r>
-      <w:r>
-        <w:rPr>
-          <w:rStyle w:val="OperatorTok"/>
-        </w:rPr>
-        <w:t xml:space="preserve">{</w:t>
+          <w:rStyle w:val="VerbatimChar"/>
+        </w:rPr>
+        <w:t xml:space="preserve">    native &lt;methods&gt;;</w:t>
       </w:r>
       <w:r>
         <w:br/>
       </w:r>
       <w:r>
         <w:rPr>
-          <w:rStyle w:val="NormalTok"/>
-        </w:rPr>
-        <w:t xml:space="preserve">        release </w:t>
-      </w:r>
-      <w:r>
-        <w:rPr>
-          <w:rStyle w:val="OperatorTok"/>
-        </w:rPr>
-        <w:t xml:space="preserve">{</w:t>
-      </w:r>
-      <w:r>
-        <w:br/>
-      </w:r>
-      <w:r>
-        <w:rPr>
-          <w:rStyle w:val="NormalTok"/>
-        </w:rPr>
-        <w:t xml:space="preserve">            minifyEnabled </w:t>
-      </w:r>
-      <w:r>
-        <w:rPr>
-          <w:rStyle w:val="KeywordTok"/>
-        </w:rPr>
-        <w:t xml:space="preserve">true</w:t>
-      </w:r>
-      <w:r>
-        <w:rPr>
-          <w:rStyle w:val="NormalTok"/>
-        </w:rPr>
-        <w:t xml:space="preserve">          </w:t>
-      </w:r>
-      <w:r>
-        <w:rPr>
-          <w:rStyle w:val="CommentTok"/>
-        </w:rPr>
-        <w:t xml:space="preserve">// R8: küçültme + iyileştirme + gizleme</w:t>
-      </w:r>
-      <w:r>
-        <w:br/>
-      </w:r>
-      <w:r>
-        <w:rPr>
-          <w:rStyle w:val="NormalTok"/>
-        </w:rPr>
-        <w:t xml:space="preserve">            shrinkResources </w:t>
-      </w:r>
-      <w:r>
-        <w:rPr>
-          <w:rStyle w:val="KeywordTok"/>
-        </w:rPr>
-        <w:t xml:space="preserve">true</w:t>
-      </w:r>
-      <w:r>
-        <w:rPr>
-          <w:rStyle w:val="NormalTok"/>
-        </w:rPr>
-        <w:t xml:space="preserve">        </w:t>
-      </w:r>
-      <w:r>
-        <w:rPr>
-          <w:rStyle w:val="CommentTok"/>
-        </w:rPr>
-        <w:t xml:space="preserve">// kullanılmayan kaynakları (resim, düzen) da kaldır</w:t>
-      </w:r>
-      <w:r>
-        <w:br/>
-      </w:r>
-      <w:r>
-        <w:rPr>
-          <w:rStyle w:val="NormalTok"/>
-        </w:rPr>
-        <w:t xml:space="preserve">            proguardFiles </w:t>
-      </w:r>
-      <w:r>
-        <w:rPr>
-          <w:rStyle w:val="FunctionTok"/>
-        </w:rPr>
-        <w:t xml:space="preserve">getDefaultProguardFile</w:t>
-      </w:r>
-      <w:r>
-        <w:rPr>
-          <w:rStyle w:val="OperatorTok"/>
-        </w:rPr>
-        <w:t xml:space="preserve">(</w:t>
-      </w:r>
-      <w:r>
-        <w:rPr>
-          <w:rStyle w:val="StringTok"/>
-        </w:rPr>
-        <w:t xml:space="preserve">'proguard-android-optimize.txt'</w:t>
-      </w:r>
-      <w:r>
-        <w:rPr>
-          <w:rStyle w:val="OperatorTok"/>
-        </w:rPr>
-        <w:t xml:space="preserve">),</w:t>
-      </w:r>
-      <w:r>
-        <w:br/>
-      </w:r>
-      <w:r>
-        <w:rPr>
-          <w:rStyle w:val="NormalTok"/>
-        </w:rPr>
-        <w:t xml:space="preserve">                          </w:t>
-      </w:r>
-      <w:r>
-        <w:rPr>
-          <w:rStyle w:val="StringTok"/>
-        </w:rPr>
-        <w:t xml:space="preserve">'proguard-rules.pro'</w:t>
-      </w:r>
-      <w:r>
-        <w:br/>
-      </w:r>
-      <w:r>
-        <w:rPr>
-          <w:rStyle w:val="NormalTok"/>
-        </w:rPr>
-        <w:t xml:space="preserve">        </w:t>
-      </w:r>
-      <w:r>
-        <w:rPr>
-          <w:rStyle w:val="OperatorTok"/>
+          <w:rStyle w:val="VerbatimChar"/>
         </w:rPr>
         <w:t xml:space="preserve">}</w:t>
       </w:r>
-      <w:r>
-        <w:br/>
-      </w:r>
-      <w:r>
-        <w:rPr>
-          <w:rStyle w:val="NormalTok"/>
-        </w:rPr>
-        <w:t xml:space="preserve">    </w:t>
-      </w:r>
-      <w:r>
-        <w:rPr>
-          <w:rStyle w:val="OperatorTok"/>
-        </w:rPr>
-        <w:t xml:space="preserve">}</w:t>
-      </w:r>
-      <w:r>
-        <w:br/>
-      </w:r>
-      <w:r>
-        <w:rPr>
-          <w:rStyle w:val="OperatorTok"/>
-        </w:rPr>
-        <w:t xml:space="preserve">}</w:t>
+    </w:p>
+    <w:p>
+      <w:pPr>
+        <w:pStyle w:val="BlockText"/>
+      </w:pPr>
+      <w:r>
+        <w:rPr>
+          <w:b/>
+          <w:bCs/>
+        </w:rPr>
+        <w:t xml:space="preserve">Hata ayıklama derlemesinde gizleme yoktur</w:t>
+      </w:r>
+    </w:p>
+    <w:p>
+      <w:pPr>
+        <w:pStyle w:val="BlockText"/>
+      </w:pPr>
+      <w:r>
+        <w:t xml:space="preserve">Android Studio’da çalıştırılan hata ayıklama (debug) derlemesi varsayılan olarak</w:t>
+      </w:r>
+      <w:r>
+        <w:t xml:space="preserve"> </w:t>
+      </w:r>
+      <w:r>
+        <w:rPr>
+          <w:b/>
+          <w:bCs/>
+        </w:rPr>
+        <w:t xml:space="preserve">gizlenmez</w:t>
+      </w:r>
+      <w:r>
+        <w:t xml:space="preserve"> </w:t>
+      </w:r>
+      <w:r>
+        <w:t xml:space="preserve">ve ayrıca</w:t>
+      </w:r>
+      <w:r>
+        <w:t xml:space="preserve"> </w:t>
+      </w:r>
+      <w:r>
+        <w:t xml:space="preserve">“debuggable”</w:t>
+      </w:r>
+      <w:r>
+        <w:t xml:space="preserve"> </w:t>
+      </w:r>
+      <w:r>
+        <w:t xml:space="preserve">işaretlidir. Dağıtılan paketin</w:t>
+      </w:r>
+      <w:r>
+        <w:t xml:space="preserve"> </w:t>
+      </w:r>
+      <w:r>
+        <w:rPr>
+          <w:b/>
+          <w:bCs/>
+        </w:rPr>
+        <w:t xml:space="preserve">sürüm</w:t>
+      </w:r>
+      <w:r>
+        <w:t xml:space="preserve"> </w:t>
+      </w:r>
+      <w:r>
+        <w:t xml:space="preserve">derlemesi olduğunu ve</w:t>
+      </w:r>
+      <w:r>
+        <w:t xml:space="preserve"> </w:t>
+      </w:r>
+      <w:r>
+        <w:rPr>
+          <w:rStyle w:val="VerbatimChar"/>
+        </w:rPr>
+        <w:t xml:space="preserve">debuggable</w:t>
+      </w:r>
+      <w:r>
+        <w:t xml:space="preserve"> </w:t>
+      </w:r>
+      <w:r>
+        <w:t xml:space="preserve">bayrağının kapalı olduğunu</w:t>
+      </w:r>
+      <w:r>
+        <w:t xml:space="preserve"> </w:t>
+      </w:r>
+      <w:r>
+        <w:t xml:space="preserve">doğrulamak, değerlendiricinin ilk kontrollerinden biridir (6. haftada hata ayıklayıcı algılama).</w:t>
+      </w:r>
+    </w:p>
+    <w:bookmarkEnd w:id="127"/>
+    <w:bookmarkStart w:id="128" w:name="çökme-raporlarını-okumak-retrace"/>
+    <w:p>
+      <w:pPr>
+        <w:pStyle w:val="Heading3"/>
+      </w:pPr>
+      <w:r>
+        <w:t xml:space="preserve">Çökme raporlarını okumak: retrace</w:t>
       </w:r>
     </w:p>
     <w:p>
@@ -29154,200 +29450,6 @@
         <w:pStyle w:val="FirstParagraph"/>
       </w:pPr>
       <w:r>
-        <w:rPr>
-          <w:rStyle w:val="VerbatimChar"/>
-        </w:rPr>
-        <w:t xml:space="preserve">proguard-android-optimize.txt</w:t>
-      </w:r>
-      <w:r>
-        <w:t xml:space="preserve">, Android için makul varsayılanları içerir; uygulamaya özgü</w:t>
-      </w:r>
-      <w:r>
-        <w:t xml:space="preserve"> </w:t>
-      </w:r>
-      <w:r>
-        <w:rPr>
-          <w:rStyle w:val="VerbatimChar"/>
-        </w:rPr>
-        <w:t xml:space="preserve">-keep</w:t>
-      </w:r>
-      <w:r>
-        <w:t xml:space="preserve"> </w:t>
-      </w:r>
-      <w:r>
-        <w:t xml:space="preserve">kuralları</w:t>
-      </w:r>
-      <w:r>
-        <w:t xml:space="preserve"> </w:t>
-      </w:r>
-      <w:r>
-        <w:rPr>
-          <w:rStyle w:val="VerbatimChar"/>
-        </w:rPr>
-        <w:t xml:space="preserve">proguard-rules.pro</w:t>
-      </w:r>
-      <w:r>
-        <w:t xml:space="preserve"> </w:t>
-      </w:r>
-      <w:r>
-        <w:t xml:space="preserve">dosyasına yazılır. JNI ile native koddan çağrılan metotlar ve</w:t>
-      </w:r>
-      <w:r>
-        <w:t xml:space="preserve"> </w:t>
-      </w:r>
-      <w:r>
-        <w:rPr>
-          <w:rStyle w:val="VerbatimChar"/>
-        </w:rPr>
-        <w:t xml:space="preserve">native</w:t>
-      </w:r>
-      <w:r>
-        <w:t xml:space="preserve"> </w:t>
-      </w:r>
-      <w:r>
-        <w:t xml:space="preserve">metotlar için tipik kural:</w:t>
-      </w:r>
-    </w:p>
-    <w:p>
-      <w:pPr>
-        <w:pStyle w:val="BodyText"/>
-      </w:pPr>
-      <w:r>
-        <w:rPr>
-          <w:b/>
-          <w:bCs/>
-        </w:rPr>
-        <w:t xml:space="preserve">proguard-rules.pro — JNI</w:t>
-      </w:r>
-    </w:p>
-    <w:p>
-      <w:pPr>
-        <w:pStyle w:val="SourceCode"/>
-      </w:pPr>
-      <w:r>
-        <w:rPr>
-          <w:rStyle w:val="VerbatimChar"/>
-        </w:rPr>
-        <w:t xml:space="preserve">-keepclasseswithmembernames class * {</w:t>
-      </w:r>
-      <w:r>
-        <w:br/>
-      </w:r>
-      <w:r>
-        <w:rPr>
-          <w:rStyle w:val="VerbatimChar"/>
-        </w:rPr>
-        <w:t xml:space="preserve">    native &lt;methods&gt;;</w:t>
-      </w:r>
-      <w:r>
-        <w:br/>
-      </w:r>
-      <w:r>
-        <w:rPr>
-          <w:rStyle w:val="VerbatimChar"/>
-        </w:rPr>
-        <w:t xml:space="preserve">}</w:t>
-      </w:r>
-    </w:p>
-    <w:p>
-      <w:pPr>
-        <w:pStyle w:val="BlockText"/>
-      </w:pPr>
-      <w:r>
-        <w:rPr>
-          <w:b/>
-          <w:bCs/>
-        </w:rPr>
-        <w:t xml:space="preserve">Hata ayıklama derlemesinde gizleme yoktur</w:t>
-      </w:r>
-    </w:p>
-    <w:p>
-      <w:pPr>
-        <w:pStyle w:val="BlockText"/>
-      </w:pPr>
-      <w:r>
-        <w:t xml:space="preserve">Android Studio’da çalıştırılan hata ayıklama (debug) derlemesi varsayılan olarak</w:t>
-      </w:r>
-      <w:r>
-        <w:t xml:space="preserve"> </w:t>
-      </w:r>
-      <w:r>
-        <w:rPr>
-          <w:b/>
-          <w:bCs/>
-        </w:rPr>
-        <w:t xml:space="preserve">gizlenmez</w:t>
-      </w:r>
-      <w:r>
-        <w:t xml:space="preserve"> </w:t>
-      </w:r>
-      <w:r>
-        <w:t xml:space="preserve">ve ayrıca</w:t>
-      </w:r>
-      <w:r>
-        <w:t xml:space="preserve"> </w:t>
-      </w:r>
-      <w:r>
-        <w:t xml:space="preserve">“debuggable”</w:t>
-      </w:r>
-      <w:r>
-        <w:t xml:space="preserve"> </w:t>
-      </w:r>
-      <w:r>
-        <w:t xml:space="preserve">işaretlidir. Dağıtılan paketin</w:t>
-      </w:r>
-      <w:r>
-        <w:t xml:space="preserve"> </w:t>
-      </w:r>
-      <w:r>
-        <w:rPr>
-          <w:b/>
-          <w:bCs/>
-        </w:rPr>
-        <w:t xml:space="preserve">sürüm</w:t>
-      </w:r>
-      <w:r>
-        <w:t xml:space="preserve"> </w:t>
-      </w:r>
-      <w:r>
-        <w:t xml:space="preserve">derlemesi olduğunu ve</w:t>
-      </w:r>
-      <w:r>
-        <w:t xml:space="preserve"> </w:t>
-      </w:r>
-      <w:r>
-        <w:rPr>
-          <w:rStyle w:val="VerbatimChar"/>
-        </w:rPr>
-        <w:t xml:space="preserve">debuggable</w:t>
-      </w:r>
-      <w:r>
-        <w:t xml:space="preserve"> </w:t>
-      </w:r>
-      <w:r>
-        <w:t xml:space="preserve">bayrağının kapalı olduğunu</w:t>
-      </w:r>
-      <w:r>
-        <w:t xml:space="preserve"> </w:t>
-      </w:r>
-      <w:r>
-        <w:t xml:space="preserve">doğrulamak, değerlendiricinin ilk kontrollerinden biridir (6. haftada hata ayıklayıcı algılama).</w:t>
-      </w:r>
-    </w:p>
-    <w:bookmarkStart w:id="126" w:name="çökme-raporlarını-okumak-retrace"/>
-    <w:p>
-      <w:pPr>
-        <w:pStyle w:val="Heading3"/>
-      </w:pPr>
-      <w:r>
-        <w:t xml:space="preserve">Çökme raporlarını okumak: retrace</w:t>
-      </w:r>
-    </w:p>
-    <w:p>
-      <w:pPr>
-        <w:pStyle w:val="FirstParagraph"/>
-      </w:pPr>
-      <w:r>
         <w:t xml:space="preserve">Gizlenmiş bir uygulamanın çökme raporu</w:t>
       </w:r>
       <w:r>
@@ -29421,8 +29523,8 @@
         <w:t xml:space="preserve">numaralarını pakete koyar; bu da bir ödünleşimdir ve kayda geçirilir.</w:t>
       </w:r>
     </w:p>
-    <w:bookmarkEnd w:id="126"/>
-    <w:bookmarkStart w:id="127" w:name="gizlemenin-etkisini-ölçmek"/>
+    <w:bookmarkEnd w:id="128"/>
+    <w:bookmarkStart w:id="129" w:name="gizlemenin-etkisini-ölçmek"/>
     <w:p>
       <w:pPr>
         <w:pStyle w:val="Heading3"/>
@@ -29765,8 +29867,8 @@
         <w:t xml:space="preserve">dönüştürür.</w:t>
       </w:r>
     </w:p>
-    <w:bookmarkEnd w:id="127"/>
-    <w:bookmarkStart w:id="128" w:name="X0f431732f1b3815e08bda15028357d1f75a74f3"/>
+    <w:bookmarkEnd w:id="129"/>
+    <w:bookmarkStart w:id="130" w:name="X0f431732f1b3815e08bda15028357d1f75a74f3"/>
     <w:p>
       <w:pPr>
         <w:pStyle w:val="Heading3"/>
@@ -30170,8 +30272,8 @@
         <w:t xml:space="preserve">ile aynı belirtidir.</w:t>
       </w:r>
     </w:p>
-    <w:bookmarkEnd w:id="128"/>
-    <w:bookmarkStart w:id="129" w:name="java-için-statik-analiz"/>
+    <w:bookmarkEnd w:id="130"/>
+    <w:bookmarkStart w:id="131" w:name="java-için-statik-analiz"/>
     <w:p>
       <w:pPr>
         <w:pStyle w:val="Heading3"/>
@@ -30443,9 +30545,9 @@
         </w:pict>
       </w:r>
     </w:p>
-    <w:bookmarkEnd w:id="129"/>
-    <w:bookmarkEnd w:id="130"/>
-    <w:bookmarkStart w:id="139" w:name="X26301719d4e37cc68a3cc199a7a60b80b78123f"/>
+    <w:bookmarkEnd w:id="131"/>
+    <w:bookmarkEnd w:id="132"/>
+    <w:bookmarkStart w:id="141" w:name="X26301719d4e37cc68a3cc199a7a60b80b78123f"/>
     <w:p>
       <w:pPr>
         <w:pStyle w:val="Heading2"/>
@@ -30483,18 +30585,18 @@
           <wp:inline>
             <wp:extent cx="5759999" cy="2283460"/>
             <wp:effectExtent b="0" l="0" r="0" t="0"/>
-            <wp:docPr descr="Tedarik zinciri, SBOM ve VEX akışı" title="" id="132" name="Picture"/>
+            <wp:docPr descr="Tedarik zinciri, SBOM ve VEX akışı" title="" id="134" name="Picture"/>
             <a:graphic>
               <a:graphicData uri="http://schemas.openxmlformats.org/drawingml/2006/picture">
                 <pic:pic>
                   <pic:nvPicPr>
-                    <pic:cNvPr descr="h05-10-sbom.png" id="133" name="Picture"/>
+                    <pic:cNvPr descr="h05-10-sbom.png" id="135" name="Picture"/>
                     <pic:cNvPicPr>
                       <a:picLocks noChangeArrowheads="1" noChangeAspect="1"/>
                     </pic:cNvPicPr>
                   </pic:nvPicPr>
                   <pic:blipFill>
-                    <a:blip r:embed="rId131"/>
+                    <a:blip r:embed="rId133"/>
                     <a:stretch>
                       <a:fillRect/>
                     </a:stretch>
@@ -30595,7 +30697,7 @@
         <w:t xml:space="preserve">güvenliği konularını birleştirir.</w:t>
       </w:r>
     </w:p>
-    <w:bookmarkStart w:id="134" w:name="sbom-nedir-1"/>
+    <w:bookmarkStart w:id="136" w:name="sbom-nedir-1"/>
     <w:p>
       <w:pPr>
         <w:pStyle w:val="Heading3"/>
@@ -31371,8 +31473,8 @@
         <w:t xml:space="preserve">}</w:t>
       </w:r>
     </w:p>
-    <w:bookmarkEnd w:id="134"/>
-    <w:bookmarkStart w:id="135" w:name="sbomdan-zafiyet-listesine"/>
+    <w:bookmarkEnd w:id="136"/>
+    <w:bookmarkStart w:id="137" w:name="sbomdan-zafiyet-listesine"/>
     <w:p>
       <w:pPr>
         <w:pStyle w:val="Heading3"/>
@@ -31621,8 +31723,8 @@
         <w:t xml:space="preserve">.</w:t>
       </w:r>
     </w:p>
-    <w:bookmarkEnd w:id="135"/>
-    <w:bookmarkStart w:id="136" w:name="bağımlılık-hijyeni-kontrol-listesi"/>
+    <w:bookmarkEnd w:id="137"/>
+    <w:bookmarkStart w:id="138" w:name="bağımlılık-hijyeni-kontrol-listesi"/>
     <w:p>
       <w:pPr>
         <w:pStyle w:val="Heading3"/>
@@ -31989,8 +32091,8 @@
         <w:t xml:space="preserve">değil.</w:t>
       </w:r>
     </w:p>
-    <w:bookmarkEnd w:id="136"/>
-    <w:bookmarkStart w:id="137" w:name="X621b328a27c1b89431eb447747c0de817798b17"/>
+    <w:bookmarkEnd w:id="138"/>
+    <w:bookmarkStart w:id="139" w:name="X621b328a27c1b89431eb447747c0de817798b17"/>
     <w:p>
       <w:pPr>
         <w:pStyle w:val="Heading3"/>
@@ -32360,8 +32462,8 @@
         <w:t xml:space="preserve">demek değildir.</w:t>
       </w:r>
     </w:p>
-    <w:bookmarkEnd w:id="137"/>
-    <w:bookmarkStart w:id="138" w:name="Xc169a60d480e3f196e189bef45d5cf889b8cf05"/>
+    <w:bookmarkEnd w:id="139"/>
+    <w:bookmarkStart w:id="140" w:name="Xc169a60d480e3f196e189bef45d5cf889b8cf05"/>
     <w:p>
       <w:pPr>
         <w:pStyle w:val="Heading3"/>
@@ -32663,9 +32765,9 @@
         </w:pict>
       </w:r>
     </w:p>
-    <w:bookmarkEnd w:id="138"/>
-    <w:bookmarkEnd w:id="139"/>
-    <w:bookmarkStart w:id="140" w:name="dönem-projesi-bu-hafta"/>
+    <w:bookmarkEnd w:id="140"/>
+    <w:bookmarkEnd w:id="141"/>
+    <w:bookmarkStart w:id="142" w:name="dönem-projesi-bu-hafta"/>
     <w:p>
       <w:pPr>
         <w:pStyle w:val="Heading2"/>
@@ -32796,8 +32898,8 @@
         </w:pict>
       </w:r>
     </w:p>
-    <w:bookmarkEnd w:id="140"/>
-    <w:bookmarkStart w:id="141" w:name="kendi-başına-çalış"/>
+    <w:bookmarkEnd w:id="142"/>
+    <w:bookmarkStart w:id="143" w:name="kendi-başına-çalış"/>
     <w:p>
       <w:pPr>
         <w:pStyle w:val="Heading2"/>
@@ -33251,8 +33353,8 @@
         </w:pict>
       </w:r>
     </w:p>
-    <w:bookmarkEnd w:id="141"/>
-    <w:bookmarkStart w:id="142" w:name="kendini-sınama"/>
+    <w:bookmarkEnd w:id="143"/>
+    <w:bookmarkStart w:id="144" w:name="kendini-sınama"/>
     <w:p>
       <w:pPr>
         <w:pStyle w:val="Heading2"/>
@@ -34979,8 +35081,8 @@
         </w:pict>
       </w:r>
     </w:p>
-    <w:bookmarkEnd w:id="142"/>
-    <w:bookmarkStart w:id="143" w:name="kaynaklar-ve-ileri-okuma"/>
+    <w:bookmarkEnd w:id="144"/>
+    <w:bookmarkStart w:id="145" w:name="kaynaklar-ve-ileri-okuma"/>
     <w:p>
       <w:pPr>
         <w:pStyle w:val="Heading2"/>
@@ -35773,8 +35875,8 @@
         </w:tc>
       </w:tr>
     </w:tbl>
-    <w:bookmarkEnd w:id="143"/>
-    <w:bookmarkEnd w:id="144"/>
+    <w:bookmarkEnd w:id="145"/>
+    <w:bookmarkEnd w:id="146"/>
     <w:sectPr>
       <w:headerReference r:id="rId9" w:type="default"/>
       <w:footerReference r:id="rId10" w:type="default"/>
